--- a/Otchet_Praktika_2_Spiski_i_paginaciya.docx
+++ b/Otchet_Praktika_2_Spiski_i_paginaciya.docx
@@ -2,132 +2,1156 @@
 <file path=word/document.xml><?xml version="1.0" encoding="utf-8"?>
 <w:document xmlns:wpc="http://schemas.microsoft.com/office/word/2010/wordprocessingCanvas" xmlns:mo="http://schemas.microsoft.com/office/mac/office/2008/main" xmlns:mc="http://schemas.openxmlformats.org/markup-compatibility/2006" xmlns:mv="urn:schemas-microsoft-com:mac:vml" xmlns:o="urn:schemas-microsoft-com:office:office" xmlns:r="http://schemas.openxmlformats.org/officeDocument/2006/relationships" xmlns:m="http://schemas.openxmlformats.org/officeDocument/2006/math" xmlns:v="urn:schemas-microsoft-com:vml" xmlns:wp14="http://schemas.microsoft.com/office/word/2010/wordprocessingDrawing" xmlns:wp="http://schemas.openxmlformats.org/drawingml/2006/wordprocessingDrawing" xmlns:w10="urn:schemas-microsoft-com:office:word" xmlns:w="http://schemas.openxmlformats.org/wordprocessingml/2006/main" xmlns:w14="http://schemas.microsoft.com/office/word/2010/wordml" xmlns:wpg="http://schemas.microsoft.com/office/word/2010/wordprocessingGroup" xmlns:wpi="http://schemas.microsoft.com/office/word/2010/wordprocessingInk" xmlns:wne="http://schemas.microsoft.com/office/word/2006/wordml" xmlns:wps="http://schemas.microsoft.com/office/word/2010/wordprocessingShape" mc:Ignorable="w14 wp14">
   <w:body>
-    <w:p/>
-    <w:p/>
-    <w:p/>
     <w:p>
       <w:pPr>
-        <w:jc w:val="center"/>
+        <w:keepNext w:val="0"/>
+        <w:keepLines w:val="0"/>
+        <w:pageBreakBefore w:val="0"/>
+        <w:widowControl w:val="0"/>
+        <w:pBdr>
+          <w:top w:space="0" w:sz="0" w:val="nil"/>
+          <w:left w:space="0" w:sz="0" w:val="nil"/>
+          <w:bottom w:space="0" w:sz="0" w:val="nil"/>
+          <w:right w:space="0" w:sz="0" w:val="nil"/>
+          <w:between w:space="0" w:sz="0" w:val="nil"/>
+        </w:pBdr>
+        <w:shd w:fill="auto" w:val="clear"/>
+        <w:spacing w:after="0" w:before="0" w:line="276" w:lineRule="auto"/>
+        <w:ind w:left="0" w:right="0" w:firstLine="0"/>
+        <w:jc w:val="left"/>
+        <w:rPr>
+          <w:smallCaps w:val="0"/>
+          <w:strike w:val="0"/>
+          <w:sz w:val="22"/>
+          <w:szCs w:val="22"/>
+          <w:u w:val="none"/>
+          <w:shd w:fill="auto" w:val="clear"/>
+          <w:vertAlign w:val="baseline"/>
+        </w:rPr>
       </w:pPr>
       <w:r>
         <w:rPr>
-          <w:rFonts w:ascii="Times New Roman" w:hAnsi="Times New Roman"/>
-          <w:b w:val="0"/>
+          <w:rtl w:val="0"/>
+        </w:rPr>
+      </w:r>
+    </w:p>
+    <w:tbl>
+      <w:tblPr>
+        <w:tblStyle w:val="Table1"/>
+        <w:tblW w:w="10151.0" w:type="dxa"/>
+        <w:jc w:val="center"/>
+        <w:tblLayout w:type="fixed"/>
+        <w:tblLook w:val="0400"/>
+      </w:tblPr>
+      <w:tblGrid>
+        <w:gridCol w:w="10151"/>
+        <w:tblGridChange w:id="0">
+          <w:tblGrid>
+            <w:gridCol w:w="10151"/>
+          </w:tblGrid>
+        </w:tblGridChange>
+      </w:tblGrid>
+      <w:tr>
+        <w:trPr>
+          <w:cantSplit w:val="0"/>
+          <w:trHeight w:val="276" w:hRule="atLeast"/>
+          <w:tblHeader w:val="0"/>
+        </w:trPr>
+        <w:tc>
+          <w:tcPr>
+            <w:tcBorders>
+              <w:top w:color="000000" w:space="0" w:sz="0" w:val="nil"/>
+              <w:left w:color="000000" w:space="0" w:sz="0" w:val="nil"/>
+              <w:bottom w:color="000000" w:space="0" w:sz="0" w:val="nil"/>
+              <w:right w:color="000000" w:space="0" w:sz="0" w:val="nil"/>
+            </w:tcBorders>
+          </w:tcPr>
+          <w:p>
+            <w:pPr>
+              <w:ind w:firstLine="0"/>
+              <w:jc w:val="center"/>
+              <w:rPr>
+                <w:sz w:val="22"/>
+                <w:szCs w:val="22"/>
+              </w:rPr>
+            </w:pPr>
+            <w:r>
+              <w:rPr>
+                <w:sz w:val="22"/>
+                <w:szCs w:val="22"/>
+                <w:rtl w:val="0"/>
+              </w:rPr>
+              <w:t xml:space="preserve">МИНИСТЕРСТВО НАУКИ И ВЫСШЕГО ОБРАЗОВАНИЯ РОССИЙСКОЙ ФЕДЕРАЦИИ</w:t>
+            </w:r>
+          </w:p>
+        </w:tc>
+      </w:tr>
+      <w:tr>
+        <w:trPr>
+          <w:cantSplit w:val="0"/>
+          <w:trHeight w:val="276" w:hRule="atLeast"/>
+          <w:tblHeader w:val="0"/>
+        </w:trPr>
+        <w:tc>
+          <w:tcPr>
+            <w:tcBorders>
+              <w:top w:color="000000" w:space="0" w:sz="0" w:val="nil"/>
+              <w:left w:color="000000" w:space="0" w:sz="0" w:val="nil"/>
+              <w:bottom w:color="000000" w:space="0" w:sz="0" w:val="nil"/>
+              <w:right w:color="000000" w:space="0" w:sz="0" w:val="nil"/>
+            </w:tcBorders>
+          </w:tcPr>
+          <w:p>
+            <w:pPr>
+              <w:ind w:firstLine="0"/>
+              <w:jc w:val="center"/>
+              <w:rPr>
+                <w:sz w:val="22"/>
+                <w:szCs w:val="22"/>
+              </w:rPr>
+            </w:pPr>
+            <w:r>
+              <w:rPr>
+                <w:sz w:val="22"/>
+                <w:szCs w:val="22"/>
+                <w:rtl w:val="0"/>
+              </w:rPr>
+              <w:t xml:space="preserve">федеральное государственное бюджетное образовательное учреждение высшего образования </w:t>
+            </w:r>
+            <w:r>
+              <w:rPr>
+                <w:sz w:val="22"/>
+                <w:szCs w:val="22"/>
+                <w:rtl w:val="0"/>
+              </w:rPr>
+              <w:t xml:space="preserve">«Российский экономический университет имени Г.В. Плеханова»</w:t>
+            </w:r>
+          </w:p>
+          <w:p>
+            <w:pPr>
+              <w:ind w:firstLine="0"/>
+              <w:jc w:val="center"/>
+              <w:rPr/>
+            </w:pPr>
+            <w:r>
+              <w:rPr>
+                <w:rtl w:val="0"/>
+              </w:rPr>
+              <w:t xml:space="preserve">Московский приборостроительный техникум</w:t>
+            </w:r>
+          </w:p>
+          <w:p>
+            <w:pPr>
+              <w:ind w:firstLine="0"/>
+              <w:rPr/>
+            </w:pPr>
+            <w:r>
+              <w:rPr>
+                <w:rtl w:val="0"/>
+              </w:rPr>
+            </w:r>
+          </w:p>
+        </w:tc>
+      </w:tr>
+    </w:tbl>
+    <w:p>
+      <w:pPr>
+        <w:keepNext w:val="0"/>
+        <w:keepLines w:val="0"/>
+        <w:pageBreakBefore w:val="0"/>
+        <w:widowControl w:val="0"/>
+        <w:pBdr>
+          <w:top w:space="0" w:sz="0" w:val="nil"/>
+          <w:left w:space="0" w:sz="0" w:val="nil"/>
+          <w:bottom w:space="0" w:sz="0" w:val="nil"/>
+          <w:right w:space="0" w:sz="0" w:val="nil"/>
+          <w:between w:space="0" w:sz="0" w:val="nil"/>
+        </w:pBdr>
+        <w:shd w:fill="auto" w:val="clear"/>
+        <w:spacing w:after="120" w:before="120" w:line="336" w:lineRule="auto"/>
+        <w:ind w:left="0" w:right="0" w:firstLine="0"/>
+        <w:jc w:val="both"/>
+        <w:rPr>
+          <w:smallCaps w:val="0"/>
+          <w:strike w:val="0"/>
           <w:sz w:val="28"/>
+          <w:szCs w:val="28"/>
+          <w:u w:val="none"/>
+          <w:shd w:fill="auto" w:val="clear"/>
+          <w:vertAlign w:val="baseline"/>
         </w:rPr>
-        <w:t>МИНИСТЕРСТВО НАУКИ И ВЫСШЕГО ОБРАЗОВАНИЯ РОССИЙСКОЙ ФЕДЕРАЦИИ</w:t>
+      </w:pPr>
+      <w:r>
+        <w:rPr>
+          <w:rtl w:val="0"/>
+        </w:rPr>
       </w:r>
     </w:p>
     <w:p>
       <w:pPr>
+        <w:keepNext w:val="0"/>
+        <w:keepLines w:val="0"/>
+        <w:pageBreakBefore w:val="0"/>
+        <w:widowControl w:val="0"/>
+        <w:pBdr>
+          <w:top w:space="0" w:sz="0" w:val="nil"/>
+          <w:left w:space="0" w:sz="0" w:val="nil"/>
+          <w:bottom w:space="0" w:sz="0" w:val="nil"/>
+          <w:right w:space="0" w:sz="0" w:val="nil"/>
+          <w:between w:space="0" w:sz="0" w:val="nil"/>
+        </w:pBdr>
+        <w:shd w:fill="auto" w:val="clear"/>
+        <w:spacing w:after="120" w:before="120" w:line="240" w:lineRule="auto"/>
+        <w:ind w:left="0" w:right="0" w:firstLine="0"/>
         <w:jc w:val="center"/>
+        <w:rPr>
+          <w:smallCaps w:val="0"/>
+          <w:strike w:val="0"/>
+          <w:sz w:val="28"/>
+          <w:szCs w:val="28"/>
+          <w:u w:val="none"/>
+          <w:shd w:fill="auto" w:val="clear"/>
+          <w:vertAlign w:val="baseline"/>
+        </w:rPr>
       </w:pPr>
       <w:r>
         <w:rPr>
-          <w:rFonts w:ascii="Times New Roman" w:hAnsi="Times New Roman"/>
-          <w:b w:val="0"/>
+          <w:smallCaps w:val="0"/>
+          <w:strike w:val="0"/>
           <w:sz w:val="28"/>
+          <w:szCs w:val="28"/>
+          <w:u w:val="none"/>
+          <w:shd w:fill="auto" w:val="clear"/>
+          <w:vertAlign w:val="baseline"/>
+          <w:rtl w:val="0"/>
         </w:rPr>
-        <w:t>(наименование образовательной организации)</w:t>
-      </w:r>
-    </w:p>
-    <w:p/>
-    <w:p>
-      <w:pPr>
-        <w:jc w:val="center"/>
-      </w:pPr>
-      <w:r>
-        <w:rPr>
-          <w:rFonts w:ascii="Times New Roman" w:hAnsi="Times New Roman"/>
-          <w:b/>
-          <w:sz w:val="28"/>
-        </w:rPr>
-        <w:t>ОТЧЁТ</w:t>
-        <w:br/>
-        <w:t>по практической работе № 2</w:t>
+        <w:t xml:space="preserve">ОТЧЕТ</w:t>
       </w:r>
     </w:p>
     <w:p>
       <w:pPr>
+        <w:keepNext w:val="0"/>
+        <w:keepLines w:val="0"/>
+        <w:pageBreakBefore w:val="0"/>
+        <w:widowControl w:val="0"/>
+        <w:pBdr>
+          <w:top w:space="0" w:sz="0" w:val="nil"/>
+          <w:left w:space="0" w:sz="0" w:val="nil"/>
+          <w:bottom w:space="0" w:sz="0" w:val="nil"/>
+          <w:right w:space="0" w:sz="0" w:val="nil"/>
+          <w:between w:space="0" w:sz="0" w:val="nil"/>
+        </w:pBdr>
+        <w:shd w:fill="auto" w:val="clear"/>
+        <w:spacing w:after="120" w:before="120" w:line="240" w:lineRule="auto"/>
+        <w:ind w:left="0" w:right="0" w:firstLine="0"/>
         <w:jc w:val="center"/>
+        <w:rPr>
+          <w:smallCaps w:val="0"/>
+          <w:strike w:val="0"/>
+          <w:sz w:val="28"/>
+          <w:szCs w:val="28"/>
+          <w:u w:val="none"/>
+          <w:shd w:fill="auto" w:val="clear"/>
+          <w:vertAlign w:val="baseline"/>
+        </w:rPr>
       </w:pPr>
       <w:r>
         <w:rPr>
-          <w:rFonts w:ascii="Times New Roman" w:hAnsi="Times New Roman"/>
-          <w:b/>
+          <w:smallCaps w:val="0"/>
+          <w:strike w:val="0"/>
           <w:sz w:val="28"/>
+          <w:szCs w:val="28"/>
+          <w:u w:val="none"/>
+          <w:shd w:fill="auto" w:val="clear"/>
+          <w:vertAlign w:val="baseline"/>
+          <w:rtl w:val="0"/>
         </w:rPr>
-        <w:t>«Списки, поиск, фильтрация и пагинация»</w:t>
-      </w:r>
-    </w:p>
-    <w:p/>
-    <w:p>
-      <w:pPr>
-        <w:jc w:val="center"/>
-      </w:pPr>
-      <w:r>
-        <w:rPr>
-          <w:rFonts w:ascii="Times New Roman" w:hAnsi="Times New Roman"/>
-          <w:b w:val="0"/>
-          <w:sz w:val="28"/>
-        </w:rPr>
-        <w:t>Тема итогового проекта:</w:t>
-        <w:br/>
-        <w:t>«Сервис проката туристического и мототехнического оборудования»</w:t>
-      </w:r>
-    </w:p>
-    <w:p/>
-    <w:p>
-      <w:pPr>
-        <w:jc w:val="right"/>
-      </w:pPr>
-      <w:r>
-        <w:rPr>
-          <w:rFonts w:ascii="Times New Roman" w:hAnsi="Times New Roman"/>
-          <w:b w:val="0"/>
-          <w:sz w:val="28"/>
-        </w:rPr>
-        <w:t>Выполнил(а): _________________________________</w:t>
+        <w:t xml:space="preserve">по учебной практике</w:t>
       </w:r>
     </w:p>
     <w:p>
       <w:pPr>
-        <w:jc w:val="right"/>
+        <w:keepNext w:val="0"/>
+        <w:keepLines w:val="0"/>
+        <w:pageBreakBefore w:val="0"/>
+        <w:widowControl w:val="0"/>
+        <w:pBdr>
+          <w:top w:space="0" w:sz="0" w:val="nil"/>
+          <w:left w:space="0" w:sz="0" w:val="nil"/>
+          <w:bottom w:space="0" w:sz="0" w:val="nil"/>
+          <w:right w:space="0" w:sz="0" w:val="nil"/>
+          <w:between w:space="0" w:sz="0" w:val="nil"/>
+        </w:pBdr>
+        <w:shd w:fill="auto" w:val="clear"/>
+        <w:tabs>
+          <w:tab w:val="left" w:leader="none" w:pos="9923"/>
+        </w:tabs>
+        <w:spacing w:after="120" w:before="120" w:line="240" w:lineRule="auto"/>
+        <w:ind w:left="0" w:right="0" w:firstLine="0"/>
+        <w:jc w:val="left"/>
+        <w:rPr>
+          <w:smallCaps w:val="0"/>
+          <w:strike w:val="0"/>
+          <w:sz w:val="28"/>
+          <w:szCs w:val="28"/>
+          <w:u w:val="single"/>
+          <w:shd w:fill="auto" w:val="clear"/>
+          <w:vertAlign w:val="baseline"/>
+        </w:rPr>
       </w:pPr>
       <w:r>
         <w:rPr>
-          <w:rFonts w:ascii="Times New Roman" w:hAnsi="Times New Roman"/>
-          <w:b w:val="0"/>
+          <w:smallCaps w:val="0"/>
+          <w:strike w:val="0"/>
           <w:sz w:val="28"/>
+          <w:szCs w:val="28"/>
+          <w:u w:val="single"/>
+          <w:shd w:fill="auto" w:val="clear"/>
+          <w:vertAlign w:val="baseline"/>
+          <w:rtl w:val="0"/>
         </w:rPr>
-        <w:t>Группа: ______________________________________</w:t>
+        <w:t xml:space="preserve">УП.04.01 «Внедрение и поддержка программного обеспечения».</w:t>
+      </w:r>
+      <w:r>
+        <w:rPr>
+          <w:rtl w:val="0"/>
+        </w:rPr>
       </w:r>
     </w:p>
     <w:p>
       <w:pPr>
-        <w:jc w:val="right"/>
+        <w:keepNext w:val="0"/>
+        <w:keepLines w:val="0"/>
+        <w:pageBreakBefore w:val="0"/>
+        <w:widowControl w:val="0"/>
+        <w:pBdr>
+          <w:top w:space="0" w:sz="0" w:val="nil"/>
+          <w:left w:space="0" w:sz="0" w:val="nil"/>
+          <w:bottom w:space="0" w:sz="0" w:val="nil"/>
+          <w:right w:space="0" w:sz="0" w:val="nil"/>
+          <w:between w:space="0" w:sz="0" w:val="nil"/>
+        </w:pBdr>
+        <w:shd w:fill="auto" w:val="clear"/>
+        <w:spacing w:after="120" w:before="120" w:line="240" w:lineRule="auto"/>
+        <w:ind w:left="0" w:right="0" w:firstLine="0"/>
+        <w:jc w:val="center"/>
+        <w:rPr>
+          <w:smallCaps w:val="0"/>
+          <w:strike w:val="0"/>
+          <w:sz w:val="28"/>
+          <w:szCs w:val="28"/>
+          <w:u w:val="none"/>
+          <w:shd w:fill="auto" w:val="clear"/>
+          <w:vertAlign w:val="baseline"/>
+        </w:rPr>
       </w:pPr>
       <w:r>
         <w:rPr>
-          <w:rFonts w:ascii="Times New Roman" w:hAnsi="Times New Roman"/>
-          <w:b w:val="0"/>
-          <w:sz w:val="28"/>
+          <w:rtl w:val="0"/>
         </w:rPr>
-        <w:t>Преподаватель: _______________________________</w:t>
       </w:r>
     </w:p>
-    <w:p/>
     <w:p>
       <w:pPr>
-        <w:jc w:val="center"/>
+        <w:keepNext w:val="0"/>
+        <w:keepLines w:val="0"/>
+        <w:pageBreakBefore w:val="0"/>
+        <w:widowControl w:val="0"/>
+        <w:pBdr>
+          <w:top w:space="0" w:sz="0" w:val="nil"/>
+          <w:left w:space="0" w:sz="0" w:val="nil"/>
+          <w:bottom w:space="0" w:sz="0" w:val="nil"/>
+          <w:right w:space="0" w:sz="0" w:val="nil"/>
+          <w:between w:space="0" w:sz="0" w:val="nil"/>
+        </w:pBdr>
+        <w:shd w:fill="auto" w:val="clear"/>
+        <w:tabs>
+          <w:tab w:val="left" w:leader="none" w:pos="9923"/>
+        </w:tabs>
+        <w:spacing w:after="120" w:before="120" w:line="240" w:lineRule="auto"/>
+        <w:ind w:left="0" w:right="0" w:firstLine="0"/>
+        <w:jc w:val="left"/>
+        <w:rPr>
+          <w:smallCaps w:val="0"/>
+          <w:strike w:val="0"/>
+          <w:sz w:val="28"/>
+          <w:szCs w:val="28"/>
+          <w:u w:val="none"/>
+          <w:shd w:fill="auto" w:val="clear"/>
+          <w:vertAlign w:val="baseline"/>
+        </w:rPr>
       </w:pPr>
       <w:r>
         <w:rPr>
-          <w:rFonts w:ascii="Times New Roman" w:hAnsi="Times New Roman"/>
-          <w:b w:val="0"/>
+          <w:rtl w:val="0"/>
+        </w:rPr>
+      </w:r>
+    </w:p>
+    <w:p>
+      <w:pPr>
+        <w:keepNext w:val="0"/>
+        <w:keepLines w:val="0"/>
+        <w:pageBreakBefore w:val="0"/>
+        <w:widowControl w:val="0"/>
+        <w:pBdr>
+          <w:top w:space="0" w:sz="0" w:val="nil"/>
+          <w:left w:space="0" w:sz="0" w:val="nil"/>
+          <w:bottom w:space="0" w:sz="0" w:val="nil"/>
+          <w:right w:space="0" w:sz="0" w:val="nil"/>
+          <w:between w:space="0" w:sz="0" w:val="nil"/>
+        </w:pBdr>
+        <w:shd w:fill="auto" w:val="clear"/>
+        <w:tabs>
+          <w:tab w:val="left" w:leader="none" w:pos="9923"/>
+        </w:tabs>
+        <w:spacing w:after="120" w:before="120" w:line="240" w:lineRule="auto"/>
+        <w:ind w:left="0" w:right="0" w:firstLine="0"/>
+        <w:jc w:val="both"/>
+        <w:rPr>
+          <w:smallCaps w:val="0"/>
+          <w:strike w:val="0"/>
           <w:sz w:val="28"/>
+          <w:szCs w:val="28"/>
+          <w:u w:val="single"/>
+          <w:shd w:fill="auto" w:val="clear"/>
+          <w:vertAlign w:val="baseline"/>
         </w:rPr>
-        <w:t>2026</w:t>
+      </w:pPr>
+      <w:r>
+        <w:rPr>
+          <w:smallCaps w:val="0"/>
+          <w:strike w:val="0"/>
+          <w:sz w:val="28"/>
+          <w:szCs w:val="28"/>
+          <w:u w:val="single"/>
+          <w:shd w:fill="auto" w:val="clear"/>
+          <w:vertAlign w:val="baseline"/>
+          <w:rtl w:val="0"/>
+        </w:rPr>
+        <w:t xml:space="preserve">Профессионального модуля 04. Сопровождение и обслуживание программного обеспечения компьютерных систем.</w:t>
+      </w:r>
+      <w:r>
+        <w:rPr>
+          <w:rtl w:val="0"/>
+        </w:rPr>
+      </w:r>
+    </w:p>
+    <w:p>
+      <w:pPr>
+        <w:keepNext w:val="0"/>
+        <w:keepLines w:val="0"/>
+        <w:pageBreakBefore w:val="0"/>
+        <w:widowControl w:val="0"/>
+        <w:pBdr>
+          <w:top w:space="0" w:sz="0" w:val="nil"/>
+          <w:left w:space="0" w:sz="0" w:val="nil"/>
+          <w:bottom w:space="0" w:sz="0" w:val="nil"/>
+          <w:right w:space="0" w:sz="0" w:val="nil"/>
+          <w:between w:space="0" w:sz="0" w:val="nil"/>
+        </w:pBdr>
+        <w:shd w:fill="auto" w:val="clear"/>
+        <w:spacing w:after="120" w:before="120" w:line="240" w:lineRule="auto"/>
+        <w:ind w:left="0" w:right="0" w:firstLine="0"/>
+        <w:jc w:val="center"/>
+        <w:rPr>
+          <w:smallCaps w:val="0"/>
+          <w:strike w:val="0"/>
+          <w:sz w:val="28"/>
+          <w:szCs w:val="28"/>
+          <w:u w:val="none"/>
+          <w:shd w:fill="auto" w:val="clear"/>
+          <w:vertAlign w:val="baseline"/>
+        </w:rPr>
+      </w:pPr>
+      <w:r>
+        <w:rPr>
+          <w:rtl w:val="0"/>
+        </w:rPr>
+      </w:r>
+    </w:p>
+    <w:p>
+      <w:pPr>
+        <w:keepNext w:val="0"/>
+        <w:keepLines w:val="0"/>
+        <w:pageBreakBefore w:val="0"/>
+        <w:widowControl w:val="0"/>
+        <w:pBdr>
+          <w:top w:space="0" w:sz="0" w:val="nil"/>
+          <w:left w:space="0" w:sz="0" w:val="nil"/>
+          <w:bottom w:space="0" w:sz="0" w:val="nil"/>
+          <w:right w:space="0" w:sz="0" w:val="nil"/>
+          <w:between w:space="0" w:sz="0" w:val="nil"/>
+        </w:pBdr>
+        <w:shd w:fill="auto" w:val="clear"/>
+        <w:tabs>
+          <w:tab w:val="left" w:leader="none" w:pos="9923"/>
+        </w:tabs>
+        <w:spacing w:after="120" w:before="120" w:line="240" w:lineRule="auto"/>
+        <w:ind w:left="0" w:right="0" w:firstLine="0"/>
+        <w:jc w:val="left"/>
+        <w:rPr>
+          <w:smallCaps w:val="0"/>
+          <w:strike w:val="0"/>
+          <w:sz w:val="28"/>
+          <w:szCs w:val="28"/>
+          <w:u w:val="none"/>
+          <w:shd w:fill="auto" w:val="clear"/>
+          <w:vertAlign w:val="baseline"/>
+        </w:rPr>
+      </w:pPr>
+      <w:r>
+        <w:rPr>
+          <w:rtl w:val="0"/>
+        </w:rPr>
+      </w:r>
+    </w:p>
+    <w:p>
+      <w:pPr>
+        <w:keepNext w:val="0"/>
+        <w:keepLines w:val="0"/>
+        <w:pageBreakBefore w:val="0"/>
+        <w:widowControl w:val="0"/>
+        <w:pBdr>
+          <w:top w:space="0" w:sz="0" w:val="nil"/>
+          <w:left w:space="0" w:sz="0" w:val="nil"/>
+          <w:bottom w:space="0" w:sz="0" w:val="nil"/>
+          <w:right w:space="0" w:sz="0" w:val="nil"/>
+          <w:between w:space="0" w:sz="0" w:val="nil"/>
+        </w:pBdr>
+        <w:shd w:fill="auto" w:val="clear"/>
+        <w:tabs>
+          <w:tab w:val="left" w:leader="none" w:pos="9923"/>
+        </w:tabs>
+        <w:spacing w:after="120" w:before="120" w:line="240" w:lineRule="auto"/>
+        <w:ind w:left="0" w:right="0" w:firstLine="0"/>
+        <w:jc w:val="left"/>
+        <w:rPr>
+          <w:smallCaps w:val="0"/>
+          <w:strike w:val="0"/>
+          <w:sz w:val="28"/>
+          <w:szCs w:val="28"/>
+          <w:u w:val="single"/>
+          <w:shd w:fill="auto" w:val="clear"/>
+          <w:vertAlign w:val="baseline"/>
+        </w:rPr>
+      </w:pPr>
+      <w:r>
+        <w:rPr>
+          <w:smallCaps w:val="0"/>
+          <w:strike w:val="0"/>
+          <w:sz w:val="28"/>
+          <w:szCs w:val="28"/>
+          <w:u w:val="none"/>
+          <w:shd w:fill="auto" w:val="clear"/>
+          <w:vertAlign w:val="baseline"/>
+          <w:rtl w:val="0"/>
+        </w:rPr>
+        <w:t xml:space="preserve">Специальность 09.02.07 </w:t>
+      </w:r>
+      <w:r>
+        <w:rPr>
+          <w:smallCaps w:val="0"/>
+          <w:strike w:val="0"/>
+          <w:sz w:val="28"/>
+          <w:szCs w:val="28"/>
+          <w:u w:val="single"/>
+          <w:shd w:fill="auto" w:val="clear"/>
+          <w:vertAlign w:val="baseline"/>
+          <w:rtl w:val="0"/>
+        </w:rPr>
+        <w:t xml:space="preserve">      Информационные системы и программирование.                                                                                     </w:t>
+      </w:r>
+    </w:p>
+    <w:p>
+      <w:pPr>
+        <w:keepNext w:val="0"/>
+        <w:keepLines w:val="0"/>
+        <w:pageBreakBefore w:val="0"/>
+        <w:widowControl w:val="0"/>
+        <w:pBdr>
+          <w:top w:space="0" w:sz="0" w:val="nil"/>
+          <w:left w:space="0" w:sz="0" w:val="nil"/>
+          <w:bottom w:space="0" w:sz="0" w:val="nil"/>
+          <w:right w:space="0" w:sz="0" w:val="nil"/>
+          <w:between w:space="0" w:sz="0" w:val="nil"/>
+        </w:pBdr>
+        <w:shd w:fill="auto" w:val="clear"/>
+        <w:spacing w:after="120" w:before="120" w:line="240" w:lineRule="auto"/>
+        <w:ind w:left="0" w:right="0" w:firstLine="0"/>
+        <w:jc w:val="both"/>
+        <w:rPr>
+          <w:smallCaps w:val="0"/>
+          <w:strike w:val="0"/>
+          <w:sz w:val="28"/>
+          <w:szCs w:val="28"/>
+          <w:u w:val="none"/>
+          <w:shd w:fill="auto" w:val="clear"/>
+          <w:vertAlign w:val="baseline"/>
+        </w:rPr>
+      </w:pPr>
+      <w:r>
+        <w:rPr>
+          <w:rtl w:val="0"/>
+        </w:rPr>
+      </w:r>
+    </w:p>
+    <w:p>
+      <w:pPr>
+        <w:keepNext w:val="0"/>
+        <w:keepLines w:val="0"/>
+        <w:pageBreakBefore w:val="0"/>
+        <w:widowControl w:val="0"/>
+        <w:pBdr>
+          <w:top w:space="0" w:sz="0" w:val="nil"/>
+          <w:left w:space="0" w:sz="0" w:val="nil"/>
+          <w:bottom w:space="0" w:sz="0" w:val="nil"/>
+          <w:right w:space="0" w:sz="0" w:val="nil"/>
+          <w:between w:space="0" w:sz="0" w:val="nil"/>
+        </w:pBdr>
+        <w:shd w:fill="auto" w:val="clear"/>
+        <w:spacing w:after="120" w:before="120" w:line="240" w:lineRule="auto"/>
+        <w:ind w:left="0" w:right="0" w:firstLine="0"/>
+        <w:jc w:val="both"/>
+        <w:rPr>
+          <w:smallCaps w:val="0"/>
+          <w:strike w:val="0"/>
+          <w:sz w:val="28"/>
+          <w:szCs w:val="28"/>
+          <w:u w:val="single"/>
+          <w:shd w:fill="auto" w:val="clear"/>
+          <w:vertAlign w:val="baseline"/>
+        </w:rPr>
+      </w:pPr>
+      <w:r>
+        <w:rPr>
+          <w:smallCaps w:val="0"/>
+          <w:strike w:val="0"/>
+          <w:sz w:val="28"/>
+          <w:szCs w:val="28"/>
+          <w:u w:val="none"/>
+          <w:shd w:fill="auto" w:val="clear"/>
+          <w:vertAlign w:val="baseline"/>
+          <w:rtl w:val="0"/>
+        </w:rPr>
+        <w:t xml:space="preserve">Студент      </w:t>
+      </w:r>
+      <w:r>
+        <w:rPr>
+          <w:smallCaps w:val="0"/>
+          <w:strike w:val="0"/>
+          <w:sz w:val="28"/>
+          <w:szCs w:val="28"/>
+          <w:u w:val="single"/>
+          <w:shd w:fill="auto" w:val="clear"/>
+          <w:vertAlign w:val="baseline"/>
+          <w:rtl w:val="0"/>
+        </w:rPr>
+        <w:t xml:space="preserve">   </w:t>
+      </w:r>
+      <w:r>
+        <w:rPr>
+          <w:u w:val="single"/>
+          <w:rtl w:val="0"/>
+        </w:rPr>
+        <w:t xml:space="preserve">Романов </w:t>
+      </w:r>
+      <w:r>
+        <w:rPr>
+          <w:smallCaps w:val="0"/>
+          <w:strike w:val="0"/>
+          <w:sz w:val="28"/>
+          <w:szCs w:val="28"/>
+          <w:u w:val="single"/>
+          <w:vertAlign w:val="baseline"/>
+          <w:rtl w:val="0"/>
+        </w:rPr>
+        <w:t xml:space="preserve">Иван </w:t>
+      </w:r>
+      <w:r>
+        <w:rPr>
+          <w:u w:val="single"/>
+          <w:rtl w:val="0"/>
+        </w:rPr>
+        <w:t xml:space="preserve">Сергеевич</w:t>
+      </w:r>
+      <w:r>
+        <w:rPr>
+          <w:smallCaps w:val="0"/>
+          <w:strike w:val="0"/>
+          <w:sz w:val="28"/>
+          <w:szCs w:val="28"/>
+          <w:u w:val="single"/>
+          <w:vertAlign w:val="baseline"/>
+          <w:rtl w:val="0"/>
+        </w:rPr>
+        <w:t xml:space="preserve">.</w:t>
+      </w:r>
+      <w:r>
+        <w:rPr>
+          <w:smallCaps w:val="0"/>
+          <w:strike w:val="0"/>
+          <w:sz w:val="28"/>
+          <w:szCs w:val="28"/>
+          <w:u w:val="single"/>
+          <w:shd w:fill="auto" w:val="clear"/>
+          <w:vertAlign w:val="baseline"/>
+          <w:rtl w:val="0"/>
+        </w:rPr>
+        <w:t xml:space="preserve"> </w:t>
+      </w:r>
+    </w:p>
+    <w:p>
+      <w:pPr>
+        <w:keepNext w:val="0"/>
+        <w:keepLines w:val="0"/>
+        <w:pageBreakBefore w:val="0"/>
+        <w:widowControl w:val="0"/>
+        <w:pBdr>
+          <w:top w:space="0" w:sz="0" w:val="nil"/>
+          <w:left w:space="0" w:sz="0" w:val="nil"/>
+          <w:bottom w:space="0" w:sz="0" w:val="nil"/>
+          <w:right w:space="0" w:sz="0" w:val="nil"/>
+          <w:between w:space="0" w:sz="0" w:val="nil"/>
+        </w:pBdr>
+        <w:shd w:fill="auto" w:val="clear"/>
+        <w:spacing w:after="120" w:before="120" w:line="240" w:lineRule="auto"/>
+        <w:ind w:left="0" w:right="0" w:firstLine="0"/>
+        <w:jc w:val="center"/>
+        <w:rPr>
+          <w:smallCaps w:val="0"/>
+          <w:strike w:val="0"/>
+          <w:sz w:val="28"/>
+          <w:szCs w:val="28"/>
+          <w:u w:val="none"/>
+          <w:shd w:fill="auto" w:val="clear"/>
+          <w:vertAlign w:val="baseline"/>
+        </w:rPr>
+      </w:pPr>
+      <w:r>
+        <w:rPr>
+          <w:smallCaps w:val="0"/>
+          <w:strike w:val="0"/>
+          <w:sz w:val="28"/>
+          <w:szCs w:val="28"/>
+          <w:u w:val="none"/>
+          <w:shd w:fill="auto" w:val="clear"/>
+          <w:vertAlign w:val="baseline"/>
+          <w:rtl w:val="0"/>
+        </w:rPr>
+        <w:t xml:space="preserve">(фамилия, имя, отчество)</w:t>
+      </w:r>
+    </w:p>
+    <w:p>
+      <w:pPr>
+        <w:keepNext w:val="0"/>
+        <w:keepLines w:val="0"/>
+        <w:pageBreakBefore w:val="0"/>
+        <w:widowControl w:val="0"/>
+        <w:pBdr>
+          <w:top w:space="0" w:sz="0" w:val="nil"/>
+          <w:left w:space="0" w:sz="0" w:val="nil"/>
+          <w:bottom w:space="0" w:sz="0" w:val="nil"/>
+          <w:right w:space="0" w:sz="0" w:val="nil"/>
+          <w:between w:space="0" w:sz="0" w:val="nil"/>
+        </w:pBdr>
+        <w:shd w:fill="auto" w:val="clear"/>
+        <w:spacing w:after="120" w:before="120" w:line="240" w:lineRule="auto"/>
+        <w:ind w:left="0" w:right="0" w:firstLine="0"/>
+        <w:jc w:val="both"/>
+        <w:rPr>
+          <w:smallCaps w:val="0"/>
+          <w:strike w:val="0"/>
+          <w:sz w:val="28"/>
+          <w:szCs w:val="28"/>
+          <w:u w:val="single"/>
+          <w:vertAlign w:val="baseline"/>
+        </w:rPr>
+      </w:pPr>
+      <w:r>
+        <w:rPr>
+          <w:smallCaps w:val="0"/>
+          <w:strike w:val="0"/>
+          <w:sz w:val="28"/>
+          <w:szCs w:val="28"/>
+          <w:u w:val="none"/>
+          <w:shd w:fill="auto" w:val="clear"/>
+          <w:vertAlign w:val="baseline"/>
+          <w:rtl w:val="0"/>
+        </w:rPr>
+        <w:t xml:space="preserve">Группа</w:t>
+        <w:tab/>
+      </w:r>
+      <w:r>
+        <w:rPr>
+          <w:smallCaps w:val="0"/>
+          <w:strike w:val="0"/>
+          <w:sz w:val="28"/>
+          <w:szCs w:val="28"/>
+          <w:u w:val="single"/>
+          <w:shd w:fill="auto" w:val="clear"/>
+          <w:vertAlign w:val="baseline"/>
+          <w:rtl w:val="0"/>
+        </w:rPr>
+        <w:t xml:space="preserve">   </w:t>
+      </w:r>
+      <w:r>
+        <w:rPr>
+          <w:smallCaps w:val="0"/>
+          <w:strike w:val="0"/>
+          <w:sz w:val="28"/>
+          <w:szCs w:val="28"/>
+          <w:u w:val="single"/>
+          <w:vertAlign w:val="baseline"/>
+          <w:rtl w:val="0"/>
+        </w:rPr>
+        <w:t xml:space="preserve">П-</w:t>
+      </w:r>
+      <w:r>
+        <w:rPr>
+          <w:u w:val="single"/>
+          <w:rtl w:val="0"/>
+        </w:rPr>
+        <w:t xml:space="preserve">2</w:t>
+      </w:r>
+      <w:r>
+        <w:rPr>
+          <w:smallCaps w:val="0"/>
+          <w:strike w:val="0"/>
+          <w:sz w:val="28"/>
+          <w:szCs w:val="28"/>
+          <w:u w:val="single"/>
+          <w:vertAlign w:val="baseline"/>
+          <w:rtl w:val="0"/>
+        </w:rPr>
+        <w:t xml:space="preserve">-23</w:t>
+      </w:r>
+      <w:r>
+        <w:rPr>
+          <w:rtl w:val="0"/>
+        </w:rPr>
+      </w:r>
+    </w:p>
+    <w:p>
+      <w:pPr>
+        <w:keepNext w:val="0"/>
+        <w:keepLines w:val="0"/>
+        <w:pageBreakBefore w:val="0"/>
+        <w:widowControl w:val="0"/>
+        <w:pBdr>
+          <w:top w:space="0" w:sz="0" w:val="nil"/>
+          <w:left w:space="0" w:sz="0" w:val="nil"/>
+          <w:bottom w:space="0" w:sz="0" w:val="nil"/>
+          <w:right w:space="0" w:sz="0" w:val="nil"/>
+          <w:between w:space="0" w:sz="0" w:val="nil"/>
+        </w:pBdr>
+        <w:shd w:fill="auto" w:val="clear"/>
+        <w:spacing w:after="120" w:before="120" w:line="240" w:lineRule="auto"/>
+        <w:ind w:left="0" w:right="0" w:firstLine="0"/>
+        <w:jc w:val="both"/>
+        <w:rPr>
+          <w:smallCaps w:val="0"/>
+          <w:strike w:val="0"/>
+          <w:sz w:val="28"/>
+          <w:szCs w:val="28"/>
+          <w:u w:val="none"/>
+          <w:shd w:fill="auto" w:val="clear"/>
+          <w:vertAlign w:val="baseline"/>
+        </w:rPr>
+      </w:pPr>
+      <w:r>
+        <w:rPr>
+          <w:rtl w:val="0"/>
+        </w:rPr>
+      </w:r>
+    </w:p>
+    <w:p>
+      <w:pPr>
+        <w:keepNext w:val="0"/>
+        <w:keepLines w:val="0"/>
+        <w:pageBreakBefore w:val="0"/>
+        <w:widowControl w:val="0"/>
+        <w:pBdr>
+          <w:top w:space="0" w:sz="0" w:val="nil"/>
+          <w:left w:space="0" w:sz="0" w:val="nil"/>
+          <w:bottom w:space="0" w:sz="0" w:val="nil"/>
+          <w:right w:space="0" w:sz="0" w:val="nil"/>
+          <w:between w:space="0" w:sz="0" w:val="nil"/>
+        </w:pBdr>
+        <w:shd w:fill="auto" w:val="clear"/>
+        <w:spacing w:after="120" w:before="120" w:line="240" w:lineRule="auto"/>
+        <w:ind w:left="0" w:right="0" w:firstLine="0"/>
+        <w:jc w:val="both"/>
+        <w:rPr>
+          <w:smallCaps w:val="0"/>
+          <w:strike w:val="0"/>
+          <w:sz w:val="28"/>
+          <w:szCs w:val="28"/>
+          <w:u w:val="none"/>
+          <w:shd w:fill="auto" w:val="clear"/>
+          <w:vertAlign w:val="baseline"/>
+        </w:rPr>
+      </w:pPr>
+      <w:r>
+        <w:rPr>
+          <w:smallCaps w:val="0"/>
+          <w:strike w:val="0"/>
+          <w:sz w:val="28"/>
+          <w:szCs w:val="28"/>
+          <w:u w:val="none"/>
+          <w:shd w:fill="auto" w:val="clear"/>
+          <w:vertAlign w:val="baseline"/>
+          <w:rtl w:val="0"/>
+        </w:rPr>
+        <w:t xml:space="preserve">Руководитель по практической подготовке от техникума</w:t>
+      </w:r>
+    </w:p>
+    <w:p>
+      <w:pPr>
+        <w:keepNext w:val="0"/>
+        <w:keepLines w:val="0"/>
+        <w:pageBreakBefore w:val="0"/>
+        <w:widowControl w:val="0"/>
+        <w:pBdr>
+          <w:top w:space="0" w:sz="0" w:val="nil"/>
+          <w:left w:space="0" w:sz="0" w:val="nil"/>
+          <w:bottom w:space="0" w:sz="0" w:val="nil"/>
+          <w:right w:space="0" w:sz="0" w:val="nil"/>
+          <w:between w:space="0" w:sz="0" w:val="nil"/>
+        </w:pBdr>
+        <w:shd w:fill="auto" w:val="clear"/>
+        <w:spacing w:after="120" w:before="120" w:line="240" w:lineRule="auto"/>
+        <w:ind w:left="0" w:right="0" w:firstLine="0"/>
+        <w:jc w:val="both"/>
+        <w:rPr>
+          <w:smallCaps w:val="0"/>
+          <w:strike w:val="0"/>
+          <w:sz w:val="28"/>
+          <w:szCs w:val="28"/>
+          <w:u w:val="none"/>
+          <w:shd w:fill="auto" w:val="clear"/>
+          <w:vertAlign w:val="baseline"/>
+        </w:rPr>
+      </w:pPr>
+      <w:r>
+        <w:rPr>
+          <w:rtl w:val="0"/>
+        </w:rPr>
+      </w:r>
+    </w:p>
+    <w:p>
+      <w:pPr>
+        <w:keepNext w:val="0"/>
+        <w:keepLines w:val="0"/>
+        <w:pageBreakBefore w:val="0"/>
+        <w:widowControl w:val="0"/>
+        <w:pBdr>
+          <w:top w:space="0" w:sz="0" w:val="nil"/>
+          <w:left w:space="0" w:sz="0" w:val="nil"/>
+          <w:bottom w:space="0" w:sz="0" w:val="nil"/>
+          <w:right w:space="0" w:sz="0" w:val="nil"/>
+          <w:between w:space="0" w:sz="0" w:val="nil"/>
+        </w:pBdr>
+        <w:shd w:fill="auto" w:val="clear"/>
+        <w:spacing w:after="120" w:before="120" w:line="240" w:lineRule="auto"/>
+        <w:ind w:left="0" w:right="0" w:firstLine="0"/>
+        <w:jc w:val="both"/>
+        <w:rPr>
+          <w:smallCaps w:val="0"/>
+          <w:strike w:val="0"/>
+          <w:sz w:val="28"/>
+          <w:szCs w:val="28"/>
+          <w:u w:val="none"/>
+          <w:shd w:fill="auto" w:val="clear"/>
+          <w:vertAlign w:val="baseline"/>
+        </w:rPr>
+      </w:pPr>
+      <w:r>
+        <w:rPr>
+          <w:smallCaps w:val="0"/>
+          <w:strike w:val="0"/>
+          <w:sz w:val="28"/>
+          <w:szCs w:val="28"/>
+          <w:u w:val="single"/>
+          <w:shd w:fill="auto" w:val="clear"/>
+          <w:vertAlign w:val="baseline"/>
+          <w:rtl w:val="0"/>
+        </w:rPr>
+        <w:t xml:space="preserve">    Серяк Даниил Владимирович  </w:t>
+      </w:r>
+      <w:r>
+        <w:rPr>
+          <w:smallCaps w:val="0"/>
+          <w:strike w:val="0"/>
+          <w:sz w:val="28"/>
+          <w:szCs w:val="28"/>
+          <w:u w:val="none"/>
+          <w:shd w:fill="auto" w:val="clear"/>
+          <w:vertAlign w:val="baseline"/>
+          <w:rtl w:val="0"/>
+        </w:rPr>
+        <w:t xml:space="preserve">                                        </w:t>
+      </w:r>
+    </w:p>
+    <w:p>
+      <w:pPr>
+        <w:keepNext w:val="0"/>
+        <w:keepLines w:val="0"/>
+        <w:pageBreakBefore w:val="0"/>
+        <w:widowControl w:val="0"/>
+        <w:pBdr>
+          <w:top w:space="0" w:sz="0" w:val="nil"/>
+          <w:left w:space="0" w:sz="0" w:val="nil"/>
+          <w:bottom w:space="0" w:sz="0" w:val="nil"/>
+          <w:right w:space="0" w:sz="0" w:val="nil"/>
+          <w:between w:space="0" w:sz="0" w:val="nil"/>
+        </w:pBdr>
+        <w:shd w:fill="auto" w:val="clear"/>
+        <w:spacing w:after="120" w:before="120" w:line="240" w:lineRule="auto"/>
+        <w:ind w:left="0" w:right="0" w:firstLine="0"/>
+        <w:jc w:val="center"/>
+        <w:rPr>
+          <w:smallCaps w:val="0"/>
+          <w:strike w:val="0"/>
+          <w:sz w:val="28"/>
+          <w:szCs w:val="28"/>
+          <w:u w:val="none"/>
+          <w:shd w:fill="auto" w:val="clear"/>
+          <w:vertAlign w:val="baseline"/>
+        </w:rPr>
+      </w:pPr>
+      <w:r>
+        <w:rPr>
+          <w:smallCaps w:val="0"/>
+          <w:strike w:val="0"/>
+          <w:sz w:val="28"/>
+          <w:szCs w:val="28"/>
+          <w:u w:val="none"/>
+          <w:shd w:fill="auto" w:val="clear"/>
+          <w:vertAlign w:val="baseline"/>
+          <w:rtl w:val="0"/>
+        </w:rPr>
+        <w:t xml:space="preserve">(фамилия, имя, отчество)</w:t>
+      </w:r>
+    </w:p>
+    <w:p>
+      <w:pPr>
+        <w:keepNext w:val="0"/>
+        <w:keepLines w:val="0"/>
+        <w:pageBreakBefore w:val="0"/>
+        <w:widowControl w:val="0"/>
+        <w:pBdr>
+          <w:top w:space="0" w:sz="0" w:val="nil"/>
+          <w:left w:space="0" w:sz="0" w:val="nil"/>
+          <w:bottom w:space="0" w:sz="0" w:val="nil"/>
+          <w:right w:space="0" w:sz="0" w:val="nil"/>
+          <w:between w:space="0" w:sz="0" w:val="nil"/>
+        </w:pBdr>
+        <w:shd w:fill="auto" w:val="clear"/>
+        <w:spacing w:after="120" w:before="120" w:line="240" w:lineRule="auto"/>
+        <w:ind w:left="0" w:right="0" w:firstLine="0"/>
+        <w:jc w:val="right"/>
+        <w:rPr>
+          <w:smallCaps w:val="0"/>
+          <w:strike w:val="0"/>
+          <w:sz w:val="28"/>
+          <w:szCs w:val="28"/>
+          <w:u w:val="none"/>
+          <w:shd w:fill="auto" w:val="clear"/>
+          <w:vertAlign w:val="baseline"/>
+        </w:rPr>
+      </w:pPr>
+      <w:r>
+        <w:rPr>
+          <w:smallCaps w:val="0"/>
+          <w:strike w:val="0"/>
+          <w:sz w:val="28"/>
+          <w:szCs w:val="28"/>
+          <w:u w:val="none"/>
+          <w:shd w:fill="auto" w:val="clear"/>
+          <w:vertAlign w:val="baseline"/>
+          <w:rtl w:val="0"/>
+        </w:rPr>
+        <w:t xml:space="preserve"> </w:t>
+      </w:r>
+    </w:p>
+    <w:p>
+      <w:pPr>
+        <w:keepNext w:val="0"/>
+        <w:keepLines w:val="0"/>
+        <w:pageBreakBefore w:val="0"/>
+        <w:widowControl w:val="0"/>
+        <w:pBdr>
+          <w:top w:space="0" w:sz="0" w:val="nil"/>
+          <w:left w:space="0" w:sz="0" w:val="nil"/>
+          <w:bottom w:space="0" w:sz="0" w:val="nil"/>
+          <w:right w:space="0" w:sz="0" w:val="nil"/>
+          <w:between w:space="0" w:sz="0" w:val="nil"/>
+        </w:pBdr>
+        <w:shd w:fill="auto" w:val="clear"/>
+        <w:spacing w:after="120" w:before="120" w:line="240" w:lineRule="auto"/>
+        <w:ind w:left="0" w:right="0" w:firstLine="0"/>
+        <w:jc w:val="right"/>
+        <w:rPr>
+          <w:smallCaps w:val="0"/>
+          <w:strike w:val="0"/>
+          <w:sz w:val="28"/>
+          <w:szCs w:val="28"/>
+          <w:u w:val="none"/>
+          <w:shd w:fill="auto" w:val="clear"/>
+          <w:vertAlign w:val="baseline"/>
+        </w:rPr>
+      </w:pPr>
+      <w:r>
+        <w:rPr>
+          <w:smallCaps w:val="0"/>
+          <w:strike w:val="0"/>
+          <w:sz w:val="28"/>
+          <w:szCs w:val="28"/>
+          <w:u w:val="none"/>
+          <w:shd w:fill="auto" w:val="clear"/>
+          <w:vertAlign w:val="baseline"/>
+          <w:rtl w:val="0"/>
+        </w:rPr>
+        <w:t xml:space="preserve">«__» ______ 2026 года</w:t>
+      </w:r>
+    </w:p>
+    <w:p>
+      <w:pPr>
+        <w:spacing w:after="0" w:before="0" w:line="240" w:lineRule="auto"/>
+        <w:ind w:firstLine="0"/>
+        <w:jc w:val="left"/>
+        <w:rPr/>
+      </w:pPr>
+      <w:r>
+        <w:rPr>
+          <w:rtl w:val="0"/>
+        </w:rPr>
+      </w:r>
+    </w:p>
+    <w:p>
+      <w:pPr>
+        <w:spacing w:after="0" w:before="0" w:line="240" w:lineRule="auto"/>
+        <w:ind w:firstLine="0"/>
+        <w:jc w:val="left"/>
+        <w:rPr/>
+      </w:pPr>
+      <w:r>
+        <w:rPr>
+          <w:rtl w:val="0"/>
+        </w:rPr>
+      </w:r>
+    </w:p>
+    <w:p>
+      <w:pPr>
+        <w:spacing w:after="0" w:before="0" w:line="240" w:lineRule="auto"/>
+        <w:ind w:firstLine="0"/>
+        <w:jc w:val="left"/>
+        <w:rPr/>
+      </w:pPr>
+      <w:r>
+        <w:rPr>
+          <w:rtl w:val="0"/>
+        </w:rPr>
       </w:r>
     </w:p>
     <w:p>
@@ -137,2395 +1161,2035 @@
     </w:p>
     <w:p>
       <w:pPr>
-        <w:pStyle w:val="Heading1"/>
+        <w:spacing w:before="200" w:after="120"/>
+        <w:ind w:firstLine="0"/>
       </w:pPr>
       <w:r>
         <w:rPr>
           <w:rFonts w:ascii="Times New Roman" w:hAnsi="Times New Roman"/>
+          <w:b/>
+          <w:sz w:val="30"/>
         </w:rPr>
-        <w:t>Содержание</w:t>
+        <w:t>Практическая работа 2. Списки, поиск, фильтрация и пагинация</w:t>
       </w:r>
     </w:p>
     <w:p>
+      <w:pPr>
+        <w:spacing w:line="360" w:lineRule="auto"/>
+        <w:ind w:firstLine="709"/>
+        <w:jc w:val="both"/>
+      </w:pPr>
       <w:r>
         <w:rPr>
           <w:rFonts w:ascii="Times New Roman" w:hAnsi="Times New Roman"/>
           <w:b w:val="0"/>
           <w:sz w:val="28"/>
         </w:rPr>
-        <w:t>1. Введение</w:t>
+        <w:t>Цель — разработать Flutter Web-каталог проката туристического и мототехнического оборудования с сущностями Equipment и Client, in-memory репозиториями, provider-состоянием, поиском, фильтрами, сортировкой, пагинацией и синхронизацией условий отбора с URL.</w:t>
       </w:r>
     </w:p>
     <w:p>
+      <w:pPr>
+        <w:spacing w:before="200" w:after="120"/>
+        <w:ind w:firstLine="0"/>
+      </w:pPr>
+      <w:r>
+        <w:rPr>
+          <w:rFonts w:ascii="Times New Roman" w:hAnsi="Times New Roman"/>
+          <w:b/>
+          <w:sz w:val="30"/>
+        </w:rPr>
+        <w:t>Схема слоёв приложения</w:t>
+      </w:r>
+    </w:p>
+    <w:p>
+      <w:pPr>
+        <w:spacing w:line="360" w:lineRule="auto"/>
+        <w:ind w:firstLine="709"/>
+        <w:jc w:val="both"/>
+      </w:pPr>
       <w:r>
         <w:rPr>
           <w:rFonts w:ascii="Times New Roman" w:hAnsi="Times New Roman"/>
           <w:b w:val="0"/>
           <w:sz w:val="28"/>
         </w:rPr>
-        <w:t>2. Цель и задачи работы</w:t>
+        <w:t>Приложение разделено на четыре уровня: models (данные и Query), repositories (доступ к данным), state (ChangeNotifier через provider), screens и widgets (UI). Экраны не вызывают репозитории напрямую — только методы notifier. Такой порядок упрощает замену in-memory хранилища на HTTP API.</w:t>
       </w:r>
     </w:p>
     <w:p>
+      <w:pPr>
+        <w:ind w:firstLine="0"/>
+        <w:jc w:val="center"/>
+      </w:pPr>
+      <w:r>
+        <w:drawing>
+          <wp:inline xmlns:a="http://schemas.openxmlformats.org/drawingml/2006/main" xmlns:pic="http://schemas.openxmlformats.org/drawingml/2006/picture">
+            <wp:extent cx="5760000" cy="3328000"/>
+            <wp:docPr id="1" name="Picture 1"/>
+            <wp:cNvGraphicFramePr>
+              <a:graphicFrameLocks noChangeAspect="1"/>
+            </wp:cNvGraphicFramePr>
+            <a:graphic>
+              <a:graphicData uri="http://schemas.openxmlformats.org/drawingml/2006/picture">
+                <pic:pic>
+                  <pic:nvPicPr>
+                    <pic:cNvPr id="0" name="fig_layers_schema.png"/>
+                    <pic:cNvPicPr/>
+                  </pic:nvPicPr>
+                  <pic:blipFill>
+                    <a:blip r:embed="rId9"/>
+                    <a:stretch>
+                      <a:fillRect/>
+                    </a:stretch>
+                  </pic:blipFill>
+                  <pic:spPr>
+                    <a:xfrm>
+                      <a:off x="0" y="0"/>
+                      <a:ext cx="5760000" cy="3328000"/>
+                    </a:xfrm>
+                    <a:prstGeom prst="rect"/>
+                  </pic:spPr>
+                </pic:pic>
+              </a:graphicData>
+            </a:graphic>
+          </wp:inline>
+        </w:drawing>
+      </w:r>
+    </w:p>
+    <w:p>
+      <w:pPr>
+        <w:spacing w:before="0" w:after="0" w:line="240" w:lineRule="auto"/>
+        <w:ind w:firstLine="0"/>
+        <w:jc w:val="center"/>
+      </w:pPr>
+      <w:r>
+        <w:rPr>
+          <w:rFonts w:ascii="Times New Roman" w:hAnsi="Times New Roman"/>
+          <w:b w:val="0"/>
+          <w:sz w:val="24"/>
+        </w:rPr>
+        <w:t>Рисунок 1 — Схема слоёв приложения</w:t>
+      </w:r>
+    </w:p>
+    <w:p>
+      <w:pPr>
+        <w:spacing w:before="200" w:after="120"/>
+        <w:ind w:firstLine="0"/>
+      </w:pPr>
+      <w:r>
+        <w:rPr>
+          <w:rFonts w:ascii="Times New Roman" w:hAnsi="Times New Roman"/>
+          <w:b/>
+          <w:sz w:val="30"/>
+        </w:rPr>
+        <w:t>Обобщённый виджет EntityTable</w:t>
+      </w:r>
+    </w:p>
+    <w:p>
+      <w:pPr>
+        <w:spacing w:line="360" w:lineRule="auto"/>
+        <w:ind w:firstLine="709"/>
+        <w:jc w:val="both"/>
+      </w:pPr>
       <w:r>
         <w:rPr>
           <w:rFonts w:ascii="Times New Roman" w:hAnsi="Times New Roman"/>
           <w:b w:val="0"/>
           <w:sz w:val="28"/>
         </w:rPr>
-        <w:t>3. Используемые технологии</w:t>
+        <w:t>Таблица вынесена в EntityTable&lt;T&gt;, потому что Equipment и Client используют одинаковую механику: чекбоксы, сортировка по заголовку, прокрутка и колонка действий. Колонки задаются списком TableColumnSpec, поэтому при добавлении новой сущности не дублируется разметка DataTable — меняется только описание колонок.</w:t>
       </w:r>
     </w:p>
     <w:p>
+      <w:pPr>
+        <w:spacing w:before="200" w:after="120"/>
+        <w:ind w:firstLine="0"/>
+      </w:pPr>
+      <w:r>
+        <w:rPr>
+          <w:rFonts w:ascii="Times New Roman" w:hAnsi="Times New Roman"/>
+          <w:b/>
+          <w:sz w:val="30"/>
+        </w:rPr>
+        <w:t>Ошибка в методе deleteMany</w:t>
+      </w:r>
+    </w:p>
+    <w:p>
+      <w:pPr>
+        <w:spacing w:line="360" w:lineRule="auto"/>
+        <w:ind w:firstLine="709"/>
+        <w:jc w:val="both"/>
+      </w:pPr>
       <w:r>
         <w:rPr>
           <w:rFonts w:ascii="Times New Roman" w:hAnsi="Times New Roman"/>
           <w:b w:val="0"/>
           <w:sz w:val="28"/>
         </w:rPr>
-        <w:t>4. Описание предметной области и сущностей</w:t>
+        <w:t>В учебной версии deleteMany для Equipment использовалось условие index &gt; 0 после indexWhere. Из-за этого элемент с индексом 0 в списке _items не удалялся при массовом удалении. Исправление — проверка index &gt;= 0 (не найдено — index == -1).</w:t>
       </w:r>
     </w:p>
     <w:p>
+      <w:pPr>
+        <w:spacing w:before="200" w:after="120"/>
+        <w:ind w:firstLine="0"/>
+      </w:pPr>
+      <w:r>
+        <w:rPr>
+          <w:rFonts w:ascii="Times New Roman" w:hAnsi="Times New Roman"/>
+          <w:b/>
+          <w:sz w:val="30"/>
+        </w:rPr>
+        <w:t>Снимки экранов приложения</w:t>
+      </w:r>
+    </w:p>
+    <w:p>
+      <w:pPr>
+        <w:spacing w:line="360" w:lineRule="auto"/>
+        <w:ind w:firstLine="709"/>
+        <w:jc w:val="both"/>
+      </w:pPr>
       <w:r>
         <w:rPr>
           <w:rFonts w:ascii="Times New Roman" w:hAnsi="Times New Roman"/>
           <w:b w:val="0"/>
           <w:sz w:val="28"/>
         </w:rPr>
-        <w:t>5. Архитектура приложения</w:t>
+        <w:t>Ниже приведены обязательные состояния интерфейса: таблица, карточки на узком окне, фильтры, множественное выделение, пустой результат, ошибка, параметры в адресной строке, карточка и загрузка.</w:t>
       </w:r>
     </w:p>
     <w:p>
+      <w:pPr>
+        <w:ind w:firstLine="0"/>
+        <w:jc w:val="center"/>
+      </w:pPr>
+      <w:r>
+        <w:drawing>
+          <wp:inline xmlns:a="http://schemas.openxmlformats.org/drawingml/2006/main" xmlns:pic="http://schemas.openxmlformats.org/drawingml/2006/picture">
+            <wp:extent cx="5760000" cy="4050000"/>
+            <wp:docPr id="2" name="Picture 2"/>
+            <wp:cNvGraphicFramePr>
+              <a:graphicFrameLocks noChangeAspect="1"/>
+            </wp:cNvGraphicFramePr>
+            <a:graphic>
+              <a:graphicData uri="http://schemas.openxmlformats.org/drawingml/2006/picture">
+                <pic:pic>
+                  <pic:nvPicPr>
+                    <pic:cNvPr id="0" name="fig01_table_list.png"/>
+                    <pic:cNvPicPr/>
+                  </pic:nvPicPr>
+                  <pic:blipFill>
+                    <a:blip r:embed="rId10"/>
+                    <a:stretch>
+                      <a:fillRect/>
+                    </a:stretch>
+                  </pic:blipFill>
+                  <pic:spPr>
+                    <a:xfrm>
+                      <a:off x="0" y="0"/>
+                      <a:ext cx="5760000" cy="4050000"/>
+                    </a:xfrm>
+                    <a:prstGeom prst="rect"/>
+                  </pic:spPr>
+                </pic:pic>
+              </a:graphicData>
+            </a:graphic>
+          </wp:inline>
+        </w:drawing>
+      </w:r>
+    </w:p>
+    <w:p>
+      <w:pPr>
+        <w:spacing w:before="0" w:after="0" w:line="240" w:lineRule="auto"/>
+        <w:ind w:firstLine="0"/>
+        <w:jc w:val="center"/>
+      </w:pPr>
+      <w:r>
+        <w:rPr>
+          <w:rFonts w:ascii="Times New Roman" w:hAnsi="Times New Roman"/>
+          <w:b w:val="0"/>
+          <w:sz w:val="24"/>
+        </w:rPr>
+        <w:t>Рисунок 2 — Список в виде таблицы</w:t>
+      </w:r>
+    </w:p>
+    <w:p>
+      <w:pPr>
+        <w:ind w:firstLine="0"/>
+        <w:jc w:val="center"/>
+      </w:pPr>
+      <w:r>
+        <w:drawing>
+          <wp:inline xmlns:a="http://schemas.openxmlformats.org/drawingml/2006/main" xmlns:pic="http://schemas.openxmlformats.org/drawingml/2006/picture">
+            <wp:extent cx="5760000" cy="12465231"/>
+            <wp:docPr id="3" name="Picture 3"/>
+            <wp:cNvGraphicFramePr>
+              <a:graphicFrameLocks noChangeAspect="1"/>
+            </wp:cNvGraphicFramePr>
+            <a:graphic>
+              <a:graphicData uri="http://schemas.openxmlformats.org/drawingml/2006/picture">
+                <pic:pic>
+                  <pic:nvPicPr>
+                    <pic:cNvPr id="0" name="fig02_card_list_mobile.png"/>
+                    <pic:cNvPicPr/>
+                  </pic:nvPicPr>
+                  <pic:blipFill>
+                    <a:blip r:embed="rId11"/>
+                    <a:stretch>
+                      <a:fillRect/>
+                    </a:stretch>
+                  </pic:blipFill>
+                  <pic:spPr>
+                    <a:xfrm>
+                      <a:off x="0" y="0"/>
+                      <a:ext cx="5760000" cy="12465231"/>
+                    </a:xfrm>
+                    <a:prstGeom prst="rect"/>
+                  </pic:spPr>
+                </pic:pic>
+              </a:graphicData>
+            </a:graphic>
+          </wp:inline>
+        </w:drawing>
+      </w:r>
+    </w:p>
+    <w:p>
+      <w:pPr>
+        <w:spacing w:before="0" w:after="0" w:line="240" w:lineRule="auto"/>
+        <w:ind w:firstLine="0"/>
+        <w:jc w:val="center"/>
+      </w:pPr>
+      <w:r>
+        <w:rPr>
+          <w:rFonts w:ascii="Times New Roman" w:hAnsi="Times New Roman"/>
+          <w:b w:val="0"/>
+          <w:sz w:val="24"/>
+        </w:rPr>
+        <w:t>Рисунок 3 — Список карточками на узком окне</w:t>
+      </w:r>
+    </w:p>
+    <w:p>
+      <w:pPr>
+        <w:ind w:firstLine="0"/>
+        <w:jc w:val="center"/>
+      </w:pPr>
+      <w:r>
+        <w:drawing>
+          <wp:inline xmlns:a="http://schemas.openxmlformats.org/drawingml/2006/main" xmlns:pic="http://schemas.openxmlformats.org/drawingml/2006/picture">
+            <wp:extent cx="5760000" cy="4050000"/>
+            <wp:docPr id="4" name="Picture 4"/>
+            <wp:cNvGraphicFramePr>
+              <a:graphicFrameLocks noChangeAspect="1"/>
+            </wp:cNvGraphicFramePr>
+            <a:graphic>
+              <a:graphicData uri="http://schemas.openxmlformats.org/drawingml/2006/picture">
+                <pic:pic>
+                  <pic:nvPicPr>
+                    <pic:cNvPr id="0" name="fig03_filters_applied.png"/>
+                    <pic:cNvPicPr/>
+                  </pic:nvPicPr>
+                  <pic:blipFill>
+                    <a:blip r:embed="rId12"/>
+                    <a:stretch>
+                      <a:fillRect/>
+                    </a:stretch>
+                  </pic:blipFill>
+                  <pic:spPr>
+                    <a:xfrm>
+                      <a:off x="0" y="0"/>
+                      <a:ext cx="5760000" cy="4050000"/>
+                    </a:xfrm>
+                    <a:prstGeom prst="rect"/>
+                  </pic:spPr>
+                </pic:pic>
+              </a:graphicData>
+            </a:graphic>
+          </wp:inline>
+        </w:drawing>
+      </w:r>
+    </w:p>
+    <w:p>
+      <w:pPr>
+        <w:spacing w:before="0" w:after="0" w:line="240" w:lineRule="auto"/>
+        <w:ind w:firstLine="0"/>
+        <w:jc w:val="center"/>
+      </w:pPr>
+      <w:r>
+        <w:rPr>
+          <w:rFonts w:ascii="Times New Roman" w:hAnsi="Times New Roman"/>
+          <w:b w:val="0"/>
+          <w:sz w:val="24"/>
+        </w:rPr>
+        <w:t>Рисунок 4 — Применённые фильтры отбора</w:t>
+      </w:r>
+    </w:p>
+    <w:p>
+      <w:pPr>
+        <w:ind w:firstLine="0"/>
+        <w:jc w:val="center"/>
+      </w:pPr>
+      <w:r>
+        <w:drawing>
+          <wp:inline xmlns:a="http://schemas.openxmlformats.org/drawingml/2006/main" xmlns:pic="http://schemas.openxmlformats.org/drawingml/2006/picture">
+            <wp:extent cx="5760000" cy="4050000"/>
+            <wp:docPr id="5" name="Picture 5"/>
+            <wp:cNvGraphicFramePr>
+              <a:graphicFrameLocks noChangeAspect="1"/>
+            </wp:cNvGraphicFramePr>
+            <a:graphic>
+              <a:graphicData uri="http://schemas.openxmlformats.org/drawingml/2006/picture">
+                <pic:pic>
+                  <pic:nvPicPr>
+                    <pic:cNvPr id="0" name="fig04_multi_selection.png"/>
+                    <pic:cNvPicPr/>
+                  </pic:nvPicPr>
+                  <pic:blipFill>
+                    <a:blip r:embed="rId13"/>
+                    <a:stretch>
+                      <a:fillRect/>
+                    </a:stretch>
+                  </pic:blipFill>
+                  <pic:spPr>
+                    <a:xfrm>
+                      <a:off x="0" y="0"/>
+                      <a:ext cx="5760000" cy="4050000"/>
+                    </a:xfrm>
+                    <a:prstGeom prst="rect"/>
+                  </pic:spPr>
+                </pic:pic>
+              </a:graphicData>
+            </a:graphic>
+          </wp:inline>
+        </w:drawing>
+      </w:r>
+    </w:p>
+    <w:p>
+      <w:pPr>
+        <w:spacing w:before="0" w:after="0" w:line="240" w:lineRule="auto"/>
+        <w:ind w:firstLine="0"/>
+        <w:jc w:val="center"/>
+      </w:pPr>
+      <w:r>
+        <w:rPr>
+          <w:rFonts w:ascii="Times New Roman" w:hAnsi="Times New Roman"/>
+          <w:b w:val="0"/>
+          <w:sz w:val="24"/>
+        </w:rPr>
+        <w:t>Рисунок 5 — Выделение нескольких записей</w:t>
+      </w:r>
+    </w:p>
+    <w:p>
+      <w:pPr>
+        <w:ind w:firstLine="0"/>
+        <w:jc w:val="center"/>
+      </w:pPr>
+      <w:r>
+        <w:drawing>
+          <wp:inline xmlns:a="http://schemas.openxmlformats.org/drawingml/2006/main" xmlns:pic="http://schemas.openxmlformats.org/drawingml/2006/picture">
+            <wp:extent cx="5760000" cy="4050000"/>
+            <wp:docPr id="6" name="Picture 6"/>
+            <wp:cNvGraphicFramePr>
+              <a:graphicFrameLocks noChangeAspect="1"/>
+            </wp:cNvGraphicFramePr>
+            <a:graphic>
+              <a:graphicData uri="http://schemas.openxmlformats.org/drawingml/2006/picture">
+                <pic:pic>
+                  <pic:nvPicPr>
+                    <pic:cNvPr id="0" name="fig05_empty_result.png"/>
+                    <pic:cNvPicPr/>
+                  </pic:nvPicPr>
+                  <pic:blipFill>
+                    <a:blip r:embed="rId14"/>
+                    <a:stretch>
+                      <a:fillRect/>
+                    </a:stretch>
+                  </pic:blipFill>
+                  <pic:spPr>
+                    <a:xfrm>
+                      <a:off x="0" y="0"/>
+                      <a:ext cx="5760000" cy="4050000"/>
+                    </a:xfrm>
+                    <a:prstGeom prst="rect"/>
+                  </pic:spPr>
+                </pic:pic>
+              </a:graphicData>
+            </a:graphic>
+          </wp:inline>
+        </w:drawing>
+      </w:r>
+    </w:p>
+    <w:p>
+      <w:pPr>
+        <w:spacing w:before="0" w:after="0" w:line="240" w:lineRule="auto"/>
+        <w:ind w:firstLine="0"/>
+        <w:jc w:val="center"/>
+      </w:pPr>
+      <w:r>
+        <w:rPr>
+          <w:rFonts w:ascii="Times New Roman" w:hAnsi="Times New Roman"/>
+          <w:b w:val="0"/>
+          <w:sz w:val="24"/>
+        </w:rPr>
+        <w:t>Рисунок 6 — Пустой результат поиска</w:t>
+      </w:r>
+    </w:p>
+    <w:p>
+      <w:pPr>
+        <w:ind w:firstLine="0"/>
+        <w:jc w:val="center"/>
+      </w:pPr>
+      <w:r>
+        <w:drawing>
+          <wp:inline xmlns:a="http://schemas.openxmlformats.org/drawingml/2006/main" xmlns:pic="http://schemas.openxmlformats.org/drawingml/2006/picture">
+            <wp:extent cx="5760000" cy="4050000"/>
+            <wp:docPr id="7" name="Picture 7"/>
+            <wp:cNvGraphicFramePr>
+              <a:graphicFrameLocks noChangeAspect="1"/>
+            </wp:cNvGraphicFramePr>
+            <a:graphic>
+              <a:graphicData uri="http://schemas.openxmlformats.org/drawingml/2006/picture">
+                <pic:pic>
+                  <pic:nvPicPr>
+                    <pic:cNvPr id="0" name="fig06_error_state.png"/>
+                    <pic:cNvPicPr/>
+                  </pic:nvPicPr>
+                  <pic:blipFill>
+                    <a:blip r:embed="rId15"/>
+                    <a:stretch>
+                      <a:fillRect/>
+                    </a:stretch>
+                  </pic:blipFill>
+                  <pic:spPr>
+                    <a:xfrm>
+                      <a:off x="0" y="0"/>
+                      <a:ext cx="5760000" cy="4050000"/>
+                    </a:xfrm>
+                    <a:prstGeom prst="rect"/>
+                  </pic:spPr>
+                </pic:pic>
+              </a:graphicData>
+            </a:graphic>
+          </wp:inline>
+        </w:drawing>
+      </w:r>
+    </w:p>
+    <w:p>
+      <w:pPr>
+        <w:spacing w:before="0" w:after="0" w:line="240" w:lineRule="auto"/>
+        <w:ind w:firstLine="0"/>
+        <w:jc w:val="center"/>
+      </w:pPr>
+      <w:r>
+        <w:rPr>
+          <w:rFonts w:ascii="Times New Roman" w:hAnsi="Times New Roman"/>
+          <w:b w:val="0"/>
+          <w:sz w:val="24"/>
+        </w:rPr>
+        <w:t>Рисунок 7 — Состояние ошибки загрузки</w:t>
+      </w:r>
+    </w:p>
+    <w:p>
+      <w:pPr>
+        <w:ind w:firstLine="0"/>
+        <w:jc w:val="center"/>
+      </w:pPr>
+      <w:r>
+        <w:drawing>
+          <wp:inline xmlns:a="http://schemas.openxmlformats.org/drawingml/2006/main" xmlns:pic="http://schemas.openxmlformats.org/drawingml/2006/picture">
+            <wp:extent cx="5760000" cy="4050000"/>
+            <wp:docPr id="8" name="Picture 8"/>
+            <wp:cNvGraphicFramePr>
+              <a:graphicFrameLocks noChangeAspect="1"/>
+            </wp:cNvGraphicFramePr>
+            <a:graphic>
+              <a:graphicData uri="http://schemas.openxmlformats.org/drawingml/2006/picture">
+                <pic:pic>
+                  <pic:nvPicPr>
+                    <pic:cNvPr id="0" name="fig07_url_query_params.png"/>
+                    <pic:cNvPicPr/>
+                  </pic:nvPicPr>
+                  <pic:blipFill>
+                    <a:blip r:embed="rId16"/>
+                    <a:stretch>
+                      <a:fillRect/>
+                    </a:stretch>
+                  </pic:blipFill>
+                  <pic:spPr>
+                    <a:xfrm>
+                      <a:off x="0" y="0"/>
+                      <a:ext cx="5760000" cy="4050000"/>
+                    </a:xfrm>
+                    <a:prstGeom prst="rect"/>
+                  </pic:spPr>
+                </pic:pic>
+              </a:graphicData>
+            </a:graphic>
+          </wp:inline>
+        </w:drawing>
+      </w:r>
+    </w:p>
+    <w:p>
+      <w:pPr>
+        <w:spacing w:before="0" w:after="0" w:line="240" w:lineRule="auto"/>
+        <w:ind w:firstLine="0"/>
+        <w:jc w:val="center"/>
+      </w:pPr>
+      <w:r>
+        <w:rPr>
+          <w:rFonts w:ascii="Times New Roman" w:hAnsi="Times New Roman"/>
+          <w:b w:val="0"/>
+          <w:sz w:val="24"/>
+        </w:rPr>
+        <w:t>Рисунок 8 — Адресная строка с параметрами</w:t>
+      </w:r>
+    </w:p>
+    <w:p>
+      <w:pPr>
+        <w:ind w:firstLine="0"/>
+        <w:jc w:val="center"/>
+      </w:pPr>
+      <w:r>
+        <w:drawing>
+          <wp:inline xmlns:a="http://schemas.openxmlformats.org/drawingml/2006/main" xmlns:pic="http://schemas.openxmlformats.org/drawingml/2006/picture">
+            <wp:extent cx="5760000" cy="4050000"/>
+            <wp:docPr id="9" name="Picture 9"/>
+            <wp:cNvGraphicFramePr>
+              <a:graphicFrameLocks noChangeAspect="1"/>
+            </wp:cNvGraphicFramePr>
+            <a:graphic>
+              <a:graphicData uri="http://schemas.openxmlformats.org/drawingml/2006/picture">
+                <pic:pic>
+                  <pic:nvPicPr>
+                    <pic:cNvPr id="0" name="fig08_equipment_detail.png"/>
+                    <pic:cNvPicPr/>
+                  </pic:nvPicPr>
+                  <pic:blipFill>
+                    <a:blip r:embed="rId17"/>
+                    <a:stretch>
+                      <a:fillRect/>
+                    </a:stretch>
+                  </pic:blipFill>
+                  <pic:spPr>
+                    <a:xfrm>
+                      <a:off x="0" y="0"/>
+                      <a:ext cx="5760000" cy="4050000"/>
+                    </a:xfrm>
+                    <a:prstGeom prst="rect"/>
+                  </pic:spPr>
+                </pic:pic>
+              </a:graphicData>
+            </a:graphic>
+          </wp:inline>
+        </w:drawing>
+      </w:r>
+    </w:p>
+    <w:p>
+      <w:pPr>
+        <w:spacing w:before="0" w:after="0" w:line="240" w:lineRule="auto"/>
+        <w:ind w:firstLine="0"/>
+        <w:jc w:val="center"/>
+      </w:pPr>
+      <w:r>
+        <w:rPr>
+          <w:rFonts w:ascii="Times New Roman" w:hAnsi="Times New Roman"/>
+          <w:b w:val="0"/>
+          <w:sz w:val="24"/>
+        </w:rPr>
+        <w:t>Рисунок 9 — Карточка оборудования</w:t>
+      </w:r>
+    </w:p>
+    <w:p>
+      <w:pPr>
+        <w:ind w:firstLine="0"/>
+        <w:jc w:val="center"/>
+      </w:pPr>
+      <w:r>
+        <w:drawing>
+          <wp:inline xmlns:a="http://schemas.openxmlformats.org/drawingml/2006/main" xmlns:pic="http://schemas.openxmlformats.org/drawingml/2006/picture">
+            <wp:extent cx="5760000" cy="4050000"/>
+            <wp:docPr id="10" name="Picture 10"/>
+            <wp:cNvGraphicFramePr>
+              <a:graphicFrameLocks noChangeAspect="1"/>
+            </wp:cNvGraphicFramePr>
+            <a:graphic>
+              <a:graphicData uri="http://schemas.openxmlformats.org/drawingml/2006/picture">
+                <pic:pic>
+                  <pic:nvPicPr>
+                    <pic:cNvPr id="0" name="fig09_loading_state.png"/>
+                    <pic:cNvPicPr/>
+                  </pic:nvPicPr>
+                  <pic:blipFill>
+                    <a:blip r:embed="rId18"/>
+                    <a:stretch>
+                      <a:fillRect/>
+                    </a:stretch>
+                  </pic:blipFill>
+                  <pic:spPr>
+                    <a:xfrm>
+                      <a:off x="0" y="0"/>
+                      <a:ext cx="5760000" cy="4050000"/>
+                    </a:xfrm>
+                    <a:prstGeom prst="rect"/>
+                  </pic:spPr>
+                </pic:pic>
+              </a:graphicData>
+            </a:graphic>
+          </wp:inline>
+        </w:drawing>
+      </w:r>
+    </w:p>
+    <w:p>
+      <w:pPr>
+        <w:spacing w:before="0" w:after="0" w:line="240" w:lineRule="auto"/>
+        <w:ind w:firstLine="0"/>
+        <w:jc w:val="center"/>
+      </w:pPr>
+      <w:r>
+        <w:rPr>
+          <w:rFonts w:ascii="Times New Roman" w:hAnsi="Times New Roman"/>
+          <w:b w:val="0"/>
+          <w:sz w:val="24"/>
+        </w:rPr>
+        <w:t>Рисунок 10 — Индикатор загрузки данных</w:t>
+      </w:r>
+    </w:p>
+    <w:p>
+      <w:pPr>
+        <w:spacing w:before="200" w:after="120"/>
+        <w:ind w:firstLine="0"/>
+      </w:pPr>
+      <w:r>
+        <w:rPr>
+          <w:rFonts w:ascii="Times New Roman" w:hAnsi="Times New Roman"/>
+          <w:b/>
+          <w:sz w:val="30"/>
+        </w:rPr>
+        <w:t>Исходный код (ветка dev)</w:t>
+      </w:r>
+    </w:p>
+    <w:p>
+      <w:pPr>
+        <w:spacing w:line="360" w:lineRule="auto"/>
+        <w:ind w:firstLine="709"/>
+        <w:jc w:val="both"/>
+      </w:pPr>
       <w:r>
         <w:rPr>
           <w:rFonts w:ascii="Times New Roman" w:hAnsi="Times New Roman"/>
           <w:b w:val="0"/>
           <w:sz w:val="28"/>
         </w:rPr>
-        <w:t>6. Модели данных и объекты запросов</w:t>
+        <w:t>Листинги приведены в виде изображений по состоянию репозитория https://github.com/GoreWorste/ProcatMotoTurizm/tree/dev. Под каждым фрагментом — краткое название и назначение.</w:t>
       </w:r>
     </w:p>
     <w:p>
+      <w:pPr>
+        <w:ind w:firstLine="0"/>
+        <w:jc w:val="center"/>
+      </w:pPr>
+      <w:r>
+        <w:drawing>
+          <wp:inline xmlns:a="http://schemas.openxmlformats.org/drawingml/2006/main" xmlns:pic="http://schemas.openxmlformats.org/drawingml/2006/picture">
+            <wp:extent cx="5580000" cy="7496609"/>
+            <wp:docPr id="11" name="Picture 11"/>
+            <wp:cNvGraphicFramePr>
+              <a:graphicFrameLocks noChangeAspect="1"/>
+            </wp:cNvGraphicFramePr>
+            <a:graphic>
+              <a:graphicData uri="http://schemas.openxmlformats.org/drawingml/2006/picture">
+                <pic:pic>
+                  <pic:nvPicPr>
+                    <pic:cNvPr id="0" name="code_main.png"/>
+                    <pic:cNvPicPr/>
+                  </pic:nvPicPr>
+                  <pic:blipFill>
+                    <a:blip r:embed="rId19"/>
+                    <a:stretch>
+                      <a:fillRect/>
+                    </a:stretch>
+                  </pic:blipFill>
+                  <pic:spPr>
+                    <a:xfrm>
+                      <a:off x="0" y="0"/>
+                      <a:ext cx="5580000" cy="7496609"/>
+                    </a:xfrm>
+                    <a:prstGeom prst="rect"/>
+                  </pic:spPr>
+                </pic:pic>
+              </a:graphicData>
+            </a:graphic>
+          </wp:inline>
+        </w:drawing>
+      </w:r>
+    </w:p>
+    <w:p>
+      <w:pPr>
+        <w:spacing w:before="0" w:after="0" w:line="240" w:lineRule="auto"/>
+        <w:ind w:firstLine="0"/>
+        <w:jc w:val="center"/>
+      </w:pPr>
+      <w:r>
+        <w:rPr>
+          <w:rFonts w:ascii="Times New Roman" w:hAnsi="Times New Roman"/>
+          <w:b/>
+          <w:sz w:val="24"/>
+        </w:rPr>
+        <w:t>Рисунок 11 — Точка входа</w:t>
+      </w:r>
+    </w:p>
+    <w:p>
+      <w:pPr>
+        <w:spacing w:before="0" w:after="0" w:line="240" w:lineRule="auto"/>
+        <w:ind w:firstLine="0"/>
+        <w:jc w:val="center"/>
+      </w:pPr>
+      <w:r>
+        <w:rPr>
+          <w:rFonts w:ascii="Times New Roman" w:hAnsi="Times New Roman"/>
+          <w:b w:val="0"/>
+          <w:sz w:val="24"/>
+        </w:rPr>
+        <w:t>Router, provider и URL strategy</w:t>
+      </w:r>
+    </w:p>
+    <w:p/>
+    <w:p>
+      <w:pPr>
+        <w:ind w:firstLine="0"/>
+        <w:jc w:val="center"/>
+      </w:pPr>
+      <w:r>
+        <w:drawing>
+          <wp:inline xmlns:a="http://schemas.openxmlformats.org/drawingml/2006/main" xmlns:pic="http://schemas.openxmlformats.org/drawingml/2006/picture">
+            <wp:extent cx="5580000" cy="5695239"/>
+            <wp:docPr id="12" name="Picture 12"/>
+            <wp:cNvGraphicFramePr>
+              <a:graphicFrameLocks noChangeAspect="1"/>
+            </wp:cNvGraphicFramePr>
+            <a:graphic>
+              <a:graphicData uri="http://schemas.openxmlformats.org/drawingml/2006/picture">
+                <pic:pic>
+                  <pic:nvPicPr>
+                    <pic:cNvPr id="0" name="code_equipment_model.png"/>
+                    <pic:cNvPicPr/>
+                  </pic:nvPicPr>
+                  <pic:blipFill>
+                    <a:blip r:embed="rId20"/>
+                    <a:stretch>
+                      <a:fillRect/>
+                    </a:stretch>
+                  </pic:blipFill>
+                  <pic:spPr>
+                    <a:xfrm>
+                      <a:off x="0" y="0"/>
+                      <a:ext cx="5580000" cy="5695239"/>
+                    </a:xfrm>
+                    <a:prstGeom prst="rect"/>
+                  </pic:spPr>
+                </pic:pic>
+              </a:graphicData>
+            </a:graphic>
+          </wp:inline>
+        </w:drawing>
+      </w:r>
+    </w:p>
+    <w:p>
+      <w:pPr>
+        <w:spacing w:before="0" w:after="0" w:line="240" w:lineRule="auto"/>
+        <w:ind w:firstLine="0"/>
+        <w:jc w:val="center"/>
+      </w:pPr>
+      <w:r>
+        <w:rPr>
+          <w:rFonts w:ascii="Times New Roman" w:hAnsi="Times New Roman"/>
+          <w:b/>
+          <w:sz w:val="24"/>
+        </w:rPr>
+        <w:t>Рисунок 12 — Модель Equipment</w:t>
+      </w:r>
+    </w:p>
+    <w:p>
+      <w:pPr>
+        <w:spacing w:before="0" w:after="0" w:line="240" w:lineRule="auto"/>
+        <w:ind w:firstLine="0"/>
+        <w:jc w:val="center"/>
+      </w:pPr>
+      <w:r>
+        <w:rPr>
+          <w:rFonts w:ascii="Times New Roman" w:hAnsi="Times New Roman"/>
+          <w:b w:val="0"/>
+          <w:sz w:val="24"/>
+        </w:rPr>
+        <w:t>Immutable сущность и copyWith</w:t>
+      </w:r>
+    </w:p>
+    <w:p/>
+    <w:p>
+      <w:pPr>
+        <w:ind w:firstLine="0"/>
+        <w:jc w:val="center"/>
+      </w:pPr>
+      <w:r>
+        <w:drawing>
+          <wp:inline xmlns:a="http://schemas.openxmlformats.org/drawingml/2006/main" xmlns:pic="http://schemas.openxmlformats.org/drawingml/2006/picture">
+            <wp:extent cx="5580000" cy="3529957"/>
+            <wp:docPr id="13" name="Picture 13"/>
+            <wp:cNvGraphicFramePr>
+              <a:graphicFrameLocks noChangeAspect="1"/>
+            </wp:cNvGraphicFramePr>
+            <a:graphic>
+              <a:graphicData uri="http://schemas.openxmlformats.org/drawingml/2006/picture">
+                <pic:pic>
+                  <pic:nvPicPr>
+                    <pic:cNvPr id="0" name="code_client_model.png"/>
+                    <pic:cNvPicPr/>
+                  </pic:nvPicPr>
+                  <pic:blipFill>
+                    <a:blip r:embed="rId21"/>
+                    <a:stretch>
+                      <a:fillRect/>
+                    </a:stretch>
+                  </pic:blipFill>
+                  <pic:spPr>
+                    <a:xfrm>
+                      <a:off x="0" y="0"/>
+                      <a:ext cx="5580000" cy="3529957"/>
+                    </a:xfrm>
+                    <a:prstGeom prst="rect"/>
+                  </pic:spPr>
+                </pic:pic>
+              </a:graphicData>
+            </a:graphic>
+          </wp:inline>
+        </w:drawing>
+      </w:r>
+    </w:p>
+    <w:p>
+      <w:pPr>
+        <w:spacing w:before="0" w:after="0" w:line="240" w:lineRule="auto"/>
+        <w:ind w:firstLine="0"/>
+        <w:jc w:val="center"/>
+      </w:pPr>
+      <w:r>
+        <w:rPr>
+          <w:rFonts w:ascii="Times New Roman" w:hAnsi="Times New Roman"/>
+          <w:b/>
+          <w:sz w:val="24"/>
+        </w:rPr>
+        <w:t>Рисунок 13 — Модель Client</w:t>
+      </w:r>
+    </w:p>
+    <w:p>
+      <w:pPr>
+        <w:spacing w:before="0" w:after="0" w:line="240" w:lineRule="auto"/>
+        <w:ind w:firstLine="0"/>
+        <w:jc w:val="center"/>
+      </w:pPr>
+      <w:r>
+        <w:rPr>
+          <w:rFonts w:ascii="Times New Roman" w:hAnsi="Times New Roman"/>
+          <w:b w:val="0"/>
+          <w:sz w:val="24"/>
+        </w:rPr>
+        <w:t>Данные клиента проката</w:t>
+      </w:r>
+    </w:p>
+    <w:p/>
+    <w:p>
+      <w:pPr>
+        <w:ind w:firstLine="0"/>
+        <w:jc w:val="center"/>
+      </w:pPr>
+      <w:r>
+        <w:drawing>
+          <wp:inline xmlns:a="http://schemas.openxmlformats.org/drawingml/2006/main" xmlns:pic="http://schemas.openxmlformats.org/drawingml/2006/picture">
+            <wp:extent cx="5580000" cy="2541326"/>
+            <wp:docPr id="14" name="Picture 14"/>
+            <wp:cNvGraphicFramePr>
+              <a:graphicFrameLocks noChangeAspect="1"/>
+            </wp:cNvGraphicFramePr>
+            <a:graphic>
+              <a:graphicData uri="http://schemas.openxmlformats.org/drawingml/2006/picture">
+                <pic:pic>
+                  <pic:nvPicPr>
+                    <pic:cNvPr id="0" name="code_page_result.png"/>
+                    <pic:cNvPicPr/>
+                  </pic:nvPicPr>
+                  <pic:blipFill>
+                    <a:blip r:embed="rId22"/>
+                    <a:stretch>
+                      <a:fillRect/>
+                    </a:stretch>
+                  </pic:blipFill>
+                  <pic:spPr>
+                    <a:xfrm>
+                      <a:off x="0" y="0"/>
+                      <a:ext cx="5580000" cy="2541326"/>
+                    </a:xfrm>
+                    <a:prstGeom prst="rect"/>
+                  </pic:spPr>
+                </pic:pic>
+              </a:graphicData>
+            </a:graphic>
+          </wp:inline>
+        </w:drawing>
+      </w:r>
+    </w:p>
+    <w:p>
+      <w:pPr>
+        <w:spacing w:before="0" w:after="0" w:line="240" w:lineRule="auto"/>
+        <w:ind w:firstLine="0"/>
+        <w:jc w:val="center"/>
+      </w:pPr>
+      <w:r>
+        <w:rPr>
+          <w:rFonts w:ascii="Times New Roman" w:hAnsi="Times New Roman"/>
+          <w:b/>
+          <w:sz w:val="24"/>
+        </w:rPr>
+        <w:t>Рисунок 14 — PageResult</w:t>
+      </w:r>
+    </w:p>
+    <w:p>
+      <w:pPr>
+        <w:spacing w:before="0" w:after="0" w:line="240" w:lineRule="auto"/>
+        <w:ind w:firstLine="0"/>
+        <w:jc w:val="center"/>
+      </w:pPr>
+      <w:r>
+        <w:rPr>
+          <w:rFonts w:ascii="Times New Roman" w:hAnsi="Times New Roman"/>
+          <w:b w:val="0"/>
+          <w:sz w:val="24"/>
+        </w:rPr>
+        <w:t>Пагинация и totalPages</w:t>
+      </w:r>
+    </w:p>
+    <w:p/>
+    <w:p>
+      <w:pPr>
+        <w:ind w:firstLine="0"/>
+        <w:jc w:val="center"/>
+      </w:pPr>
+      <w:r>
+        <w:drawing>
+          <wp:inline xmlns:a="http://schemas.openxmlformats.org/drawingml/2006/main" xmlns:pic="http://schemas.openxmlformats.org/drawingml/2006/picture">
+            <wp:extent cx="5580000" cy="9025043"/>
+            <wp:docPr id="15" name="Picture 15"/>
+            <wp:cNvGraphicFramePr>
+              <a:graphicFrameLocks noChangeAspect="1"/>
+            </wp:cNvGraphicFramePr>
+            <a:graphic>
+              <a:graphicData uri="http://schemas.openxmlformats.org/drawingml/2006/picture">
+                <pic:pic>
+                  <pic:nvPicPr>
+                    <pic:cNvPr id="0" name="code_equipment_query.png"/>
+                    <pic:cNvPicPr/>
+                  </pic:nvPicPr>
+                  <pic:blipFill>
+                    <a:blip r:embed="rId23"/>
+                    <a:stretch>
+                      <a:fillRect/>
+                    </a:stretch>
+                  </pic:blipFill>
+                  <pic:spPr>
+                    <a:xfrm>
+                      <a:off x="0" y="0"/>
+                      <a:ext cx="5580000" cy="9025043"/>
+                    </a:xfrm>
+                    <a:prstGeom prst="rect"/>
+                  </pic:spPr>
+                </pic:pic>
+              </a:graphicData>
+            </a:graphic>
+          </wp:inline>
+        </w:drawing>
+      </w:r>
+    </w:p>
+    <w:p>
+      <w:pPr>
+        <w:spacing w:before="0" w:after="0" w:line="240" w:lineRule="auto"/>
+        <w:ind w:firstLine="0"/>
+        <w:jc w:val="center"/>
+      </w:pPr>
+      <w:r>
+        <w:rPr>
+          <w:rFonts w:ascii="Times New Roman" w:hAnsi="Times New Roman"/>
+          <w:b/>
+          <w:sz w:val="24"/>
+        </w:rPr>
+        <w:t>Рисунок 15 — EquipmentQuery</w:t>
+      </w:r>
+    </w:p>
+    <w:p>
+      <w:pPr>
+        <w:spacing w:before="0" w:after="0" w:line="240" w:lineRule="auto"/>
+        <w:ind w:firstLine="0"/>
+        <w:jc w:val="center"/>
+      </w:pPr>
+      <w:r>
+        <w:rPr>
+          <w:rFonts w:ascii="Times New Roman" w:hAnsi="Times New Roman"/>
+          <w:b w:val="0"/>
+          <w:sz w:val="24"/>
+        </w:rPr>
+        <w:t>Фильтры и сброс page</w:t>
+      </w:r>
+    </w:p>
+    <w:p/>
+    <w:p>
+      <w:pPr>
+        <w:ind w:firstLine="0"/>
+        <w:jc w:val="center"/>
+      </w:pPr>
+      <w:r>
+        <w:drawing>
+          <wp:inline xmlns:a="http://schemas.openxmlformats.org/drawingml/2006/main" xmlns:pic="http://schemas.openxmlformats.org/drawingml/2006/picture">
+            <wp:extent cx="5580000" cy="5871130"/>
+            <wp:docPr id="16" name="Picture 16"/>
+            <wp:cNvGraphicFramePr>
+              <a:graphicFrameLocks noChangeAspect="1"/>
+            </wp:cNvGraphicFramePr>
+            <a:graphic>
+              <a:graphicData uri="http://schemas.openxmlformats.org/drawingml/2006/picture">
+                <pic:pic>
+                  <pic:nvPicPr>
+                    <pic:cNvPr id="0" name="code_client_query.png"/>
+                    <pic:cNvPicPr/>
+                  </pic:nvPicPr>
+                  <pic:blipFill>
+                    <a:blip r:embed="rId24"/>
+                    <a:stretch>
+                      <a:fillRect/>
+                    </a:stretch>
+                  </pic:blipFill>
+                  <pic:spPr>
+                    <a:xfrm>
+                      <a:off x="0" y="0"/>
+                      <a:ext cx="5580000" cy="5871130"/>
+                    </a:xfrm>
+                    <a:prstGeom prst="rect"/>
+                  </pic:spPr>
+                </pic:pic>
+              </a:graphicData>
+            </a:graphic>
+          </wp:inline>
+        </w:drawing>
+      </w:r>
+    </w:p>
+    <w:p>
+      <w:pPr>
+        <w:spacing w:before="0" w:after="0" w:line="240" w:lineRule="auto"/>
+        <w:ind w:firstLine="0"/>
+        <w:jc w:val="center"/>
+      </w:pPr>
+      <w:r>
+        <w:rPr>
+          <w:rFonts w:ascii="Times New Roman" w:hAnsi="Times New Roman"/>
+          <w:b/>
+          <w:sz w:val="24"/>
+        </w:rPr>
+        <w:t>Рисунок 16 — ClientQuery</w:t>
+      </w:r>
+    </w:p>
+    <w:p>
+      <w:pPr>
+        <w:spacing w:before="0" w:after="0" w:line="240" w:lineRule="auto"/>
+        <w:ind w:firstLine="0"/>
+        <w:jc w:val="center"/>
+      </w:pPr>
+      <w:r>
+        <w:rPr>
+          <w:rFonts w:ascii="Times New Roman" w:hAnsi="Times New Roman"/>
+          <w:b w:val="0"/>
+          <w:sz w:val="24"/>
+        </w:rPr>
+        <w:t>Условия отбора клиентов</w:t>
+      </w:r>
+    </w:p>
+    <w:p/>
+    <w:p>
+      <w:pPr>
+        <w:ind w:firstLine="0"/>
+        <w:jc w:val="center"/>
+      </w:pPr>
+      <w:r>
+        <w:drawing>
+          <wp:inline xmlns:a="http://schemas.openxmlformats.org/drawingml/2006/main" xmlns:pic="http://schemas.openxmlformats.org/drawingml/2006/picture">
+            <wp:extent cx="5580000" cy="19105435"/>
+            <wp:docPr id="17" name="Picture 17"/>
+            <wp:cNvGraphicFramePr>
+              <a:graphicFrameLocks noChangeAspect="1"/>
+            </wp:cNvGraphicFramePr>
+            <a:graphic>
+              <a:graphicData uri="http://schemas.openxmlformats.org/drawingml/2006/picture">
+                <pic:pic>
+                  <pic:nvPicPr>
+                    <pic:cNvPr id="0" name="code_repo_equipment.png"/>
+                    <pic:cNvPicPr/>
+                  </pic:nvPicPr>
+                  <pic:blipFill>
+                    <a:blip r:embed="rId25"/>
+                    <a:stretch>
+                      <a:fillRect/>
+                    </a:stretch>
+                  </pic:blipFill>
+                  <pic:spPr>
+                    <a:xfrm>
+                      <a:off x="0" y="0"/>
+                      <a:ext cx="5580000" cy="19105435"/>
+                    </a:xfrm>
+                    <a:prstGeom prst="rect"/>
+                  </pic:spPr>
+                </pic:pic>
+              </a:graphicData>
+            </a:graphic>
+          </wp:inline>
+        </w:drawing>
+      </w:r>
+    </w:p>
+    <w:p>
+      <w:pPr>
+        <w:spacing w:before="0" w:after="0" w:line="240" w:lineRule="auto"/>
+        <w:ind w:firstLine="0"/>
+        <w:jc w:val="center"/>
+      </w:pPr>
+      <w:r>
+        <w:rPr>
+          <w:rFonts w:ascii="Times New Roman" w:hAnsi="Times New Roman"/>
+          <w:b/>
+          <w:sz w:val="24"/>
+        </w:rPr>
+        <w:t>Рисунок 17 — Репозиторий Equipment</w:t>
+      </w:r>
+    </w:p>
+    <w:p>
+      <w:pPr>
+        <w:spacing w:before="0" w:after="0" w:line="240" w:lineRule="auto"/>
+        <w:ind w:firstLine="0"/>
+        <w:jc w:val="center"/>
+      </w:pPr>
+      <w:r>
+        <w:rPr>
+          <w:rFonts w:ascii="Times New Roman" w:hAnsi="Times New Roman"/>
+          <w:b w:val="0"/>
+          <w:sz w:val="24"/>
+        </w:rPr>
+        <w:t>Поиск, фильтры, find</w:t>
+      </w:r>
+    </w:p>
+    <w:p/>
+    <w:p>
+      <w:pPr>
+        <w:ind w:firstLine="0"/>
+        <w:jc w:val="center"/>
+      </w:pPr>
+      <w:r>
+        <w:drawing>
+          <wp:inline xmlns:a="http://schemas.openxmlformats.org/drawingml/2006/main" xmlns:pic="http://schemas.openxmlformats.org/drawingml/2006/picture">
+            <wp:extent cx="5580000" cy="13434457"/>
+            <wp:docPr id="18" name="Picture 18"/>
+            <wp:cNvGraphicFramePr>
+              <a:graphicFrameLocks noChangeAspect="1"/>
+            </wp:cNvGraphicFramePr>
+            <a:graphic>
+              <a:graphicData uri="http://schemas.openxmlformats.org/drawingml/2006/picture">
+                <pic:pic>
+                  <pic:nvPicPr>
+                    <pic:cNvPr id="0" name="code_repo_client.png"/>
+                    <pic:cNvPicPr/>
+                  </pic:nvPicPr>
+                  <pic:blipFill>
+                    <a:blip r:embed="rId26"/>
+                    <a:stretch>
+                      <a:fillRect/>
+                    </a:stretch>
+                  </pic:blipFill>
+                  <pic:spPr>
+                    <a:xfrm>
+                      <a:off x="0" y="0"/>
+                      <a:ext cx="5580000" cy="13434457"/>
+                    </a:xfrm>
+                    <a:prstGeom prst="rect"/>
+                  </pic:spPr>
+                </pic:pic>
+              </a:graphicData>
+            </a:graphic>
+          </wp:inline>
+        </w:drawing>
+      </w:r>
+    </w:p>
+    <w:p>
+      <w:pPr>
+        <w:spacing w:before="0" w:after="0" w:line="240" w:lineRule="auto"/>
+        <w:ind w:firstLine="0"/>
+        <w:jc w:val="center"/>
+      </w:pPr>
+      <w:r>
+        <w:rPr>
+          <w:rFonts w:ascii="Times New Roman" w:hAnsi="Times New Roman"/>
+          <w:b/>
+          <w:sz w:val="24"/>
+        </w:rPr>
+        <w:t>Рисунок 18 — Репозиторий Client</w:t>
+      </w:r>
+    </w:p>
+    <w:p>
+      <w:pPr>
+        <w:spacing w:before="0" w:after="0" w:line="240" w:lineRule="auto"/>
+        <w:ind w:firstLine="0"/>
+        <w:jc w:val="center"/>
+      </w:pPr>
+      <w:r>
+        <w:rPr>
+          <w:rFonts w:ascii="Times New Roman" w:hAnsi="Times New Roman"/>
+          <w:b w:val="0"/>
+          <w:sz w:val="24"/>
+        </w:rPr>
+        <w:t>In-memory выборка клиентов</w:t>
+      </w:r>
+    </w:p>
+    <w:p/>
+    <w:p>
+      <w:pPr>
+        <w:ind w:firstLine="0"/>
+        <w:jc w:val="center"/>
+      </w:pPr>
+      <w:r>
+        <w:drawing>
+          <wp:inline xmlns:a="http://schemas.openxmlformats.org/drawingml/2006/main" xmlns:pic="http://schemas.openxmlformats.org/drawingml/2006/picture">
+            <wp:extent cx="5580000" cy="11275239"/>
+            <wp:docPr id="19" name="Picture 19"/>
+            <wp:cNvGraphicFramePr>
+              <a:graphicFrameLocks noChangeAspect="1"/>
+            </wp:cNvGraphicFramePr>
+            <a:graphic>
+              <a:graphicData uri="http://schemas.openxmlformats.org/drawingml/2006/picture">
+                <pic:pic>
+                  <pic:nvPicPr>
+                    <pic:cNvPr id="0" name="code_notifier_equipment.png"/>
+                    <pic:cNvPicPr/>
+                  </pic:nvPicPr>
+                  <pic:blipFill>
+                    <a:blip r:embed="rId27"/>
+                    <a:stretch>
+                      <a:fillRect/>
+                    </a:stretch>
+                  </pic:blipFill>
+                  <pic:spPr>
+                    <a:xfrm>
+                      <a:off x="0" y="0"/>
+                      <a:ext cx="5580000" cy="11275239"/>
+                    </a:xfrm>
+                    <a:prstGeom prst="rect"/>
+                  </pic:spPr>
+                </pic:pic>
+              </a:graphicData>
+            </a:graphic>
+          </wp:inline>
+        </w:drawing>
+      </w:r>
+    </w:p>
+    <w:p>
+      <w:pPr>
+        <w:spacing w:before="0" w:after="0" w:line="240" w:lineRule="auto"/>
+        <w:ind w:firstLine="0"/>
+        <w:jc w:val="center"/>
+      </w:pPr>
+      <w:r>
+        <w:rPr>
+          <w:rFonts w:ascii="Times New Roman" w:hAnsi="Times New Roman"/>
+          <w:b/>
+          <w:sz w:val="24"/>
+        </w:rPr>
+        <w:t>Рисунок 19 — Notifier оборудования</w:t>
+      </w:r>
+    </w:p>
+    <w:p>
+      <w:pPr>
+        <w:spacing w:before="0" w:after="0" w:line="240" w:lineRule="auto"/>
+        <w:ind w:firstLine="0"/>
+        <w:jc w:val="center"/>
+      </w:pPr>
+      <w:r>
+        <w:rPr>
+          <w:rFonts w:ascii="Times New Roman" w:hAnsi="Times New Roman"/>
+          <w:b w:val="0"/>
+          <w:sz w:val="24"/>
+        </w:rPr>
+        <w:t>Загрузка, query, selected</w:t>
+      </w:r>
+    </w:p>
+    <w:p/>
+    <w:p>
+      <w:pPr>
+        <w:ind w:firstLine="0"/>
+        <w:jc w:val="center"/>
+      </w:pPr>
+      <w:r>
+        <w:drawing>
+          <wp:inline xmlns:a="http://schemas.openxmlformats.org/drawingml/2006/main" xmlns:pic="http://schemas.openxmlformats.org/drawingml/2006/picture">
+            <wp:extent cx="5580000" cy="11093283"/>
+            <wp:docPr id="20" name="Picture 20"/>
+            <wp:cNvGraphicFramePr>
+              <a:graphicFrameLocks noChangeAspect="1"/>
+            </wp:cNvGraphicFramePr>
+            <a:graphic>
+              <a:graphicData uri="http://schemas.openxmlformats.org/drawingml/2006/picture">
+                <pic:pic>
+                  <pic:nvPicPr>
+                    <pic:cNvPr id="0" name="code_notifier_client.png"/>
+                    <pic:cNvPicPr/>
+                  </pic:nvPicPr>
+                  <pic:blipFill>
+                    <a:blip r:embed="rId28"/>
+                    <a:stretch>
+                      <a:fillRect/>
+                    </a:stretch>
+                  </pic:blipFill>
+                  <pic:spPr>
+                    <a:xfrm>
+                      <a:off x="0" y="0"/>
+                      <a:ext cx="5580000" cy="11093283"/>
+                    </a:xfrm>
+                    <a:prstGeom prst="rect"/>
+                  </pic:spPr>
+                </pic:pic>
+              </a:graphicData>
+            </a:graphic>
+          </wp:inline>
+        </w:drawing>
+      </w:r>
+    </w:p>
+    <w:p>
+      <w:pPr>
+        <w:spacing w:before="0" w:after="0" w:line="240" w:lineRule="auto"/>
+        <w:ind w:firstLine="0"/>
+        <w:jc w:val="center"/>
+      </w:pPr>
+      <w:r>
+        <w:rPr>
+          <w:rFonts w:ascii="Times New Roman" w:hAnsi="Times New Roman"/>
+          <w:b/>
+          <w:sz w:val="24"/>
+        </w:rPr>
+        <w:t>Рисунок 20 — Notifier клиентов</w:t>
+      </w:r>
+    </w:p>
+    <w:p>
+      <w:pPr>
+        <w:spacing w:before="0" w:after="0" w:line="240" w:lineRule="auto"/>
+        <w:ind w:firstLine="0"/>
+        <w:jc w:val="center"/>
+      </w:pPr>
+      <w:r>
+        <w:rPr>
+          <w:rFonts w:ascii="Times New Roman" w:hAnsi="Times New Roman"/>
+          <w:b w:val="0"/>
+          <w:sz w:val="24"/>
+        </w:rPr>
+        <w:t>Состояние списка клиентов</w:t>
+      </w:r>
+    </w:p>
+    <w:p/>
+    <w:p>
+      <w:pPr>
+        <w:ind w:firstLine="0"/>
+        <w:jc w:val="center"/>
+      </w:pPr>
+      <w:r>
+        <w:drawing>
+          <wp:inline xmlns:a="http://schemas.openxmlformats.org/drawingml/2006/main" xmlns:pic="http://schemas.openxmlformats.org/drawingml/2006/picture">
+            <wp:extent cx="5580000" cy="7763478"/>
+            <wp:docPr id="21" name="Picture 21"/>
+            <wp:cNvGraphicFramePr>
+              <a:graphicFrameLocks noChangeAspect="1"/>
+            </wp:cNvGraphicFramePr>
+            <a:graphic>
+              <a:graphicData uri="http://schemas.openxmlformats.org/drawingml/2006/picture">
+                <pic:pic>
+                  <pic:nvPicPr>
+                    <pic:cNvPr id="0" name="code_query_params.png"/>
+                    <pic:cNvPicPr/>
+                  </pic:nvPicPr>
+                  <pic:blipFill>
+                    <a:blip r:embed="rId29"/>
+                    <a:stretch>
+                      <a:fillRect/>
+                    </a:stretch>
+                  </pic:blipFill>
+                  <pic:spPr>
+                    <a:xfrm>
+                      <a:off x="0" y="0"/>
+                      <a:ext cx="5580000" cy="7763478"/>
+                    </a:xfrm>
+                    <a:prstGeom prst="rect"/>
+                  </pic:spPr>
+                </pic:pic>
+              </a:graphicData>
+            </a:graphic>
+          </wp:inline>
+        </w:drawing>
+      </w:r>
+    </w:p>
+    <w:p>
+      <w:pPr>
+        <w:spacing w:before="0" w:after="0" w:line="240" w:lineRule="auto"/>
+        <w:ind w:firstLine="0"/>
+        <w:jc w:val="center"/>
+      </w:pPr>
+      <w:r>
+        <w:rPr>
+          <w:rFonts w:ascii="Times New Roman" w:hAnsi="Times New Roman"/>
+          <w:b/>
+          <w:sz w:val="24"/>
+        </w:rPr>
+        <w:t>Рисунок 21 — Параметры URL</w:t>
+      </w:r>
+    </w:p>
+    <w:p>
+      <w:pPr>
+        <w:spacing w:before="0" w:after="0" w:line="240" w:lineRule="auto"/>
+        <w:ind w:firstLine="0"/>
+        <w:jc w:val="center"/>
+      </w:pPr>
+      <w:r>
+        <w:rPr>
+          <w:rFonts w:ascii="Times New Roman" w:hAnsi="Times New Roman"/>
+          <w:b w:val="0"/>
+          <w:sz w:val="24"/>
+        </w:rPr>
+        <w:t>Сериализация query в адрес</w:t>
+      </w:r>
+    </w:p>
+    <w:p/>
+    <w:p>
+      <w:pPr>
+        <w:ind w:firstLine="0"/>
+        <w:jc w:val="center"/>
+      </w:pPr>
+      <w:r>
+        <w:drawing>
+          <wp:inline xmlns:a="http://schemas.openxmlformats.org/drawingml/2006/main" xmlns:pic="http://schemas.openxmlformats.org/drawingml/2006/picture">
+            <wp:extent cx="5580000" cy="10104652"/>
+            <wp:docPr id="22" name="Picture 22"/>
+            <wp:cNvGraphicFramePr>
+              <a:graphicFrameLocks noChangeAspect="1"/>
+            </wp:cNvGraphicFramePr>
+            <a:graphic>
+              <a:graphicData uri="http://schemas.openxmlformats.org/drawingml/2006/picture">
+                <pic:pic>
+                  <pic:nvPicPr>
+                    <pic:cNvPr id="0" name="code_entity_table.png"/>
+                    <pic:cNvPicPr/>
+                  </pic:nvPicPr>
+                  <pic:blipFill>
+                    <a:blip r:embed="rId30"/>
+                    <a:stretch>
+                      <a:fillRect/>
+                    </a:stretch>
+                  </pic:blipFill>
+                  <pic:spPr>
+                    <a:xfrm>
+                      <a:off x="0" y="0"/>
+                      <a:ext cx="5580000" cy="10104652"/>
+                    </a:xfrm>
+                    <a:prstGeom prst="rect"/>
+                  </pic:spPr>
+                </pic:pic>
+              </a:graphicData>
+            </a:graphic>
+          </wp:inline>
+        </w:drawing>
+      </w:r>
+    </w:p>
+    <w:p>
+      <w:pPr>
+        <w:spacing w:before="0" w:after="0" w:line="240" w:lineRule="auto"/>
+        <w:ind w:firstLine="0"/>
+        <w:jc w:val="center"/>
+      </w:pPr>
+      <w:r>
+        <w:rPr>
+          <w:rFonts w:ascii="Times New Roman" w:hAnsi="Times New Roman"/>
+          <w:b/>
+          <w:sz w:val="24"/>
+        </w:rPr>
+        <w:t>Рисунок 22 — EntityTable</w:t>
+      </w:r>
+    </w:p>
+    <w:p>
+      <w:pPr>
+        <w:spacing w:before="0" w:after="0" w:line="240" w:lineRule="auto"/>
+        <w:ind w:firstLine="0"/>
+        <w:jc w:val="center"/>
+      </w:pPr>
+      <w:r>
+        <w:rPr>
+          <w:rFonts w:ascii="Times New Roman" w:hAnsi="Times New Roman"/>
+          <w:b w:val="0"/>
+          <w:sz w:val="24"/>
+        </w:rPr>
+        <w:t>Обобщённая таблица сущностей</w:t>
+      </w:r>
+    </w:p>
+    <w:p/>
+    <w:p>
+      <w:pPr>
+        <w:ind w:firstLine="0"/>
+        <w:jc w:val="center"/>
+      </w:pPr>
+      <w:r>
+        <w:drawing>
+          <wp:inline xmlns:a="http://schemas.openxmlformats.org/drawingml/2006/main" xmlns:pic="http://schemas.openxmlformats.org/drawingml/2006/picture">
+            <wp:extent cx="5580000" cy="45185870"/>
+            <wp:docPr id="23" name="Picture 23"/>
+            <wp:cNvGraphicFramePr>
+              <a:graphicFrameLocks noChangeAspect="1"/>
+            </wp:cNvGraphicFramePr>
+            <a:graphic>
+              <a:graphicData uri="http://schemas.openxmlformats.org/drawingml/2006/picture">
+                <pic:pic>
+                  <pic:nvPicPr>
+                    <pic:cNvPr id="0" name="code_screen_equipment_list.png"/>
+                    <pic:cNvPicPr/>
+                  </pic:nvPicPr>
+                  <pic:blipFill>
+                    <a:blip r:embed="rId31"/>
+                    <a:stretch>
+                      <a:fillRect/>
+                    </a:stretch>
+                  </pic:blipFill>
+                  <pic:spPr>
+                    <a:xfrm>
+                      <a:off x="0" y="0"/>
+                      <a:ext cx="5580000" cy="45185870"/>
+                    </a:xfrm>
+                    <a:prstGeom prst="rect"/>
+                  </pic:spPr>
+                </pic:pic>
+              </a:graphicData>
+            </a:graphic>
+          </wp:inline>
+        </w:drawing>
+      </w:r>
+    </w:p>
+    <w:p>
+      <w:pPr>
+        <w:spacing w:before="0" w:after="0" w:line="240" w:lineRule="auto"/>
+        <w:ind w:firstLine="0"/>
+        <w:jc w:val="center"/>
+      </w:pPr>
+      <w:r>
+        <w:rPr>
+          <w:rFonts w:ascii="Times New Roman" w:hAnsi="Times New Roman"/>
+          <w:b/>
+          <w:sz w:val="24"/>
+        </w:rPr>
+        <w:t>Рисунок 23 — Экран списка</w:t>
+      </w:r>
+    </w:p>
+    <w:p>
+      <w:pPr>
+        <w:spacing w:before="0" w:after="0" w:line="240" w:lineRule="auto"/>
+        <w:ind w:firstLine="0"/>
+        <w:jc w:val="center"/>
+      </w:pPr>
+      <w:r>
+        <w:rPr>
+          <w:rFonts w:ascii="Times New Roman" w:hAnsi="Times New Roman"/>
+          <w:b w:val="0"/>
+          <w:sz w:val="24"/>
+        </w:rPr>
+        <w:t>Таблица, фильтры, URL</w:t>
+      </w:r>
+    </w:p>
+    <w:p/>
+    <w:p>
+      <w:pPr>
+        <w:ind w:firstLine="0"/>
+        <w:jc w:val="center"/>
+      </w:pPr>
+      <w:r>
+        <w:drawing>
+          <wp:inline xmlns:a="http://schemas.openxmlformats.org/drawingml/2006/main" xmlns:pic="http://schemas.openxmlformats.org/drawingml/2006/picture">
+            <wp:extent cx="5580000" cy="14877978"/>
+            <wp:docPr id="24" name="Picture 24"/>
+            <wp:cNvGraphicFramePr>
+              <a:graphicFrameLocks noChangeAspect="1"/>
+            </wp:cNvGraphicFramePr>
+            <a:graphic>
+              <a:graphicData uri="http://schemas.openxmlformats.org/drawingml/2006/picture">
+                <pic:pic>
+                  <pic:nvPicPr>
+                    <pic:cNvPr id="0" name="code_screen_equipment_detail.png"/>
+                    <pic:cNvPicPr/>
+                  </pic:nvPicPr>
+                  <pic:blipFill>
+                    <a:blip r:embed="rId32"/>
+                    <a:stretch>
+                      <a:fillRect/>
+                    </a:stretch>
+                  </pic:blipFill>
+                  <pic:spPr>
+                    <a:xfrm>
+                      <a:off x="0" y="0"/>
+                      <a:ext cx="5580000" cy="14877978"/>
+                    </a:xfrm>
+                    <a:prstGeom prst="rect"/>
+                  </pic:spPr>
+                </pic:pic>
+              </a:graphicData>
+            </a:graphic>
+          </wp:inline>
+        </w:drawing>
+      </w:r>
+    </w:p>
+    <w:p>
+      <w:pPr>
+        <w:spacing w:before="0" w:after="0" w:line="240" w:lineRule="auto"/>
+        <w:ind w:firstLine="0"/>
+        <w:jc w:val="center"/>
+      </w:pPr>
+      <w:r>
+        <w:rPr>
+          <w:rFonts w:ascii="Times New Roman" w:hAnsi="Times New Roman"/>
+          <w:b/>
+          <w:sz w:val="24"/>
+        </w:rPr>
+        <w:t>Рисунок 24 — Экран карточки</w:t>
+      </w:r>
+    </w:p>
+    <w:p>
+      <w:pPr>
+        <w:spacing w:before="0" w:after="0" w:line="240" w:lineRule="auto"/>
+        <w:ind w:firstLine="0"/>
+        <w:jc w:val="center"/>
+      </w:pPr>
+      <w:r>
+        <w:rPr>
+          <w:rFonts w:ascii="Times New Roman" w:hAnsi="Times New Roman"/>
+          <w:b w:val="0"/>
+          <w:sz w:val="24"/>
+        </w:rPr>
+        <w:t>Детальный просмотр Equipment</w:t>
+      </w:r>
+    </w:p>
+    <w:p/>
+    <w:p>
+      <w:pPr>
+        <w:ind w:firstLine="0"/>
+        <w:jc w:val="center"/>
+      </w:pPr>
+      <w:r>
+        <w:drawing>
+          <wp:inline xmlns:a="http://schemas.openxmlformats.org/drawingml/2006/main" xmlns:pic="http://schemas.openxmlformats.org/drawingml/2006/picture">
+            <wp:extent cx="5580000" cy="35554304"/>
+            <wp:docPr id="25" name="Picture 25"/>
+            <wp:cNvGraphicFramePr>
+              <a:graphicFrameLocks noChangeAspect="1"/>
+            </wp:cNvGraphicFramePr>
+            <a:graphic>
+              <a:graphicData uri="http://schemas.openxmlformats.org/drawingml/2006/picture">
+                <pic:pic>
+                  <pic:nvPicPr>
+                    <pic:cNvPr id="0" name="code_screen_client_list.png"/>
+                    <pic:cNvPicPr/>
+                  </pic:nvPicPr>
+                  <pic:blipFill>
+                    <a:blip r:embed="rId33"/>
+                    <a:stretch>
+                      <a:fillRect/>
+                    </a:stretch>
+                  </pic:blipFill>
+                  <pic:spPr>
+                    <a:xfrm>
+                      <a:off x="0" y="0"/>
+                      <a:ext cx="5580000" cy="35554304"/>
+                    </a:xfrm>
+                    <a:prstGeom prst="rect"/>
+                  </pic:spPr>
+                </pic:pic>
+              </a:graphicData>
+            </a:graphic>
+          </wp:inline>
+        </w:drawing>
+      </w:r>
+    </w:p>
+    <w:p>
+      <w:pPr>
+        <w:spacing w:before="0" w:after="0" w:line="240" w:lineRule="auto"/>
+        <w:ind w:firstLine="0"/>
+        <w:jc w:val="center"/>
+      </w:pPr>
+      <w:r>
+        <w:rPr>
+          <w:rFonts w:ascii="Times New Roman" w:hAnsi="Times New Roman"/>
+          <w:b/>
+          <w:sz w:val="24"/>
+        </w:rPr>
+        <w:t>Рисунок 25 — Список клиентов</w:t>
+      </w:r>
+    </w:p>
+    <w:p>
+      <w:pPr>
+        <w:spacing w:before="0" w:after="0" w:line="240" w:lineRule="auto"/>
+        <w:ind w:firstLine="0"/>
+        <w:jc w:val="center"/>
+      </w:pPr>
+      <w:r>
+        <w:rPr>
+          <w:rFonts w:ascii="Times New Roman" w:hAnsi="Times New Roman"/>
+          <w:b w:val="0"/>
+          <w:sz w:val="24"/>
+        </w:rPr>
+        <w:t>Поиск и пагинация</w:t>
+      </w:r>
+    </w:p>
+    <w:p/>
+    <w:p>
+      <w:pPr>
+        <w:ind w:firstLine="0"/>
+        <w:jc w:val="center"/>
+      </w:pPr>
+      <w:r>
+        <w:drawing>
+          <wp:inline xmlns:a="http://schemas.openxmlformats.org/drawingml/2006/main" xmlns:pic="http://schemas.openxmlformats.org/drawingml/2006/picture">
+            <wp:extent cx="5580000" cy="14514065"/>
+            <wp:docPr id="26" name="Picture 26"/>
+            <wp:cNvGraphicFramePr>
+              <a:graphicFrameLocks noChangeAspect="1"/>
+            </wp:cNvGraphicFramePr>
+            <a:graphic>
+              <a:graphicData uri="http://schemas.openxmlformats.org/drawingml/2006/picture">
+                <pic:pic>
+                  <pic:nvPicPr>
+                    <pic:cNvPr id="0" name="code_screen_client_detail.png"/>
+                    <pic:cNvPicPr/>
+                  </pic:nvPicPr>
+                  <pic:blipFill>
+                    <a:blip r:embed="rId34"/>
+                    <a:stretch>
+                      <a:fillRect/>
+                    </a:stretch>
+                  </pic:blipFill>
+                  <pic:spPr>
+                    <a:xfrm>
+                      <a:off x="0" y="0"/>
+                      <a:ext cx="5580000" cy="14514065"/>
+                    </a:xfrm>
+                    <a:prstGeom prst="rect"/>
+                  </pic:spPr>
+                </pic:pic>
+              </a:graphicData>
+            </a:graphic>
+          </wp:inline>
+        </w:drawing>
+      </w:r>
+    </w:p>
+    <w:p>
+      <w:pPr>
+        <w:spacing w:before="0" w:after="0" w:line="240" w:lineRule="auto"/>
+        <w:ind w:firstLine="0"/>
+        <w:jc w:val="center"/>
+      </w:pPr>
+      <w:r>
+        <w:rPr>
+          <w:rFonts w:ascii="Times New Roman" w:hAnsi="Times New Roman"/>
+          <w:b/>
+          <w:sz w:val="24"/>
+        </w:rPr>
+        <w:t>Рисунок 26 — Карточка клиента</w:t>
+      </w:r>
+    </w:p>
+    <w:p>
+      <w:pPr>
+        <w:spacing w:before="0" w:after="0" w:line="240" w:lineRule="auto"/>
+        <w:ind w:firstLine="0"/>
+        <w:jc w:val="center"/>
+      </w:pPr>
+      <w:r>
+        <w:rPr>
+          <w:rFonts w:ascii="Times New Roman" w:hAnsi="Times New Roman"/>
+          <w:b w:val="0"/>
+          <w:sz w:val="24"/>
+        </w:rPr>
+        <w:t>Просмотр полей Client</w:t>
+      </w:r>
+    </w:p>
+    <w:p/>
+    <w:p>
+      <w:pPr>
+        <w:ind w:firstLine="0"/>
+        <w:jc w:val="center"/>
+      </w:pPr>
+      <w:r>
+        <w:drawing>
+          <wp:inline xmlns:a="http://schemas.openxmlformats.org/drawingml/2006/main" xmlns:pic="http://schemas.openxmlformats.org/drawingml/2006/picture">
+            <wp:extent cx="5580000" cy="8394261"/>
+            <wp:docPr id="27" name="Picture 27"/>
+            <wp:cNvGraphicFramePr>
+              <a:graphicFrameLocks noChangeAspect="1"/>
+            </wp:cNvGraphicFramePr>
+            <a:graphic>
+              <a:graphicData uri="http://schemas.openxmlformats.org/drawingml/2006/picture">
+                <pic:pic>
+                  <pic:nvPicPr>
+                    <pic:cNvPr id="0" name="code_pubspec.png"/>
+                    <pic:cNvPicPr/>
+                  </pic:nvPicPr>
+                  <pic:blipFill>
+                    <a:blip r:embed="rId35"/>
+                    <a:stretch>
+                      <a:fillRect/>
+                    </a:stretch>
+                  </pic:blipFill>
+                  <pic:spPr>
+                    <a:xfrm>
+                      <a:off x="0" y="0"/>
+                      <a:ext cx="5580000" cy="8394261"/>
+                    </a:xfrm>
+                    <a:prstGeom prst="rect"/>
+                  </pic:spPr>
+                </pic:pic>
+              </a:graphicData>
+            </a:graphic>
+          </wp:inline>
+        </w:drawing>
+      </w:r>
+    </w:p>
+    <w:p>
+      <w:pPr>
+        <w:spacing w:before="0" w:after="0" w:line="240" w:lineRule="auto"/>
+        <w:ind w:firstLine="0"/>
+        <w:jc w:val="center"/>
+      </w:pPr>
+      <w:r>
+        <w:rPr>
+          <w:rFonts w:ascii="Times New Roman" w:hAnsi="Times New Roman"/>
+          <w:b/>
+          <w:sz w:val="24"/>
+        </w:rPr>
+        <w:t>Рисунок 27 — Зависимости</w:t>
+      </w:r>
+    </w:p>
+    <w:p>
+      <w:pPr>
+        <w:spacing w:before="0" w:after="0" w:line="240" w:lineRule="auto"/>
+        <w:ind w:firstLine="0"/>
+        <w:jc w:val="center"/>
+      </w:pPr>
+      <w:r>
+        <w:rPr>
+          <w:rFonts w:ascii="Times New Roman" w:hAnsi="Times New Roman"/>
+          <w:b w:val="0"/>
+          <w:sz w:val="24"/>
+        </w:rPr>
+        <w:t>provider и go_router</w:t>
+      </w:r>
+    </w:p>
+    <w:p/>
+    <w:p>
+      <w:pPr>
+        <w:ind w:firstLine="0"/>
+        <w:jc w:val="center"/>
+      </w:pPr>
+      <w:r>
+        <w:drawing>
+          <wp:inline xmlns:a="http://schemas.openxmlformats.org/drawingml/2006/main" xmlns:pic="http://schemas.openxmlformats.org/drawingml/2006/picture">
+            <wp:extent cx="5580000" cy="1213043"/>
+            <wp:docPr id="28" name="Picture 28"/>
+            <wp:cNvGraphicFramePr>
+              <a:graphicFrameLocks noChangeAspect="1"/>
+            </wp:cNvGraphicFramePr>
+            <a:graphic>
+              <a:graphicData uri="http://schemas.openxmlformats.org/drawingml/2006/picture">
+                <pic:pic>
+                  <pic:nvPicPr>
+                    <pic:cNvPr id="0" name="code_delete_many_fix.png"/>
+                    <pic:cNvPicPr/>
+                  </pic:nvPicPr>
+                  <pic:blipFill>
+                    <a:blip r:embed="rId36"/>
+                    <a:stretch>
+                      <a:fillRect/>
+                    </a:stretch>
+                  </pic:blipFill>
+                  <pic:spPr>
+                    <a:xfrm>
+                      <a:off x="0" y="0"/>
+                      <a:ext cx="5580000" cy="1213043"/>
+                    </a:xfrm>
+                    <a:prstGeom prst="rect"/>
+                  </pic:spPr>
+                </pic:pic>
+              </a:graphicData>
+            </a:graphic>
+          </wp:inline>
+        </w:drawing>
+      </w:r>
+    </w:p>
+    <w:p>
+      <w:pPr>
+        <w:spacing w:before="0" w:after="0" w:line="240" w:lineRule="auto"/>
+        <w:ind w:firstLine="0"/>
+        <w:jc w:val="center"/>
+      </w:pPr>
+      <w:r>
+        <w:rPr>
+          <w:rFonts w:ascii="Times New Roman" w:hAnsi="Times New Roman"/>
+          <w:b/>
+          <w:sz w:val="24"/>
+        </w:rPr>
+        <w:t>Рисунок 28 — Исправление deleteMany</w:t>
+      </w:r>
+    </w:p>
+    <w:p>
+      <w:pPr>
+        <w:spacing w:before="0" w:after="0" w:line="240" w:lineRule="auto"/>
+        <w:ind w:firstLine="0"/>
+        <w:jc w:val="center"/>
+      </w:pPr>
+      <w:r>
+        <w:rPr>
+          <w:rFonts w:ascii="Times New Roman" w:hAnsi="Times New Roman"/>
+          <w:b w:val="0"/>
+          <w:sz w:val="24"/>
+        </w:rPr>
+        <w:t>Проверка index &gt;= 0</w:t>
+      </w:r>
+    </w:p>
+    <w:p/>
+    <w:p>
+      <w:pPr>
+        <w:spacing w:before="200" w:after="120"/>
+        <w:ind w:firstLine="0"/>
+      </w:pPr>
+      <w:r>
+        <w:rPr>
+          <w:rFonts w:ascii="Times New Roman" w:hAnsi="Times New Roman"/>
+          <w:b/>
+          <w:sz w:val="30"/>
+        </w:rPr>
+        <w:t>Заключение</w:t>
+      </w:r>
+    </w:p>
+    <w:p>
+      <w:pPr>
+        <w:spacing w:line="360" w:lineRule="auto"/>
+        <w:ind w:firstLine="709"/>
+        <w:jc w:val="both"/>
+      </w:pPr>
       <w:r>
         <w:rPr>
           <w:rFonts w:ascii="Times New Roman" w:hAnsi="Times New Roman"/>
           <w:b w:val="0"/>
           <w:sz w:val="28"/>
         </w:rPr>
-        <w:t>7. Репозитории и работа с данными в памяти</w:t>
+        <w:t>Реализованы каталоги оборудования и клиентов с полным набором операций списка, синхронизацией query-параметров URL, адаптивной вёрсткой и исправленной массовой удалением deleteMany. Проект проходит flutter analyze и готов к подключению backend.</w:t>
       </w:r>
     </w:p>
-    <w:p>
-      <w:r>
-        <w:rPr>
-          <w:rFonts w:ascii="Times New Roman" w:hAnsi="Times New Roman"/>
-          <w:b w:val="0"/>
-          <w:sz w:val="28"/>
-        </w:rPr>
-        <w:t>8. Управление состоянием (Provider)</w:t>
-      </w:r>
-    </w:p>
-    <w:p>
-      <w:r>
-        <w:rPr>
-          <w:rFonts w:ascii="Times New Roman" w:hAnsi="Times New Roman"/>
-          <w:b w:val="0"/>
-          <w:sz w:val="28"/>
-        </w:rPr>
-        <w:t>9. Пользовательский интерфейс</w:t>
-      </w:r>
-    </w:p>
-    <w:p>
-      <w:r>
-        <w:rPr>
-          <w:rFonts w:ascii="Times New Roman" w:hAnsi="Times New Roman"/>
-          <w:b w:val="0"/>
-          <w:sz w:val="28"/>
-        </w:rPr>
-        <w:t>10. Маршрутизация и параметры в URL</w:t>
-      </w:r>
-    </w:p>
-    <w:p>
-      <w:r>
-        <w:rPr>
-          <w:rFonts w:ascii="Times New Roman" w:hAnsi="Times New Roman"/>
-          <w:b w:val="0"/>
-          <w:sz w:val="28"/>
-        </w:rPr>
-        <w:t>11. Разбор ошибки в методе deleteMany</w:t>
-      </w:r>
-    </w:p>
-    <w:p>
-      <w:r>
-        <w:rPr>
-          <w:rFonts w:ascii="Times New Roman" w:hAnsi="Times New Roman"/>
-          <w:b w:val="0"/>
-          <w:sz w:val="28"/>
-        </w:rPr>
-        <w:t>12. Тестирование и проверка требований</w:t>
-      </w:r>
-    </w:p>
-    <w:p>
-      <w:r>
-        <w:rPr>
-          <w:rFonts w:ascii="Times New Roman" w:hAnsi="Times New Roman"/>
-          <w:b w:val="0"/>
-          <w:sz w:val="28"/>
-        </w:rPr>
-        <w:t>13. Примеры адресов с параметрами отбора</w:t>
-      </w:r>
-    </w:p>
-    <w:p>
-      <w:r>
-        <w:rPr>
-          <w:rFonts w:ascii="Times New Roman" w:hAnsi="Times New Roman"/>
-          <w:b w:val="0"/>
-          <w:sz w:val="28"/>
-        </w:rPr>
-        <w:t>14. Заключение</w:t>
-      </w:r>
-    </w:p>
-    <w:p>
-      <w:r>
-        <w:rPr>
-          <w:rFonts w:ascii="Times New Roman" w:hAnsi="Times New Roman"/>
-          <w:b w:val="0"/>
-          <w:sz w:val="28"/>
-        </w:rPr>
-        <w:t>Список использованных файлов проекта</w:t>
-      </w:r>
-    </w:p>
-    <w:p>
-      <w:r>
-        <w:br w:type="page"/>
-      </w:r>
-    </w:p>
-    <w:p>
-      <w:pPr>
-        <w:pStyle w:val="Heading1"/>
-      </w:pPr>
-      <w:r>
-        <w:rPr>
-          <w:rFonts w:ascii="Times New Roman" w:hAnsi="Times New Roman"/>
-        </w:rPr>
-        <w:t>1. Введение</w:t>
-      </w:r>
-    </w:p>
-    <w:p>
-      <w:r>
-        <w:rPr>
-          <w:rFonts w:ascii="Times New Roman" w:hAnsi="Times New Roman"/>
-          <w:b w:val="0"/>
-          <w:sz w:val="28"/>
-        </w:rPr>
-        <w:t>В рамках итогового учебного проекта разрабатывается веб-приложение на Flutter для сервиса проката туристического и мототехнического оборудования. Настоящая практическая работа посвящена построению каталогов двух сущностей — оборудования (Equipment) и клиентов (Client) — с полным набором операций просмотра, поиска, фильтрации, сортировки и постраничного вывода.</w:t>
-      </w:r>
-    </w:p>
-    <w:p>
-      <w:r>
-        <w:rPr>
-          <w:rFonts w:ascii="Times New Roman" w:hAnsi="Times New Roman"/>
-          <w:b w:val="0"/>
-          <w:sz w:val="28"/>
-        </w:rPr>
-        <w:t>На данном этапе серверный backend не подключается: все данные хранятся в оперативной памяти (in-memory) через репозитории-заглушки. Это позволяет сосредоточиться на архитектуре клиентской части, корректной работе списков и синхронизации состояния с адресной строкой браузера.</w:t>
-      </w:r>
-    </w:p>
-    <w:p>
-      <w:pPr>
-        <w:pStyle w:val="Heading1"/>
-      </w:pPr>
-      <w:r>
-        <w:rPr>
-          <w:rFonts w:ascii="Times New Roman" w:hAnsi="Times New Roman"/>
-        </w:rPr>
-        <w:t>2. Цель и задачи работы</w:t>
-      </w:r>
-    </w:p>
-    <w:p>
-      <w:r>
-        <w:rPr>
-          <w:rFonts w:ascii="Times New Roman" w:hAnsi="Times New Roman"/>
-          <w:b w:val="0"/>
-          <w:sz w:val="28"/>
-        </w:rPr>
-        <w:t>Цель работы — реализовать два каталога с единообразным поведением списков и подготовить основу для последующего подключения API.</w:t>
-      </w:r>
-    </w:p>
-    <w:p>
-      <w:r>
-        <w:rPr>
-          <w:rFonts w:ascii="Times New Roman" w:hAnsi="Times New Roman"/>
-          <w:b/>
-          <w:sz w:val="28"/>
-        </w:rPr>
-        <w:t>Задачи:</w:t>
-      </w:r>
-    </w:p>
-    <w:p>
-      <w:pPr>
-        <w:pStyle w:val="ListNumber"/>
-      </w:pPr>
-      <w:r>
-        <w:rPr>
-          <w:rFonts w:ascii="Times New Roman" w:hAnsi="Times New Roman"/>
-          <w:sz w:val="28"/>
-        </w:rPr>
-        <w:t>Спроектировать слоистую структуру проекта (models, repositories, state, screens, widgets).</w:t>
-      </w:r>
-    </w:p>
-    <w:p>
-      <w:pPr>
-        <w:pStyle w:val="ListNumber"/>
-      </w:pPr>
-      <w:r>
-        <w:rPr>
-          <w:rFonts w:ascii="Times New Roman" w:hAnsi="Times New Roman"/>
-          <w:sz w:val="28"/>
-        </w:rPr>
-        <w:t>Реализовать immutable-модели с copyWith и поддержкой логического удаления (deletedAt).</w:t>
-      </w:r>
-    </w:p>
-    <w:p>
-      <w:pPr>
-        <w:pStyle w:val="ListNumber"/>
-      </w:pPr>
-      <w:r>
-        <w:rPr>
-          <w:rFonts w:ascii="Times New Roman" w:hAnsi="Times New Roman"/>
-          <w:sz w:val="28"/>
-        </w:rPr>
-        <w:t>Ввести обобщённый тип PageResult&lt;T&gt; для постраничной выдачи.</w:t>
-      </w:r>
-    </w:p>
-    <w:p>
-      <w:pPr>
-        <w:pStyle w:val="ListNumber"/>
-      </w:pPr>
-      <w:r>
-        <w:rPr>
-          <w:rFonts w:ascii="Times New Roman" w:hAnsi="Times New Roman"/>
-          <w:sz w:val="28"/>
-        </w:rPr>
-        <w:t>Реализовать объекты запросов EquipmentQuery и ClientQuery с сбросом номера страницы при смене условий отбора.</w:t>
-      </w:r>
-    </w:p>
-    <w:p>
-      <w:pPr>
-        <w:pStyle w:val="ListNumber"/>
-      </w:pPr>
-      <w:r>
-        <w:rPr>
-          <w:rFonts w:ascii="Times New Roman" w:hAnsi="Times New Roman"/>
-          <w:sz w:val="28"/>
-        </w:rPr>
-        <w:t>Создать in-memory репозитории с задержкой загрузки, поиском, фильтрами, сортировкой и пагинацией.</w:t>
-      </w:r>
-    </w:p>
-    <w:p>
-      <w:pPr>
-        <w:pStyle w:val="ListNumber"/>
-      </w:pPr>
-      <w:r>
-        <w:rPr>
-          <w:rFonts w:ascii="Times New Roman" w:hAnsi="Times New Roman"/>
-          <w:sz w:val="28"/>
-        </w:rPr>
-        <w:t>Организовать состояние экранов через ChangeNotifier и пакет provider.</w:t>
-      </w:r>
-    </w:p>
-    <w:p>
-      <w:pPr>
-        <w:pStyle w:val="ListNumber"/>
-      </w:pPr>
-      <w:r>
-        <w:rPr>
-          <w:rFonts w:ascii="Times New Roman" w:hAnsi="Times New Roman"/>
-          <w:sz w:val="28"/>
-        </w:rPr>
-        <w:t>Построить UI: таблица/карточки, четыре различимых состояния экрана, debounce-поиск, пагинация.</w:t>
-      </w:r>
-    </w:p>
-    <w:p>
-      <w:pPr>
-        <w:pStyle w:val="ListNumber"/>
-      </w:pPr>
-      <w:r>
-        <w:rPr>
-          <w:rFonts w:ascii="Times New Roman" w:hAnsi="Times New Roman"/>
-          <w:sz w:val="28"/>
-        </w:rPr>
-        <w:t>Синхронизировать условия отбора с query-параметрами URL (go_router).</w:t>
-      </w:r>
-    </w:p>
-    <w:p>
-      <w:pPr>
-        <w:pStyle w:val="ListNumber"/>
-      </w:pPr>
-      <w:r>
-        <w:rPr>
-          <w:rFonts w:ascii="Times New Roman" w:hAnsi="Times New Roman"/>
-          <w:sz w:val="28"/>
-        </w:rPr>
-        <w:t>Реализовать логическое и физическое удаление, восстановление и массовое удаление.</w:t>
-      </w:r>
-    </w:p>
-    <w:p>
-      <w:pPr>
-        <w:pStyle w:val="ListNumber"/>
-      </w:pPr>
-      <w:r>
-        <w:rPr>
-          <w:rFonts w:ascii="Times New Roman" w:hAnsi="Times New Roman"/>
-          <w:sz w:val="28"/>
-        </w:rPr>
-        <w:t>Найти и исправить преднамеренную ошибку в deleteMany (по заданию практики).</w:t>
-      </w:r>
-    </w:p>
-    <w:p>
-      <w:pPr>
-        <w:pStyle w:val="Heading1"/>
-      </w:pPr>
-      <w:r>
-        <w:rPr>
-          <w:rFonts w:ascii="Times New Roman" w:hAnsi="Times New Roman"/>
-        </w:rPr>
-        <w:t>3. Используемые технологии</w:t>
-      </w:r>
-    </w:p>
-    <w:p>
-      <w:pPr>
-        <w:pStyle w:val="ListBullet"/>
-      </w:pPr>
-      <w:r>
-        <w:rPr>
-          <w:rFonts w:ascii="Times New Roman" w:hAnsi="Times New Roman"/>
-          <w:sz w:val="28"/>
-        </w:rPr>
-        <w:t>Flutter (целевая платформа — Web);</w:t>
-      </w:r>
-    </w:p>
-    <w:p>
-      <w:pPr>
-        <w:pStyle w:val="ListBullet"/>
-      </w:pPr>
-      <w:r>
-        <w:rPr>
-          <w:rFonts w:ascii="Times New Roman" w:hAnsi="Times New Roman"/>
-          <w:sz w:val="28"/>
-        </w:rPr>
-        <w:t>Dart 3.x;</w:t>
-      </w:r>
-    </w:p>
-    <w:p>
-      <w:pPr>
-        <w:pStyle w:val="ListBullet"/>
-      </w:pPr>
-      <w:r>
-        <w:rPr>
-          <w:rFonts w:ascii="Times New Roman" w:hAnsi="Times New Roman"/>
-          <w:sz w:val="28"/>
-        </w:rPr>
-        <w:t>Управление состоянием: provider (ChangeNotifierProvider, context.watch / context.read);</w:t>
-      </w:r>
-    </w:p>
-    <w:p>
-      <w:pPr>
-        <w:pStyle w:val="ListBullet"/>
-      </w:pPr>
-      <w:r>
-        <w:rPr>
-          <w:rFonts w:ascii="Times New Roman" w:hAnsi="Times New Roman"/>
-          <w:sz w:val="28"/>
-        </w:rPr>
-        <w:t>Маршрутизация: go_router с usePathUrlStrategy() для «чистых» URL без #;</w:t>
-      </w:r>
-    </w:p>
-    <w:p>
-      <w:pPr>
-        <w:pStyle w:val="ListBullet"/>
-      </w:pPr>
-      <w:r>
-        <w:rPr>
-          <w:rFonts w:ascii="Times New Roman" w:hAnsi="Times New Roman"/>
-          <w:sz w:val="28"/>
-        </w:rPr>
-        <w:t>Статический анализ: flutter analyze (в проекте — без замечаний);</w:t>
-      </w:r>
-    </w:p>
-    <w:p>
-      <w:pPr>
-        <w:pStyle w:val="ListBullet"/>
-      </w:pPr>
-      <w:r>
-        <w:rPr>
-          <w:rFonts w:ascii="Times New Roman" w:hAnsi="Times New Roman"/>
-          <w:sz w:val="28"/>
-        </w:rPr>
-        <w:t>Сборка: flutter build web / запуск flutter run -d chrome.</w:t>
-      </w:r>
-    </w:p>
-    <w:p>
-      <w:pPr>
-        <w:pStyle w:val="Heading1"/>
-      </w:pPr>
-      <w:r>
-        <w:rPr>
-          <w:rFonts w:ascii="Times New Roman" w:hAnsi="Times New Roman"/>
-        </w:rPr>
-        <w:t>4. Описание предметной области и сущностей</w:t>
-      </w:r>
-    </w:p>
-    <w:p>
-      <w:pPr>
-        <w:pStyle w:val="Heading2"/>
-      </w:pPr>
-      <w:r>
-        <w:rPr>
-          <w:rFonts w:ascii="Times New Roman" w:hAnsi="Times New Roman"/>
-        </w:rPr>
-        <w:t>4.1. Equipment (оборудование)</w:t>
-      </w:r>
-    </w:p>
-    <w:p>
-      <w:r>
-        <w:rPr>
-          <w:rFonts w:ascii="Times New Roman" w:hAnsi="Times New Roman"/>
-          <w:b w:val="0"/>
-          <w:sz w:val="28"/>
-        </w:rPr>
-        <w:t>Единица инвентаря, сдаваемая в прокат. Поля: id, name, inventoryNumber (уникальный), categoryId, brandId, purchaseYear, dailyRate, condition («новое» | «хорошее» | «требует обслуживания»), unitsTotal, unitsAvailable, tagIds, deletedAt (для soft delete).</w:t>
-      </w:r>
-    </w:p>
-    <w:p>
-      <w:r>
-        <w:rPr>
-          <w:rFonts w:ascii="Times New Roman" w:hAnsi="Times New Roman"/>
-          <w:b/>
-          <w:sz w:val="28"/>
-        </w:rPr>
-        <w:t>Справочники в памяти:</w:t>
-      </w:r>
-    </w:p>
-    <w:p>
-      <w:pPr>
-        <w:pStyle w:val="ListBullet"/>
-      </w:pPr>
-      <w:r>
-        <w:rPr>
-          <w:rFonts w:ascii="Times New Roman" w:hAnsi="Times New Roman"/>
-          <w:sz w:val="28"/>
-        </w:rPr>
-        <w:t>Категории: Палатки, Велосипеды, Мотоциклы, Квадроциклы, Водный транспорт, Снегоходы;</w:t>
-      </w:r>
-    </w:p>
-    <w:p>
-      <w:pPr>
-        <w:pStyle w:val="ListBullet"/>
-      </w:pPr>
-      <w:r>
-        <w:rPr>
-          <w:rFonts w:ascii="Times New Roman" w:hAnsi="Times New Roman"/>
-          <w:sz w:val="28"/>
-        </w:rPr>
-        <w:t>Бренды: Tramp, Stels, Yamaha, Polaris, Trek, Sea-Doo, Buran;</w:t>
-      </w:r>
-    </w:p>
-    <w:p>
-      <w:pPr>
-        <w:pStyle w:val="ListBullet"/>
-      </w:pPr>
-      <w:r>
-        <w:rPr>
-          <w:rFonts w:ascii="Times New Roman" w:hAnsi="Times New Roman"/>
-          <w:sz w:val="28"/>
-        </w:rPr>
-        <w:t>Теги: зима, лето, для новичков, экстрим, водный.</w:t>
-      </w:r>
-    </w:p>
-    <w:p>
-      <w:r>
-        <w:rPr>
-          <w:rFonts w:ascii="Times New Roman" w:hAnsi="Times New Roman"/>
-          <w:b w:val="0"/>
-          <w:sz w:val="28"/>
-        </w:rPr>
-        <w:t>В seed-данных репозитория — 22 единицы оборудования с реалистичными названиями.</w:t>
-      </w:r>
-    </w:p>
-    <w:p>
-      <w:pPr>
-        <w:pStyle w:val="Heading2"/>
-      </w:pPr>
-      <w:r>
-        <w:rPr>
-          <w:rFonts w:ascii="Times New Roman" w:hAnsi="Times New Roman"/>
-        </w:rPr>
-        <w:t>4.2. Client (клиент)</w:t>
-      </w:r>
-    </w:p>
-    <w:p>
-      <w:r>
-        <w:rPr>
-          <w:rFonts w:ascii="Times New Roman" w:hAnsi="Times New Roman"/>
-          <w:b w:val="0"/>
-          <w:sz w:val="28"/>
-        </w:rPr>
-        <w:t>Поля: id, fullName, phone, city, registeredAt, deletedAt. В начальных данных — 9 клиентов из городов Урала и Сибири.</w:t>
-      </w:r>
-    </w:p>
-    <w:p>
-      <w:pPr>
-        <w:pStyle w:val="Heading1"/>
-      </w:pPr>
-      <w:r>
-        <w:rPr>
-          <w:rFonts w:ascii="Times New Roman" w:hAnsi="Times New Roman"/>
-        </w:rPr>
-        <w:t>5. Архитектура приложения</w:t>
-      </w:r>
-    </w:p>
-    <w:p>
-      <w:r>
-        <w:rPr>
-          <w:rFonts w:ascii="Times New Roman" w:hAnsi="Times New Roman"/>
-          <w:b w:val="0"/>
-          <w:sz w:val="28"/>
-        </w:rPr>
-        <w:t>Приложение разделено на слои. Экраны и виджеты не обращаются к репозиториям напрямую — только через классы EquipmentListNotifier и ClientListNotifier.</w:t>
-      </w:r>
-    </w:p>
-    <w:tbl>
-      <w:tblPr>
-        <w:tblStyle w:val="TableGrid"/>
-        <w:tblW w:type="auto" w:w="0"/>
-        <w:tblLook w:firstColumn="1" w:firstRow="1" w:lastColumn="0" w:lastRow="0" w:noHBand="0" w:noVBand="1" w:val="04A0"/>
-      </w:tblPr>
-      <w:tblGrid>
-        <w:gridCol w:w="2880"/>
-        <w:gridCol w:w="2880"/>
-        <w:gridCol w:w="2880"/>
-      </w:tblGrid>
-      <w:tr>
-        <w:tc>
-          <w:tcPr>
-            <w:tcW w:type="dxa" w:w="2880"/>
-          </w:tcPr>
-          <w:p>
-            <w:r>
-              <w:rPr>
-                <w:rFonts w:ascii="Times New Roman" w:hAnsi="Times New Roman"/>
-                <w:b/>
-                <w:sz w:val="24"/>
-              </w:rPr>
-              <w:t>Слой</w:t>
-            </w:r>
-          </w:p>
-        </w:tc>
-        <w:tc>
-          <w:tcPr>
-            <w:tcW w:type="dxa" w:w="2880"/>
-          </w:tcPr>
-          <w:p>
-            <w:r>
-              <w:rPr>
-                <w:rFonts w:ascii="Times New Roman" w:hAnsi="Times New Roman"/>
-                <w:b/>
-                <w:sz w:val="24"/>
-              </w:rPr>
-              <w:t>Каталог</w:t>
-            </w:r>
-          </w:p>
-        </w:tc>
-        <w:tc>
-          <w:tcPr>
-            <w:tcW w:type="dxa" w:w="2880"/>
-          </w:tcPr>
-          <w:p>
-            <w:r>
-              <w:rPr>
-                <w:rFonts w:ascii="Times New Roman" w:hAnsi="Times New Roman"/>
-                <w:b/>
-                <w:sz w:val="24"/>
-              </w:rPr>
-              <w:t>Назначение</w:t>
-            </w:r>
-          </w:p>
-        </w:tc>
-      </w:tr>
-      <w:tr>
-        <w:tc>
-          <w:tcPr>
-            <w:tcW w:type="dxa" w:w="2880"/>
-          </w:tcPr>
-          <w:p>
-            <w:r>
-              <w:rPr>
-                <w:rFonts w:ascii="Times New Roman" w:hAnsi="Times New Roman"/>
-                <w:sz w:val="24"/>
-              </w:rPr>
-              <w:t>Модели</w:t>
-            </w:r>
-          </w:p>
-        </w:tc>
-        <w:tc>
-          <w:tcPr>
-            <w:tcW w:type="dxa" w:w="2880"/>
-          </w:tcPr>
-          <w:p>
-            <w:r>
-              <w:rPr>
-                <w:rFonts w:ascii="Times New Roman" w:hAnsi="Times New Roman"/>
-                <w:sz w:val="24"/>
-              </w:rPr>
-              <w:t>lib/models/</w:t>
-            </w:r>
-          </w:p>
-        </w:tc>
-        <w:tc>
-          <w:tcPr>
-            <w:tcW w:type="dxa" w:w="2880"/>
-          </w:tcPr>
-          <w:p>
-            <w:r>
-              <w:rPr>
-                <w:rFonts w:ascii="Times New Roman" w:hAnsi="Times New Roman"/>
-                <w:sz w:val="24"/>
-              </w:rPr>
-              <w:t>Сущности, PageResult, Query, справочники, LoadStatus</w:t>
-            </w:r>
-          </w:p>
-        </w:tc>
-      </w:tr>
-      <w:tr>
-        <w:tc>
-          <w:tcPr>
-            <w:tcW w:type="dxa" w:w="2880"/>
-          </w:tcPr>
-          <w:p>
-            <w:r>
-              <w:rPr>
-                <w:rFonts w:ascii="Times New Roman" w:hAnsi="Times New Roman"/>
-                <w:sz w:val="24"/>
-              </w:rPr>
-              <w:t>Репозитории</w:t>
-            </w:r>
-          </w:p>
-        </w:tc>
-        <w:tc>
-          <w:tcPr>
-            <w:tcW w:type="dxa" w:w="2880"/>
-          </w:tcPr>
-          <w:p>
-            <w:r>
-              <w:rPr>
-                <w:rFonts w:ascii="Times New Roman" w:hAnsi="Times New Roman"/>
-                <w:sz w:val="24"/>
-              </w:rPr>
-              <w:t>lib/repositories/</w:t>
-            </w:r>
-          </w:p>
-        </w:tc>
-        <w:tc>
-          <w:tcPr>
-            <w:tcW w:type="dxa" w:w="2880"/>
-          </w:tcPr>
-          <w:p>
-            <w:r>
-              <w:rPr>
-                <w:rFonts w:ascii="Times New Roman" w:hAnsi="Times New Roman"/>
-                <w:sz w:val="24"/>
-              </w:rPr>
-              <w:t>Интерфейсы и InMemory* реализации</w:t>
-            </w:r>
-          </w:p>
-        </w:tc>
-      </w:tr>
-      <w:tr>
-        <w:tc>
-          <w:tcPr>
-            <w:tcW w:type="dxa" w:w="2880"/>
-          </w:tcPr>
-          <w:p>
-            <w:r>
-              <w:rPr>
-                <w:rFonts w:ascii="Times New Roman" w:hAnsi="Times New Roman"/>
-                <w:sz w:val="24"/>
-              </w:rPr>
-              <w:t>Состояние</w:t>
-            </w:r>
-          </w:p>
-        </w:tc>
-        <w:tc>
-          <w:tcPr>
-            <w:tcW w:type="dxa" w:w="2880"/>
-          </w:tcPr>
-          <w:p>
-            <w:r>
-              <w:rPr>
-                <w:rFonts w:ascii="Times New Roman" w:hAnsi="Times New Roman"/>
-                <w:sz w:val="24"/>
-              </w:rPr>
-              <w:t>lib/state/</w:t>
-            </w:r>
-          </w:p>
-        </w:tc>
-        <w:tc>
-          <w:tcPr>
-            <w:tcW w:type="dxa" w:w="2880"/>
-          </w:tcPr>
-          <w:p>
-            <w:r>
-              <w:rPr>
-                <w:rFonts w:ascii="Times New Roman" w:hAnsi="Times New Roman"/>
-                <w:sz w:val="24"/>
-              </w:rPr>
-              <w:t>ChangeNotifier для списков и карточек</w:t>
-            </w:r>
-          </w:p>
-        </w:tc>
-      </w:tr>
-      <w:tr>
-        <w:tc>
-          <w:tcPr>
-            <w:tcW w:type="dxa" w:w="2880"/>
-          </w:tcPr>
-          <w:p>
-            <w:r>
-              <w:rPr>
-                <w:rFonts w:ascii="Times New Roman" w:hAnsi="Times New Roman"/>
-                <w:sz w:val="24"/>
-              </w:rPr>
-              <w:t>Экраны</w:t>
-            </w:r>
-          </w:p>
-        </w:tc>
-        <w:tc>
-          <w:tcPr>
-            <w:tcW w:type="dxa" w:w="2880"/>
-          </w:tcPr>
-          <w:p>
-            <w:r>
-              <w:rPr>
-                <w:rFonts w:ascii="Times New Roman" w:hAnsi="Times New Roman"/>
-                <w:sz w:val="24"/>
-              </w:rPr>
-              <w:t>lib/screens/</w:t>
-            </w:r>
-          </w:p>
-        </w:tc>
-        <w:tc>
-          <w:tcPr>
-            <w:tcW w:type="dxa" w:w="2880"/>
-          </w:tcPr>
-          <w:p>
-            <w:r>
-              <w:rPr>
-                <w:rFonts w:ascii="Times New Roman" w:hAnsi="Times New Roman"/>
-                <w:sz w:val="24"/>
-              </w:rPr>
-              <w:t>Списки и детальный просмотр</w:t>
-            </w:r>
-          </w:p>
-        </w:tc>
-      </w:tr>
-      <w:tr>
-        <w:tc>
-          <w:tcPr>
-            <w:tcW w:type="dxa" w:w="2880"/>
-          </w:tcPr>
-          <w:p>
-            <w:r>
-              <w:rPr>
-                <w:rFonts w:ascii="Times New Roman" w:hAnsi="Times New Roman"/>
-                <w:sz w:val="24"/>
-              </w:rPr>
-              <w:t>Виджеты</w:t>
-            </w:r>
-          </w:p>
-        </w:tc>
-        <w:tc>
-          <w:tcPr>
-            <w:tcW w:type="dxa" w:w="2880"/>
-          </w:tcPr>
-          <w:p>
-            <w:r>
-              <w:rPr>
-                <w:rFonts w:ascii="Times New Roman" w:hAnsi="Times New Roman"/>
-                <w:sz w:val="24"/>
-              </w:rPr>
-              <w:t>lib/widgets/</w:t>
-            </w:r>
-          </w:p>
-        </w:tc>
-        <w:tc>
-          <w:tcPr>
-            <w:tcW w:type="dxa" w:w="2880"/>
-          </w:tcPr>
-          <w:p>
-            <w:r>
-              <w:rPr>
-                <w:rFonts w:ascii="Times New Roman" w:hAnsi="Times New Roman"/>
-                <w:sz w:val="24"/>
-              </w:rPr>
-              <w:t>EntityTable, пагинация, поиск, заглушки состояний</w:t>
-            </w:r>
-          </w:p>
-        </w:tc>
-      </w:tr>
-      <w:tr>
-        <w:tc>
-          <w:tcPr>
-            <w:tcW w:type="dxa" w:w="2880"/>
-          </w:tcPr>
-          <w:p>
-            <w:r>
-              <w:rPr>
-                <w:rFonts w:ascii="Times New Roman" w:hAnsi="Times New Roman"/>
-                <w:sz w:val="24"/>
-              </w:rPr>
-              <w:t>Маршруты</w:t>
-            </w:r>
-          </w:p>
-        </w:tc>
-        <w:tc>
-          <w:tcPr>
-            <w:tcW w:type="dxa" w:w="2880"/>
-          </w:tcPr>
-          <w:p>
-            <w:r>
-              <w:rPr>
-                <w:rFonts w:ascii="Times New Roman" w:hAnsi="Times New Roman"/>
-                <w:sz w:val="24"/>
-              </w:rPr>
-              <w:t>lib/routing/</w:t>
-            </w:r>
-          </w:p>
-        </w:tc>
-        <w:tc>
-          <w:tcPr>
-            <w:tcW w:type="dxa" w:w="2880"/>
-          </w:tcPr>
-          <w:p>
-            <w:r>
-              <w:rPr>
-                <w:rFonts w:ascii="Times New Roman" w:hAnsi="Times New Roman"/>
-                <w:sz w:val="24"/>
-              </w:rPr>
-              <w:t>Парсинг и сериализация query-параметров</w:t>
-            </w:r>
-          </w:p>
-        </w:tc>
-      </w:tr>
-    </w:tbl>
-    <w:p/>
-    <w:p>
-      <w:r>
-        <w:rPr>
-          <w:rFonts w:ascii="Times New Roman" w:hAnsi="Times New Roman"/>
-          <w:b w:val="0"/>
-          <w:sz w:val="28"/>
-        </w:rPr>
-        <w:t>Схема потока данных: экран вызывает метод notifier (например applyQuery) → notifier обращается к репозиторию → результат сохраняется в PageResult → notifyListeners() → UI перестраивается через Provider.</w:t>
-      </w:r>
-    </w:p>
-    <w:p>
-      <w:r>
-        <w:rPr>
-          <w:rFonts w:ascii="Times New Roman" w:hAnsi="Times New Roman"/>
-          <w:b w:val="0"/>
-          <w:sz w:val="28"/>
-        </w:rPr>
-        <w:t>[Место для рисунка: схема слоёв приложения — models / repositories / state / screens / widgets]</w:t>
-      </w:r>
-    </w:p>
-    <w:p>
-      <w:pPr>
-        <w:pStyle w:val="Heading1"/>
-      </w:pPr>
-      <w:r>
-        <w:rPr>
-          <w:rFonts w:ascii="Times New Roman" w:hAnsi="Times New Roman"/>
-        </w:rPr>
-        <w:t>6. Модели данных и объекты запросов</w:t>
-      </w:r>
-    </w:p>
-    <w:p>
-      <w:r>
-        <w:rPr>
-          <w:rFonts w:ascii="Times New Roman" w:hAnsi="Times New Roman"/>
-          <w:b w:val="0"/>
-          <w:sz w:val="28"/>
-        </w:rPr>
-        <w:t>Классы Equipment и Client — неизменяемые (immutable), с конструктором и copyWith. Для поля deletedAt добавлен флаг clearDeletedAt, чтобы отличать «не менять» от «установить null».</w:t>
-      </w:r>
-    </w:p>
-    <w:p>
-      <w:r>
-        <w:rPr>
-          <w:rFonts w:ascii="Times New Roman" w:hAnsi="Times New Roman"/>
-          <w:b w:val="0"/>
-          <w:sz w:val="28"/>
-        </w:rPr>
-        <w:t>PageResult&lt;T&gt; содержит items, page, size, total; геттеры totalPages (при 0 записях — 1 страница), hasPrevious, hasNext; конструктор PageResult.empty() для начального состояния.</w:t>
-      </w:r>
-    </w:p>
-    <w:p>
-      <w:r>
-        <w:rPr>
-          <w:rFonts w:ascii="Times New Roman" w:hAnsi="Times New Roman"/>
-          <w:b w:val="0"/>
-          <w:sz w:val="28"/>
-        </w:rPr>
-        <w:t>EquipmentQuery и ClientQuery — неизменяемые объекты со всеми условиями отбора. Для nullable-полей фильтров в copyWith используется сигнальная константа _unset = Object(), чтобы различать «параметр не передан» и «передан null для сброса фильтра». При изменении любого условия отбора (кроме явной смены page) номер страницы сбрасывается на 1.</w:t>
-      </w:r>
-    </w:p>
-    <w:p>
-      <w:r>
-        <w:rPr>
-          <w:rFonts w:ascii="Times New Roman" w:hAnsi="Times New Roman"/>
-          <w:b/>
-          <w:sz w:val="28"/>
-        </w:rPr>
-        <w:t>Фильтры оборудования (комбинируются одновременно):</w:t>
-      </w:r>
-    </w:p>
-    <w:p>
-      <w:pPr>
-        <w:pStyle w:val="ListBullet"/>
-      </w:pPr>
-      <w:r>
-        <w:rPr>
-          <w:rFonts w:ascii="Times New Roman" w:hAnsi="Times New Roman"/>
-          <w:sz w:val="28"/>
-        </w:rPr>
-        <w:t>categoryId — категория;</w:t>
-      </w:r>
-    </w:p>
-    <w:p>
-      <w:pPr>
-        <w:pStyle w:val="ListBullet"/>
-      </w:pPr>
-      <w:r>
-        <w:rPr>
-          <w:rFonts w:ascii="Times New Roman" w:hAnsi="Times New Roman"/>
-          <w:sz w:val="28"/>
-        </w:rPr>
-        <w:t>brandId — бренд;</w:t>
-      </w:r>
-    </w:p>
-    <w:p>
-      <w:pPr>
-        <w:pStyle w:val="ListBullet"/>
-      </w:pPr>
-      <w:r>
-        <w:rPr>
-          <w:rFonts w:ascii="Times New Roman" w:hAnsi="Times New Roman"/>
-          <w:sz w:val="28"/>
-        </w:rPr>
-        <w:t>dailyRateFrom / dailyRateTo — диапазон суточного тарифа;</w:t>
-      </w:r>
-    </w:p>
-    <w:p>
-      <w:pPr>
-        <w:pStyle w:val="ListBullet"/>
-      </w:pPr>
-      <w:r>
-        <w:rPr>
-          <w:rFonts w:ascii="Times New Roman" w:hAnsi="Times New Roman"/>
-          <w:sz w:val="28"/>
-        </w:rPr>
-        <w:t>yearFrom / yearTo — диапазон года покупки;</w:t>
-      </w:r>
-    </w:p>
-    <w:p>
-      <w:pPr>
-        <w:pStyle w:val="ListBullet"/>
-      </w:pPr>
-      <w:r>
-        <w:rPr>
-          <w:rFonts w:ascii="Times New Roman" w:hAnsi="Times New Roman"/>
-          <w:sz w:val="28"/>
-        </w:rPr>
-        <w:t>includeDeleted — показ логически удалённых записей.</w:t>
-      </w:r>
-    </w:p>
-    <w:p>
-      <w:pPr>
-        <w:pStyle w:val="Heading1"/>
-      </w:pPr>
-      <w:r>
-        <w:rPr>
-          <w:rFonts w:ascii="Times New Roman" w:hAnsi="Times New Roman"/>
-        </w:rPr>
-        <w:t>7. Репозитории и работа с данными в памяти</w:t>
-      </w:r>
-    </w:p>
-    <w:p>
-      <w:r>
-        <w:rPr>
-          <w:rFonts w:ascii="Times New Roman" w:hAnsi="Times New Roman"/>
-          <w:b w:val="0"/>
-          <w:sz w:val="28"/>
-        </w:rPr>
-        <w:t>Интерфейсы EquipmentRepository и ClientRepository определяют методы: find, findById, create, update, softDelete, hardDelete, restore, deleteMany.</w:t>
-      </w:r>
-    </w:p>
-    <w:p>
-      <w:r>
-        <w:rPr>
-          <w:rFonts w:ascii="Times New Roman" w:hAnsi="Times New Roman"/>
-          <w:b/>
-          <w:sz w:val="28"/>
-        </w:rPr>
-        <w:t>Метод find() в in-memory реализации:</w:t>
-      </w:r>
-    </w:p>
-    <w:p>
-      <w:pPr>
-        <w:pStyle w:val="ListNumber"/>
-      </w:pPr>
-      <w:r>
-        <w:rPr>
-          <w:rFonts w:ascii="Times New Roman" w:hAnsi="Times New Roman"/>
-          <w:sz w:val="28"/>
-        </w:rPr>
-        <w:t>Искусственная задержка ~250 мс (имитация сети, виден индикатор загрузки).</w:t>
-      </w:r>
-    </w:p>
-    <w:p>
-      <w:pPr>
-        <w:pStyle w:val="ListNumber"/>
-      </w:pPr>
-      <w:r>
-        <w:rPr>
-          <w:rFonts w:ascii="Times New Roman" w:hAnsi="Times New Roman"/>
-          <w:sz w:val="28"/>
-        </w:rPr>
-        <w:t>Фильтр includeDeleted / скрытие записей с deletedAt.</w:t>
-      </w:r>
-    </w:p>
-    <w:p>
-      <w:pPr>
-        <w:pStyle w:val="ListNumber"/>
-      </w:pPr>
-      <w:r>
-        <w:rPr>
-          <w:rFonts w:ascii="Times New Roman" w:hAnsi="Times New Roman"/>
-          <w:sz w:val="28"/>
-        </w:rPr>
-        <w:t>Поиск: Equipment — по name и inventoryNumber; Client — по fullName и phone.</w:t>
-      </w:r>
-    </w:p>
-    <w:p>
-      <w:pPr>
-        <w:pStyle w:val="ListNumber"/>
-      </w:pPr>
-      <w:r>
-        <w:rPr>
-          <w:rFonts w:ascii="Times New Roman" w:hAnsi="Times New Roman"/>
-          <w:sz w:val="28"/>
-        </w:rPr>
-        <w:t>Применение фильтров (для оборудования — минимум три независимых критерия).</w:t>
-      </w:r>
-    </w:p>
-    <w:p>
-      <w:pPr>
-        <w:pStyle w:val="ListNumber"/>
-      </w:pPr>
-      <w:r>
-        <w:rPr>
-          <w:rFonts w:ascii="Times New Roman" w:hAnsi="Times New Roman"/>
-          <w:sz w:val="28"/>
-        </w:rPr>
-        <w:t>Сортировка по настраиваемому полю и направлению (не менее трёх полей на сущность).</w:t>
-      </w:r>
-    </w:p>
-    <w:p>
-      <w:pPr>
-        <w:pStyle w:val="ListNumber"/>
-      </w:pPr>
-      <w:r>
-        <w:rPr>
-          <w:rFonts w:ascii="Times New Roman" w:hAnsi="Times New Roman"/>
-          <w:sz w:val="28"/>
-        </w:rPr>
-        <w:t>Пагинация через sublist; верхняя граница to вычисляется как int (без num.clamp).</w:t>
-      </w:r>
-    </w:p>
-    <w:p>
-      <w:r>
-        <w:rPr>
-          <w:rFonts w:ascii="Times New Roman" w:hAnsi="Times New Roman"/>
-          <w:b w:val="0"/>
-          <w:sz w:val="28"/>
-        </w:rPr>
-        <w:t>Сортировка Equipment: name, dailyRate, purchaseYear, inventoryNumber. Сортировка Client: fullName, phone, city, registeredAt.</w:t>
-      </w:r>
-    </w:p>
-    <w:p>
-      <w:pPr>
-        <w:pStyle w:val="Heading1"/>
-      </w:pPr>
-      <w:r>
-        <w:rPr>
-          <w:rFonts w:ascii="Times New Roman" w:hAnsi="Times New Roman"/>
-        </w:rPr>
-        <w:t>8. Управление состоянием (Provider)</w:t>
-      </w:r>
-    </w:p>
-    <w:p>
-      <w:r>
-        <w:rPr>
-          <w:rFonts w:ascii="Times New Roman" w:hAnsi="Times New Roman"/>
-          <w:b w:val="0"/>
-          <w:sz w:val="28"/>
-        </w:rPr>
-        <w:t>EquipmentListNotifier и ClientListNotifier содержат: query, result (PageResult), status (LoadStatus: idle, loading, success, error), error, selected (Set&lt;int&gt;), а также поля для детального экрана (detailItem, detailStatus).</w:t>
-      </w:r>
-    </w:p>
-    <w:p>
-      <w:r>
-        <w:rPr>
-          <w:rFonts w:ascii="Times New Roman" w:hAnsi="Times New Roman"/>
-          <w:b w:val="0"/>
-          <w:sz w:val="28"/>
-        </w:rPr>
-        <w:t>Ключевые методы: load(), applyQuery(next), toggleSelection(id), deleteSelected(), hardDeleteSelected(), restoreSelected(), restore(id), softDelete / hardDelete для одной записи.</w:t>
-      </w:r>
-    </w:p>
-    <w:p>
-      <w:r>
-        <w:rPr>
-          <w:rFonts w:ascii="Times New Roman" w:hAnsi="Times New Roman"/>
-          <w:b w:val="0"/>
-          <w:sz w:val="28"/>
-        </w:rPr>
-        <w:t>В load() вызывается notifyListeners() в начале (статус loading) и в конце (success или error). applyQuery очищает selected. Переключатель «Показать удалённые» меняет includeDeleted в query.</w:t>
-      </w:r>
-    </w:p>
-    <w:p>
-      <w:r>
-        <w:rPr>
-          <w:rFonts w:ascii="Times New Roman" w:hAnsi="Times New Roman"/>
-          <w:b w:val="0"/>
-          <w:sz w:val="28"/>
-        </w:rPr>
-        <w:t>setState используется только для локального UI (раскрытие панели фильтров на экране оборудования), не для данных списка.</w:t>
-      </w:r>
-    </w:p>
-    <w:p>
-      <w:pPr>
-        <w:pStyle w:val="Heading1"/>
-      </w:pPr>
-      <w:r>
-        <w:rPr>
-          <w:rFonts w:ascii="Times New Roman" w:hAnsi="Times New Roman"/>
-        </w:rPr>
-        <w:t>9. Пользовательский интерфейс</w:t>
-      </w:r>
-    </w:p>
-    <w:p>
-      <w:pPr>
-        <w:pStyle w:val="Heading2"/>
-      </w:pPr>
-      <w:r>
-        <w:rPr>
-          <w:rFonts w:ascii="Times New Roman" w:hAnsi="Times New Roman"/>
-        </w:rPr>
-        <w:t>9.1. Обобщённая таблица EntityTable&lt;T&gt;</w:t>
-      </w:r>
-    </w:p>
-    <w:p>
-      <w:r>
-        <w:rPr>
-          <w:rFonts w:ascii="Times New Roman" w:hAnsi="Times New Roman"/>
-          <w:b w:val="0"/>
-          <w:sz w:val="28"/>
-        </w:rPr>
-        <w:t>Виджет lib/widgets/entity_table.dart принимает список TableColumnSpec&lt;T&gt; (label, sortField, numeric, build), данные, idOf, выделение, параметры сортировки и колбэки. Одна реализация используется для оборудования и клиентов без дублирования кода. Таблица обёрнута в двойную прокрутку (горизонтальная + вертикальная), чтобы на узких экранах содержимое не выходило за границы окна.</w:t>
-      </w:r>
-    </w:p>
-    <w:p>
-      <w:pPr>
-        <w:pStyle w:val="Heading2"/>
-      </w:pPr>
-      <w:r>
-        <w:rPr>
-          <w:rFonts w:ascii="Times New Roman" w:hAnsi="Times New Roman"/>
-        </w:rPr>
-        <w:t>9.2. Адаптивная вёрстка</w:t>
-      </w:r>
-    </w:p>
-    <w:p>
-      <w:r>
-        <w:rPr>
-          <w:rFonts w:ascii="Times New Roman" w:hAnsi="Times New Roman"/>
-          <w:b w:val="0"/>
-          <w:sz w:val="28"/>
-        </w:rPr>
-        <w:t>При ширине окна менее 600 px вместо таблицы отображается ListView с Card для каждой записи (те же действия: выделение, открытие карточки, удаление). При ширине 600 px и более — DataTable.</w:t>
-      </w:r>
-    </w:p>
-    <w:p>
-      <w:pPr>
-        <w:pStyle w:val="Heading2"/>
-      </w:pPr>
-      <w:r>
-        <w:rPr>
-          <w:rFonts w:ascii="Times New Roman" w:hAnsi="Times New Roman"/>
-        </w:rPr>
-        <w:t>9.3. Состояния экрана</w:t>
-      </w:r>
-    </w:p>
-    <w:tbl>
-      <w:tblPr>
-        <w:tblStyle w:val="TableGrid"/>
-        <w:tblW w:type="auto" w:w="0"/>
-        <w:tblLook w:firstColumn="1" w:firstRow="1" w:lastColumn="0" w:lastRow="0" w:noHBand="0" w:noVBand="1" w:val="04A0"/>
-      </w:tblPr>
-      <w:tblGrid>
-        <w:gridCol w:w="4320"/>
-        <w:gridCol w:w="4320"/>
-      </w:tblGrid>
-      <w:tr>
-        <w:tc>
-          <w:tcPr>
-            <w:tcW w:type="dxa" w:w="4320"/>
-          </w:tcPr>
-          <w:p>
-            <w:r>
-              <w:rPr>
-                <w:rFonts w:ascii="Times New Roman" w:hAnsi="Times New Roman"/>
-                <w:b/>
-                <w:sz w:val="24"/>
-              </w:rPr>
-              <w:t>Состояние</w:t>
-            </w:r>
-          </w:p>
-        </w:tc>
-        <w:tc>
-          <w:tcPr>
-            <w:tcW w:type="dxa" w:w="4320"/>
-          </w:tcPr>
-          <w:p>
-            <w:r>
-              <w:rPr>
-                <w:rFonts w:ascii="Times New Roman" w:hAnsi="Times New Roman"/>
-                <w:b/>
-                <w:sz w:val="24"/>
-              </w:rPr>
-              <w:t>Отображение</w:t>
-            </w:r>
-          </w:p>
-        </w:tc>
-      </w:tr>
-      <w:tr>
-        <w:tc>
-          <w:tcPr>
-            <w:tcW w:type="dxa" w:w="4320"/>
-          </w:tcPr>
-          <w:p>
-            <w:r>
-              <w:rPr>
-                <w:rFonts w:ascii="Times New Roman" w:hAnsi="Times New Roman"/>
-                <w:sz w:val="24"/>
-              </w:rPr>
-              <w:t>loading</w:t>
-            </w:r>
-          </w:p>
-        </w:tc>
-        <w:tc>
-          <w:tcPr>
-            <w:tcW w:type="dxa" w:w="4320"/>
-          </w:tcPr>
-          <w:p>
-            <w:r>
-              <w:rPr>
-                <w:rFonts w:ascii="Times New Roman" w:hAnsi="Times New Roman"/>
-                <w:sz w:val="24"/>
-              </w:rPr>
-              <w:t>CircularProgressIndicator по центру</w:t>
-            </w:r>
-          </w:p>
-        </w:tc>
-      </w:tr>
-      <w:tr>
-        <w:tc>
-          <w:tcPr>
-            <w:tcW w:type="dxa" w:w="4320"/>
-          </w:tcPr>
-          <w:p>
-            <w:r>
-              <w:rPr>
-                <w:rFonts w:ascii="Times New Roman" w:hAnsi="Times New Roman"/>
-                <w:sz w:val="24"/>
-              </w:rPr>
-              <w:t>success (есть данные)</w:t>
-            </w:r>
-          </w:p>
-        </w:tc>
-        <w:tc>
-          <w:tcPr>
-            <w:tcW w:type="dxa" w:w="4320"/>
-          </w:tcPr>
-          <w:p>
-            <w:r>
-              <w:rPr>
-                <w:rFonts w:ascii="Times New Roman" w:hAnsi="Times New Roman"/>
-                <w:sz w:val="24"/>
-              </w:rPr>
-              <w:t>Таблица или список карточек</w:t>
-            </w:r>
-          </w:p>
-        </w:tc>
-      </w:tr>
-      <w:tr>
-        <w:tc>
-          <w:tcPr>
-            <w:tcW w:type="dxa" w:w="4320"/>
-          </w:tcPr>
-          <w:p>
-            <w:r>
-              <w:rPr>
-                <w:rFonts w:ascii="Times New Roman" w:hAnsi="Times New Roman"/>
-                <w:sz w:val="24"/>
-              </w:rPr>
-              <w:t>success (пусто)</w:t>
-            </w:r>
-          </w:p>
-        </w:tc>
-        <w:tc>
-          <w:tcPr>
-            <w:tcW w:type="dxa" w:w="4320"/>
-          </w:tcPr>
-          <w:p>
-            <w:r>
-              <w:rPr>
-                <w:rFonts w:ascii="Times New Roman" w:hAnsi="Times New Roman"/>
-                <w:sz w:val="24"/>
-              </w:rPr>
-              <w:t>ListEmptyView — иконка и текст «Ничего не найдено…»</w:t>
-            </w:r>
-          </w:p>
-        </w:tc>
-      </w:tr>
-      <w:tr>
-        <w:tc>
-          <w:tcPr>
-            <w:tcW w:type="dxa" w:w="4320"/>
-          </w:tcPr>
-          <w:p>
-            <w:r>
-              <w:rPr>
-                <w:rFonts w:ascii="Times New Roman" w:hAnsi="Times New Roman"/>
-                <w:sz w:val="24"/>
-              </w:rPr>
-              <w:t>error</w:t>
-            </w:r>
-          </w:p>
-        </w:tc>
-        <w:tc>
-          <w:tcPr>
-            <w:tcW w:type="dxa" w:w="4320"/>
-          </w:tcPr>
-          <w:p>
-            <w:r>
-              <w:rPr>
-                <w:rFonts w:ascii="Times New Roman" w:hAnsi="Times New Roman"/>
-                <w:sz w:val="24"/>
-              </w:rPr>
-              <w:t>ListErrorView — иконка ошибки, текст, кнопка «Повторить»</w:t>
-            </w:r>
-          </w:p>
-        </w:tc>
-      </w:tr>
-    </w:tbl>
-    <w:p/>
-    <w:p>
-      <w:pPr>
-        <w:pStyle w:val="Heading2"/>
-      </w:pPr>
-      <w:r>
-        <w:rPr>
-          <w:rFonts w:ascii="Times New Roman" w:hAnsi="Times New Roman"/>
-        </w:rPr>
-        <w:t>9.4. Поиск, фильтры, пагинация</w:t>
-      </w:r>
-    </w:p>
-    <w:p>
-      <w:pPr>
-        <w:pStyle w:val="ListBullet"/>
-      </w:pPr>
-      <w:r>
-        <w:rPr>
-          <w:rFonts w:ascii="Times New Roman" w:hAnsi="Times New Roman"/>
-          <w:sz w:val="28"/>
-        </w:rPr>
-        <w:t>DebouncedSearchField — задержка 350 мс после ввода;</w:t>
-      </w:r>
-    </w:p>
-    <w:p>
-      <w:pPr>
-        <w:pStyle w:val="ListBullet"/>
-      </w:pPr>
-      <w:r>
-        <w:rPr>
-          <w:rFonts w:ascii="Times New Roman" w:hAnsi="Times New Roman"/>
-          <w:sz w:val="28"/>
-        </w:rPr>
-        <w:t>Сортировка по клику на заголовок колонки со стрелкой направления;</w:t>
-      </w:r>
-    </w:p>
-    <w:p>
-      <w:pPr>
-        <w:pStyle w:val="ListBullet"/>
-      </w:pPr>
-      <w:r>
-        <w:rPr>
-          <w:rFonts w:ascii="Times New Roman" w:hAnsi="Times New Roman"/>
-          <w:sz w:val="28"/>
-        </w:rPr>
-        <w:t>Пагинация: размер страницы 10 / 25 / 50, кнопки первая / пред / след / последняя, отображение page и total.</w:t>
-      </w:r>
-    </w:p>
-    <w:p>
-      <w:pPr>
-        <w:pStyle w:val="Heading2"/>
-      </w:pPr>
-      <w:r>
-        <w:rPr>
-          <w:rFonts w:ascii="Times New Roman" w:hAnsi="Times New Roman"/>
-        </w:rPr>
-        <w:t>9.5. Экраны</w:t>
-      </w:r>
-    </w:p>
-    <w:p>
-      <w:pPr>
-        <w:pStyle w:val="ListBullet"/>
-      </w:pPr>
-      <w:r>
-        <w:rPr>
-          <w:rFonts w:ascii="Times New Roman" w:hAnsi="Times New Roman"/>
-          <w:sz w:val="28"/>
-        </w:rPr>
-        <w:t>/equipment — список оборудования;</w:t>
-      </w:r>
-    </w:p>
-    <w:p>
-      <w:pPr>
-        <w:pStyle w:val="ListBullet"/>
-      </w:pPr>
-      <w:r>
-        <w:rPr>
-          <w:rFonts w:ascii="Times New Roman" w:hAnsi="Times New Roman"/>
-          <w:sz w:val="28"/>
-        </w:rPr>
-        <w:t>/equipment/:id — карточка со всеми полями;</w:t>
-      </w:r>
-    </w:p>
-    <w:p>
-      <w:pPr>
-        <w:pStyle w:val="ListBullet"/>
-      </w:pPr>
-      <w:r>
-        <w:rPr>
-          <w:rFonts w:ascii="Times New Roman" w:hAnsi="Times New Roman"/>
-          <w:sz w:val="28"/>
-        </w:rPr>
-        <w:t>/clients — список клиентов;</w:t>
-      </w:r>
-    </w:p>
-    <w:p>
-      <w:pPr>
-        <w:pStyle w:val="ListBullet"/>
-      </w:pPr>
-      <w:r>
-        <w:rPr>
-          <w:rFonts w:ascii="Times New Roman" w:hAnsi="Times New Roman"/>
-          <w:sz w:val="28"/>
-        </w:rPr>
-        <w:t>/clients/:id — карточка клиента.</w:t>
-      </w:r>
-    </w:p>
-    <w:p>
-      <w:r>
-        <w:rPr>
-          <w:rFonts w:ascii="Times New Roman" w:hAnsi="Times New Roman"/>
-          <w:b w:val="0"/>
-          <w:sz w:val="28"/>
-        </w:rPr>
-        <w:t>[Место для скриншотов: список оборудования, пустой результат, ошибка, мобильные карточки, карточка детали]</w:t>
-      </w:r>
-    </w:p>
-    <w:p>
-      <w:pPr>
-        <w:pStyle w:val="Heading1"/>
-      </w:pPr>
-      <w:r>
-        <w:rPr>
-          <w:rFonts w:ascii="Times New Roman" w:hAnsi="Times New Roman"/>
-        </w:rPr>
-        <w:t>10. Маршрутизация и параметры в URL</w:t>
-      </w:r>
-    </w:p>
-    <w:p>
-      <w:r>
-        <w:rPr>
-          <w:rFonts w:ascii="Times New Roman" w:hAnsi="Times New Roman"/>
-          <w:b w:val="0"/>
-          <w:sz w:val="28"/>
-        </w:rPr>
-        <w:t>В main.dart настроен GoRouter. Все условия отбора кодируются в query-параметрах, например: /equipment?search=палатка&amp;categoryId=1&amp;sort=dailyRate,desc&amp;page=1&amp;size=10.</w:t>
-      </w:r>
-    </w:p>
-    <w:p>
-      <w:r>
-        <w:rPr>
-          <w:rFonts w:ascii="Times New Roman" w:hAnsi="Times New Roman"/>
-          <w:b w:val="0"/>
-          <w:sz w:val="28"/>
-        </w:rPr>
-        <w:t>При открытии URL в новой вкладке экран в didChangeDependencies парсит параметры (lib/routing/query_params.dart) и вызывает applyQuery. При изменении query в notifier адрес обновляется через context.go в SchedulerBinding.instance.addPostFrameCallback, чтобы избежать циклических пересборок. Кнопка «Назад» браузера восстанавливает предыдущий набор условий.</w:t>
-      </w:r>
-    </w:p>
-    <w:p>
-      <w:pPr>
-        <w:pStyle w:val="Heading1"/>
-      </w:pPr>
-      <w:r>
-        <w:rPr>
-          <w:rFonts w:ascii="Times New Roman" w:hAnsi="Times New Roman"/>
-        </w:rPr>
-        <w:t>11. Разбор ошибки в методе deleteMany</w:t>
-      </w:r>
-    </w:p>
-    <w:p>
-      <w:r>
-        <w:rPr>
-          <w:rFonts w:ascii="Times New Roman" w:hAnsi="Times New Roman"/>
-          <w:b w:val="0"/>
-          <w:sz w:val="28"/>
-        </w:rPr>
-        <w:t>По заданию практики сначала была реализована версия с ошибкой (закомментирована в файле in_memory_equipment_repository.dart с пометкой «ВАРИАНТ С ОШИБКОЙ»), затем исправлена.</w:t>
-      </w:r>
-    </w:p>
-    <w:p>
-      <w:r>
-        <w:rPr>
-          <w:rFonts w:ascii="Times New Roman" w:hAnsi="Times New Roman"/>
-          <w:b/>
-          <w:sz w:val="28"/>
-        </w:rPr>
-        <w:t>Было:</w:t>
-      </w:r>
-    </w:p>
-    <w:p>
-      <w:pPr>
-        <w:spacing w:before="0" w:after="0"/>
-        <w:ind w:left="567"/>
-      </w:pPr>
-      <w:r>
-        <w:rPr>
-          <w:rFonts w:ascii="Consolas" w:hAnsi="Consolas"/>
-          <w:sz w:val="20"/>
-        </w:rPr>
-        <w:t>final index = _items.indexWhere((e) =&gt; e.id == ids[i]);</w:t>
-      </w:r>
-    </w:p>
-    <w:p>
-      <w:pPr>
-        <w:spacing w:before="0" w:after="0"/>
-        <w:ind w:left="567"/>
-      </w:pPr>
-      <w:r>
-        <w:rPr>
-          <w:rFonts w:ascii="Consolas" w:hAnsi="Consolas"/>
-          <w:sz w:val="20"/>
-        </w:rPr>
-        <w:t>if (index &gt; 0) {</w:t>
-      </w:r>
-    </w:p>
-    <w:p>
-      <w:pPr>
-        <w:spacing w:before="0" w:after="0"/>
-        <w:ind w:left="567"/>
-      </w:pPr>
-      <w:r>
-        <w:rPr>
-          <w:rFonts w:ascii="Consolas" w:hAnsi="Consolas"/>
-          <w:sz w:val="20"/>
-        </w:rPr>
-        <w:t xml:space="preserve">  _items.removeAt(index);</w:t>
-      </w:r>
-    </w:p>
-    <w:p>
-      <w:pPr>
-        <w:spacing w:before="0" w:after="0"/>
-        <w:ind w:left="567"/>
-      </w:pPr>
-      <w:r>
-        <w:rPr>
-          <w:rFonts w:ascii="Consolas" w:hAnsi="Consolas"/>
-          <w:sz w:val="20"/>
-        </w:rPr>
-        <w:t xml:space="preserve">  removed++;</w:t>
-      </w:r>
-    </w:p>
-    <w:p>
-      <w:pPr>
-        <w:spacing w:before="0" w:after="0"/>
-        <w:ind w:left="567"/>
-      </w:pPr>
-      <w:r>
-        <w:rPr>
-          <w:rFonts w:ascii="Consolas" w:hAnsi="Consolas"/>
-          <w:sz w:val="20"/>
-        </w:rPr>
-        <w:t>}</w:t>
-      </w:r>
-    </w:p>
-    <w:p>
-      <w:r>
-        <w:rPr>
-          <w:rFonts w:ascii="Times New Roman" w:hAnsi="Times New Roman"/>
-          <w:b/>
-          <w:sz w:val="28"/>
-        </w:rPr>
-        <w:t>Стало:</w:t>
-      </w:r>
-    </w:p>
-    <w:p>
-      <w:pPr>
-        <w:spacing w:before="0" w:after="0"/>
-        <w:ind w:left="567"/>
-      </w:pPr>
-      <w:r>
-        <w:rPr>
-          <w:rFonts w:ascii="Consolas" w:hAnsi="Consolas"/>
-          <w:sz w:val="20"/>
-        </w:rPr>
-        <w:t>final index = _items.indexWhere((e) =&gt; e.id == id);</w:t>
-      </w:r>
-    </w:p>
-    <w:p>
-      <w:pPr>
-        <w:spacing w:before="0" w:after="0"/>
-        <w:ind w:left="567"/>
-      </w:pPr>
-      <w:r>
-        <w:rPr>
-          <w:rFonts w:ascii="Consolas" w:hAnsi="Consolas"/>
-          <w:sz w:val="20"/>
-        </w:rPr>
-        <w:t>if (index &gt;= 0) {</w:t>
-      </w:r>
-    </w:p>
-    <w:p>
-      <w:pPr>
-        <w:spacing w:before="0" w:after="0"/>
-        <w:ind w:left="567"/>
-      </w:pPr>
-      <w:r>
-        <w:rPr>
-          <w:rFonts w:ascii="Consolas" w:hAnsi="Consolas"/>
-          <w:sz w:val="20"/>
-        </w:rPr>
-        <w:t xml:space="preserve">  _items.removeAt(index);</w:t>
-      </w:r>
-    </w:p>
-    <w:p>
-      <w:pPr>
-        <w:spacing w:before="0" w:after="0"/>
-        <w:ind w:left="567"/>
-      </w:pPr>
-      <w:r>
-        <w:rPr>
-          <w:rFonts w:ascii="Consolas" w:hAnsi="Consolas"/>
-          <w:sz w:val="20"/>
-        </w:rPr>
-        <w:t xml:space="preserve">  removed++;</w:t>
-      </w:r>
-    </w:p>
-    <w:p>
-      <w:pPr>
-        <w:spacing w:before="0" w:after="0"/>
-        <w:ind w:left="567"/>
-      </w:pPr>
-      <w:r>
-        <w:rPr>
-          <w:rFonts w:ascii="Consolas" w:hAnsi="Consolas"/>
-          <w:sz w:val="20"/>
-        </w:rPr>
-        <w:t>}</w:t>
-      </w:r>
-    </w:p>
-    <w:p>
-      <w:r>
-        <w:rPr>
-          <w:rFonts w:ascii="Times New Roman" w:hAnsi="Times New Roman"/>
-          <w:b w:val="0"/>
-          <w:sz w:val="28"/>
-        </w:rPr>
-        <w:t>Ошибка: условие index &gt; 0 отбрасывает элемент с индексом 0. Если удаляемая запись находилась в начале внутреннего списка _items, она не удалялась, хотя её id был передан в deleteMany. Проявление: при массовом удалении, включая «первую» запись в списке, счётчик удалённых был занижен. Исправление: проверять index &gt;= 0, как принято после indexWhere, когда -1 означает «не найдено».</w:t>
-      </w:r>
-    </w:p>
-    <w:p>
-      <w:pPr>
-        <w:pStyle w:val="Heading1"/>
-      </w:pPr>
-      <w:r>
-        <w:rPr>
-          <w:rFonts w:ascii="Times New Roman" w:hAnsi="Times New Roman"/>
-        </w:rPr>
-        <w:t>12. Тестирование и проверка требований</w:t>
-      </w:r>
-    </w:p>
-    <w:p>
-      <w:r>
-        <w:rPr>
-          <w:rFonts w:ascii="Times New Roman" w:hAnsi="Times New Roman"/>
-          <w:b/>
-          <w:sz w:val="28"/>
-        </w:rPr>
-        <w:t>Выполненные проверки:</w:t>
-      </w:r>
-    </w:p>
-    <w:p>
-      <w:pPr>
-        <w:pStyle w:val="ListBullet"/>
-      </w:pPr>
-      <w:r>
-        <w:rPr>
-          <w:rFonts w:ascii="Times New Roman" w:hAnsi="Times New Roman"/>
-          <w:sz w:val="28"/>
-        </w:rPr>
-        <w:t>flutter analyze — замечаний нет;</w:t>
-      </w:r>
-    </w:p>
-    <w:p>
-      <w:pPr>
-        <w:pStyle w:val="ListBullet"/>
-      </w:pPr>
-      <w:r>
-        <w:rPr>
-          <w:rFonts w:ascii="Times New Roman" w:hAnsi="Times New Roman"/>
-          <w:sz w:val="28"/>
-        </w:rPr>
-        <w:t>flutter build web — сборка успешна;</w:t>
-      </w:r>
-    </w:p>
-    <w:p>
-      <w:pPr>
-        <w:pStyle w:val="ListBullet"/>
-      </w:pPr>
-      <w:r>
-        <w:rPr>
-          <w:rFonts w:ascii="Times New Roman" w:hAnsi="Times New Roman"/>
-          <w:sz w:val="28"/>
-        </w:rPr>
-        <w:t>Ручная проверка: смена фильтра сбрасывает страницу на 1;</w:t>
-      </w:r>
-    </w:p>
-    <w:p>
-      <w:pPr>
-        <w:pStyle w:val="ListBullet"/>
-      </w:pPr>
-      <w:r>
-        <w:rPr>
-          <w:rFonts w:ascii="Times New Roman" w:hAnsi="Times New Roman"/>
-          <w:sz w:val="28"/>
-        </w:rPr>
-        <w:t>Ручная проверка: копирование URL с параметрами восстанавливает состояние списка;</w:t>
-      </w:r>
-    </w:p>
-    <w:p>
-      <w:pPr>
-        <w:pStyle w:val="ListBullet"/>
-      </w:pPr>
-      <w:r>
-        <w:rPr>
-          <w:rFonts w:ascii="Times New Roman" w:hAnsi="Times New Roman"/>
-          <w:sz w:val="28"/>
-        </w:rPr>
-        <w:t>Ручная проверка: soft delete скрывает запись; includeDeleted показывает; restore снимает deletedAt;</w:t>
-      </w:r>
-    </w:p>
-    <w:p>
-      <w:pPr>
-        <w:pStyle w:val="ListBullet"/>
-      </w:pPr>
-      <w:r>
-        <w:rPr>
-          <w:rFonts w:ascii="Times New Roman" w:hAnsi="Times New Roman"/>
-          <w:sz w:val="28"/>
-        </w:rPr>
-        <w:t>Ручная проверка: hard delete только после подтверждения в AlertDialog.</w:t>
-      </w:r>
-    </w:p>
-    <w:tbl>
-      <w:tblPr>
-        <w:tblStyle w:val="TableGrid"/>
-        <w:tblW w:type="auto" w:w="0"/>
-        <w:tblLook w:firstColumn="1" w:firstRow="1" w:lastColumn="0" w:lastRow="0" w:noHBand="0" w:noVBand="1" w:val="04A0"/>
-      </w:tblPr>
-      <w:tblGrid>
-        <w:gridCol w:w="4320"/>
-        <w:gridCol w:w="4320"/>
-      </w:tblGrid>
-      <w:tr>
-        <w:tc>
-          <w:tcPr>
-            <w:tcW w:type="dxa" w:w="4320"/>
-          </w:tcPr>
-          <w:p>
-            <w:r>
-              <w:rPr>
-                <w:rFonts w:ascii="Times New Roman" w:hAnsi="Times New Roman"/>
-                <w:b/>
-                <w:sz w:val="24"/>
-              </w:rPr>
-              <w:t>Типичная ошибка (методичка)</w:t>
-            </w:r>
-          </w:p>
-        </w:tc>
-        <w:tc>
-          <w:tcPr>
-            <w:tcW w:type="dxa" w:w="4320"/>
-          </w:tcPr>
-          <w:p>
-            <w:r>
-              <w:rPr>
-                <w:rFonts w:ascii="Times New Roman" w:hAnsi="Times New Roman"/>
-                <w:b/>
-                <w:sz w:val="24"/>
-              </w:rPr>
-              <w:t>Как избежано в проекте</w:t>
-            </w:r>
-          </w:p>
-        </w:tc>
-      </w:tr>
-      <w:tr>
-        <w:tc>
-          <w:tcPr>
-            <w:tcW w:type="dxa" w:w="4320"/>
-          </w:tcPr>
-          <w:p>
-            <w:r>
-              <w:rPr>
-                <w:rFonts w:ascii="Times New Roman" w:hAnsi="Times New Roman"/>
-                <w:sz w:val="24"/>
-              </w:rPr>
-              <w:t>Не вызван notifyListeners</w:t>
-            </w:r>
-          </w:p>
-        </w:tc>
-        <w:tc>
-          <w:tcPr>
-            <w:tcW w:type="dxa" w:w="4320"/>
-          </w:tcPr>
-          <w:p>
-            <w:r>
-              <w:rPr>
-                <w:rFonts w:ascii="Times New Roman" w:hAnsi="Times New Roman"/>
-                <w:sz w:val="24"/>
-              </w:rPr>
-              <w:t>В load() — в начале и в конце</w:t>
-            </w:r>
-          </w:p>
-        </w:tc>
-      </w:tr>
-      <w:tr>
-        <w:tc>
-          <w:tcPr>
-            <w:tcW w:type="dxa" w:w="4320"/>
-          </w:tcPr>
-          <w:p>
-            <w:r>
-              <w:rPr>
-                <w:rFonts w:ascii="Times New Roman" w:hAnsi="Times New Roman"/>
-                <w:sz w:val="24"/>
-              </w:rPr>
-              <w:t>Страница не сбрасывается при фильтре</w:t>
-            </w:r>
-          </w:p>
-        </w:tc>
-        <w:tc>
-          <w:tcPr>
-            <w:tcW w:type="dxa" w:w="4320"/>
-          </w:tcPr>
-          <w:p>
-            <w:r>
-              <w:rPr>
-                <w:rFonts w:ascii="Times New Roman" w:hAnsi="Times New Roman"/>
-                <w:sz w:val="24"/>
-              </w:rPr>
-              <w:t>copyWith в Query-объектах</w:t>
-            </w:r>
-          </w:p>
-        </w:tc>
-      </w:tr>
-      <w:tr>
-        <w:tc>
-          <w:tcPr>
-            <w:tcW w:type="dxa" w:w="4320"/>
-          </w:tcPr>
-          <w:p>
-            <w:r>
-              <w:rPr>
-                <w:rFonts w:ascii="Times New Roman" w:hAnsi="Times New Roman"/>
-                <w:sz w:val="24"/>
-              </w:rPr>
-              <w:t>Пустой результат как загрузка</w:t>
-            </w:r>
-          </w:p>
-        </w:tc>
-        <w:tc>
-          <w:tcPr>
-            <w:tcW w:type="dxa" w:w="4320"/>
-          </w:tcPr>
-          <w:p>
-            <w:r>
-              <w:rPr>
-                <w:rFonts w:ascii="Times New Roman" w:hAnsi="Times New Roman"/>
-                <w:sz w:val="24"/>
-              </w:rPr>
-              <w:t>Отдельный ListEmptyView</w:t>
-            </w:r>
-          </w:p>
-        </w:tc>
-      </w:tr>
-      <w:tr>
-        <w:tc>
-          <w:tcPr>
-            <w:tcW w:type="dxa" w:w="4320"/>
-          </w:tcPr>
-          <w:p>
-            <w:r>
-              <w:rPr>
-                <w:rFonts w:ascii="Times New Roman" w:hAnsi="Times New Roman"/>
-                <w:sz w:val="24"/>
-              </w:rPr>
-              <w:t>Таблица уезжает за край</w:t>
-            </w:r>
-          </w:p>
-        </w:tc>
-        <w:tc>
-          <w:tcPr>
-            <w:tcW w:type="dxa" w:w="4320"/>
-          </w:tcPr>
-          <w:p>
-            <w:r>
-              <w:rPr>
-                <w:rFonts w:ascii="Times New Roman" w:hAnsi="Times New Roman"/>
-                <w:sz w:val="24"/>
-              </w:rPr>
-              <w:t>Двойной ScrollView в EntityTable</w:t>
-            </w:r>
-          </w:p>
-        </w:tc>
-      </w:tr>
-      <w:tr>
-        <w:tc>
-          <w:tcPr>
-            <w:tcW w:type="dxa" w:w="4320"/>
-          </w:tcPr>
-          <w:p>
-            <w:r>
-              <w:rPr>
-                <w:rFonts w:ascii="Times New Roman" w:hAnsi="Times New Roman"/>
-                <w:sz w:val="24"/>
-              </w:rPr>
-              <w:t>Выделение не сбрасывается</w:t>
-            </w:r>
-          </w:p>
-        </w:tc>
-        <w:tc>
-          <w:tcPr>
-            <w:tcW w:type="dxa" w:w="4320"/>
-          </w:tcPr>
-          <w:p>
-            <w:r>
-              <w:rPr>
-                <w:rFonts w:ascii="Times New Roman" w:hAnsi="Times New Roman"/>
-                <w:sz w:val="24"/>
-              </w:rPr>
-              <w:t>selected.clear() в applyQuery</w:t>
-            </w:r>
-          </w:p>
-        </w:tc>
-      </w:tr>
-      <w:tr>
-        <w:tc>
-          <w:tcPr>
-            <w:tcW w:type="dxa" w:w="4320"/>
-          </w:tcPr>
-          <w:p>
-            <w:r>
-              <w:rPr>
-                <w:rFonts w:ascii="Times New Roman" w:hAnsi="Times New Roman"/>
-                <w:sz w:val="24"/>
-              </w:rPr>
-              <w:t>Поиск без debounce</w:t>
-            </w:r>
-          </w:p>
-        </w:tc>
-        <w:tc>
-          <w:tcPr>
-            <w:tcW w:type="dxa" w:w="4320"/>
-          </w:tcPr>
-          <w:p>
-            <w:r>
-              <w:rPr>
-                <w:rFonts w:ascii="Times New Roman" w:hAnsi="Times New Roman"/>
-                <w:sz w:val="24"/>
-              </w:rPr>
-              <w:t>DebouncedSearchField 350 мс</w:t>
-            </w:r>
-          </w:p>
-        </w:tc>
-      </w:tr>
-      <w:tr>
-        <w:tc>
-          <w:tcPr>
-            <w:tcW w:type="dxa" w:w="4320"/>
-          </w:tcPr>
-          <w:p>
-            <w:r>
-              <w:rPr>
-                <w:rFonts w:ascii="Times New Roman" w:hAnsi="Times New Roman"/>
-                <w:sz w:val="24"/>
-              </w:rPr>
-              <w:t>Provider не найден</w:t>
-            </w:r>
-          </w:p>
-        </w:tc>
-        <w:tc>
-          <w:tcPr>
-            <w:tcW w:type="dxa" w:w="4320"/>
-          </w:tcPr>
-          <w:p>
-            <w:r>
-              <w:rPr>
-                <w:rFonts w:ascii="Times New Roman" w:hAnsi="Times New Roman"/>
-                <w:sz w:val="24"/>
-              </w:rPr>
-              <w:t>MultiProvider в main.dart</w:t>
-            </w:r>
-          </w:p>
-        </w:tc>
-      </w:tr>
-    </w:tbl>
-    <w:p/>
-    <w:p>
-      <w:r>
-        <w:rPr>
-          <w:rFonts w:ascii="Times New Roman" w:hAnsi="Times New Roman"/>
-          <w:b/>
-          <w:sz w:val="28"/>
-        </w:rPr>
-        <w:t>Команды запуска:</w:t>
-      </w:r>
-    </w:p>
-    <w:p>
-      <w:pPr>
-        <w:spacing w:before="0" w:after="0"/>
-        <w:ind w:left="567"/>
-      </w:pPr>
-      <w:r>
-        <w:rPr>
-          <w:rFonts w:ascii="Consolas" w:hAnsi="Consolas"/>
-          <w:sz w:val="20"/>
-        </w:rPr>
-        <w:t>cd procatMotoTurizm</w:t>
-      </w:r>
-    </w:p>
-    <w:p>
-      <w:pPr>
-        <w:spacing w:before="0" w:after="0"/>
-        <w:ind w:left="567"/>
-      </w:pPr>
-      <w:r>
-        <w:rPr>
-          <w:rFonts w:ascii="Consolas" w:hAnsi="Consolas"/>
-          <w:sz w:val="20"/>
-        </w:rPr>
-        <w:t>flutter pub get</w:t>
-      </w:r>
-    </w:p>
-    <w:p>
-      <w:pPr>
-        <w:spacing w:before="0" w:after="0"/>
-        <w:ind w:left="567"/>
-      </w:pPr>
-      <w:r>
-        <w:rPr>
-          <w:rFonts w:ascii="Consolas" w:hAnsi="Consolas"/>
-          <w:sz w:val="20"/>
-        </w:rPr>
-        <w:t>flutter run -d chrome</w:t>
-      </w:r>
-    </w:p>
-    <w:p>
-      <w:pPr>
-        <w:pStyle w:val="Heading1"/>
-      </w:pPr>
-      <w:r>
-        <w:rPr>
-          <w:rFonts w:ascii="Times New Roman" w:hAnsi="Times New Roman"/>
-        </w:rPr>
-        <w:t>13. Примеры адресов с параметрами отбора</w:t>
-      </w:r>
-    </w:p>
-    <w:p>
-      <w:r>
-        <w:rPr>
-          <w:rFonts w:ascii="Times New Roman" w:hAnsi="Times New Roman"/>
-          <w:b w:val="0"/>
-          <w:sz w:val="28"/>
-        </w:rPr>
-        <w:t>Базовый хост при локальном запуске: http://localhost:&lt;порт&gt;.</w:t>
-      </w:r>
-    </w:p>
-    <w:p>
-      <w:r>
-        <w:rPr>
-          <w:rFonts w:ascii="Times New Roman" w:hAnsi="Times New Roman"/>
-          <w:b/>
-          <w:sz w:val="28"/>
-        </w:rPr>
-        <w:t>Оборудование:</w:t>
-      </w:r>
-    </w:p>
-    <w:p>
-      <w:pPr>
-        <w:pStyle w:val="ListBullet"/>
-      </w:pPr>
-      <w:r>
-        <w:rPr>
-          <w:rFonts w:ascii="Times New Roman" w:hAnsi="Times New Roman"/>
-          <w:sz w:val="28"/>
-        </w:rPr>
-        <w:t>/equipment?search=палатка&amp;categoryId=1&amp;sort=dailyRate,desc&amp;page=1&amp;size=10</w:t>
-      </w:r>
-    </w:p>
-    <w:p>
-      <w:pPr>
-        <w:pStyle w:val="ListBullet"/>
-      </w:pPr>
-      <w:r>
-        <w:rPr>
-          <w:rFonts w:ascii="Times New Roman" w:hAnsi="Times New Roman"/>
-          <w:sz w:val="28"/>
-        </w:rPr>
-        <w:t>/equipment?categoryId=4&amp;brandId=2&amp;dailyRateFrom=3000&amp;dailyRateTo=5000&amp;sort=name,asc&amp;page=1&amp;size=25</w:t>
-      </w:r>
-    </w:p>
-    <w:p>
-      <w:pPr>
-        <w:pStyle w:val="ListBullet"/>
-      </w:pPr>
-      <w:r>
-        <w:rPr>
-          <w:rFonts w:ascii="Times New Roman" w:hAnsi="Times New Roman"/>
-          <w:sz w:val="28"/>
-        </w:rPr>
-        <w:t>/equipment?categoryId=3&amp;yearFrom=2020&amp;sort=purchaseYear,desc&amp;page=1&amp;size=10</w:t>
-      </w:r>
-    </w:p>
-    <w:p>
-      <w:pPr>
-        <w:pStyle w:val="ListBullet"/>
-      </w:pPr>
-      <w:r>
-        <w:rPr>
-          <w:rFonts w:ascii="Times New Roman" w:hAnsi="Times New Roman"/>
-          <w:sz w:val="28"/>
-        </w:rPr>
-        <w:t>/equipment?includeDeleted=true&amp;sort=name,asc&amp;page=1&amp;size=10</w:t>
-      </w:r>
-    </w:p>
-    <w:p>
-      <w:r>
-        <w:rPr>
-          <w:rFonts w:ascii="Times New Roman" w:hAnsi="Times New Roman"/>
-          <w:b/>
-          <w:sz w:val="28"/>
-        </w:rPr>
-        <w:t>Клиенты:</w:t>
-      </w:r>
-    </w:p>
-    <w:p>
-      <w:pPr>
-        <w:pStyle w:val="ListBullet"/>
-      </w:pPr>
-      <w:r>
-        <w:rPr>
-          <w:rFonts w:ascii="Times New Roman" w:hAnsi="Times New Roman"/>
-          <w:sz w:val="28"/>
-        </w:rPr>
-        <w:t>/clients?search=Иванов&amp;city=Екатеринбург&amp;sort=fullName,asc&amp;page=1&amp;size=10</w:t>
-      </w:r>
-    </w:p>
-    <w:p>
-      <w:pPr>
-        <w:pStyle w:val="ListBullet"/>
-      </w:pPr>
-      <w:r>
-        <w:rPr>
-          <w:rFonts w:ascii="Times New Roman" w:hAnsi="Times New Roman"/>
-          <w:sz w:val="28"/>
-        </w:rPr>
-        <w:t>/clients?sort=registeredAt,desc&amp;page=1&amp;size=25</w:t>
-      </w:r>
-    </w:p>
-    <w:p>
-      <w:pPr>
-        <w:pStyle w:val="ListBullet"/>
-      </w:pPr>
-      <w:r>
-        <w:rPr>
-          <w:rFonts w:ascii="Times New Roman" w:hAnsi="Times New Roman"/>
-          <w:sz w:val="28"/>
-        </w:rPr>
-        <w:t>/clients?includeDeleted=true&amp;sort=fullName,asc&amp;page=1&amp;size=10</w:t>
-      </w:r>
-    </w:p>
-    <w:p>
-      <w:pPr>
-        <w:pStyle w:val="Heading1"/>
-      </w:pPr>
-      <w:r>
-        <w:rPr>
-          <w:rFonts w:ascii="Times New Roman" w:hAnsi="Times New Roman"/>
-        </w:rPr>
-        <w:t>14. Заключение</w:t>
-      </w:r>
-    </w:p>
-    <w:p>
-      <w:r>
-        <w:rPr>
-          <w:rFonts w:ascii="Times New Roman" w:hAnsi="Times New Roman"/>
-          <w:b w:val="0"/>
-          <w:sz w:val="28"/>
-        </w:rPr>
-        <w:t>В ходе практической работы № 2 разработано Flutter Web-приложение каталога проката с двумя сущностями, in-memory репозиториями и полным циклом работы со списками: поиск, фильтрация, сортировка, пагинация, логическое и физическое удаление, синхронизация состояния с URL. Соблюдена слоистая архитектура и управление состоянием через provider. Обобщённый виджет таблицы упрощает расширение проекта новыми сущностями. Исправлена учебная ошибка в deleteMany. Проект готов к этапу подключения реального backend API без переработки экранов — достаточно заменить реализации репозиториев.</w:t>
-      </w:r>
-    </w:p>
-    <w:p>
-      <w:pPr>
-        <w:pStyle w:val="Heading1"/>
-      </w:pPr>
-      <w:r>
-        <w:rPr>
-          <w:rFonts w:ascii="Times New Roman" w:hAnsi="Times New Roman"/>
-        </w:rPr>
-        <w:t>Список основных файлов проекта</w:t>
-      </w:r>
-    </w:p>
-    <w:p>
-      <w:pPr>
-        <w:pStyle w:val="ListBullet"/>
-      </w:pPr>
-      <w:r>
-        <w:rPr>
-          <w:rFonts w:ascii="Times New Roman" w:hAnsi="Times New Roman"/>
-          <w:sz w:val="28"/>
-        </w:rPr>
-        <w:t>lib/main.dart</w:t>
-      </w:r>
-    </w:p>
-    <w:p>
-      <w:pPr>
-        <w:pStyle w:val="ListBullet"/>
-      </w:pPr>
-      <w:r>
-        <w:rPr>
-          <w:rFonts w:ascii="Times New Roman" w:hAnsi="Times New Roman"/>
-          <w:sz w:val="28"/>
-        </w:rPr>
-        <w:t>lib/models/* (equipment, client, queries, page_result, catalog_data, load_status)</w:t>
-      </w:r>
-    </w:p>
-    <w:p>
-      <w:pPr>
-        <w:pStyle w:val="ListBullet"/>
-      </w:pPr>
-      <w:r>
-        <w:rPr>
-          <w:rFonts w:ascii="Times New Roman" w:hAnsi="Times New Roman"/>
-          <w:sz w:val="28"/>
-        </w:rPr>
-        <w:t>lib/repositories/* (интерфейсы и in_memory_*)</w:t>
-      </w:r>
-    </w:p>
-    <w:p>
-      <w:pPr>
-        <w:pStyle w:val="ListBullet"/>
-      </w:pPr>
-      <w:r>
-        <w:rPr>
-          <w:rFonts w:ascii="Times New Roman" w:hAnsi="Times New Roman"/>
-          <w:sz w:val="28"/>
-        </w:rPr>
-        <w:t>lib/state/equipment_list_notifier.dart, client_list_notifier.dart</w:t>
-      </w:r>
-    </w:p>
-    <w:p>
-      <w:pPr>
-        <w:pStyle w:val="ListBullet"/>
-      </w:pPr>
-      <w:r>
-        <w:rPr>
-          <w:rFonts w:ascii="Times New Roman" w:hAnsi="Times New Roman"/>
-          <w:sz w:val="28"/>
-        </w:rPr>
-        <w:t>lib/routing/query_params.dart</w:t>
-      </w:r>
-    </w:p>
-    <w:p>
-      <w:pPr>
-        <w:pStyle w:val="ListBullet"/>
-      </w:pPr>
-      <w:r>
-        <w:rPr>
-          <w:rFonts w:ascii="Times New Roman" w:hAnsi="Times New Roman"/>
-          <w:sz w:val="28"/>
-        </w:rPr>
-        <w:t>lib/screens/* (4 экрана)</w:t>
-      </w:r>
-    </w:p>
-    <w:p>
-      <w:pPr>
-        <w:pStyle w:val="ListBullet"/>
-      </w:pPr>
-      <w:r>
-        <w:rPr>
-          <w:rFonts w:ascii="Times New Roman" w:hAnsi="Times New Roman"/>
-          <w:sz w:val="28"/>
-        </w:rPr>
-        <w:t>lib/widgets/* (entity_table, pagination, search, состояния, диалоги)</w:t>
-      </w:r>
-    </w:p>
-    <w:p>
-      <w:pPr>
-        <w:pStyle w:val="ListBullet"/>
-      </w:pPr>
-      <w:r>
-        <w:rPr>
-          <w:rFonts w:ascii="Times New Roman" w:hAnsi="Times New Roman"/>
-          <w:sz w:val="28"/>
-        </w:rPr>
-        <w:t>REPORT_NOTES.md — краткий черновик для отчёта</w:t>
-      </w:r>
-    </w:p>
-    <w:sectPr>
-      <w:pgSz w:w="12240" w:h="15840"/>
-      <w:pgMar w:top="1440" w:right="1800" w:bottom="1440" w:left="1800" w:header="720" w:footer="720" w:gutter="0"/>
-      <w:cols w:space="720"/>
-      <w:docGrid w:linePitch="360"/>
-    </w:sectPr>
   </w:body>
 </w:document>
 </file>
@@ -2893,13 +3557,6 @@
     <w:name w:val="Normal"/>
     <w:qFormat/>
     <w:rsid w:val="00FC693F"/>
-    <w:pPr>
-      <w:spacing w:line="360" w:lineRule="auto" w:after="0"/>
-    </w:pPr>
-    <w:rPr>
-      <w:rFonts w:ascii="Times New Roman" w:hAnsi="Times New Roman" w:cs="Times New Roman"/>
-      <w:sz w:val="28"/>
-    </w:rPr>
   </w:style>
   <w:style w:type="paragraph" w:styleId="Header">
     <w:name w:val="header"/>
